--- a/DS CORPORATION/TÀI LIỆU THAM KHẢO/MARKETING ROADMAP/BAI TAP/Dot0_Thi_truong_San_pham_Luat_choi_Dosies_Care.docx
+++ b/DS CORPORATION/TÀI LIỆU THAM KHẢO/MARKETING ROADMAP/BAI TAP/Dot0_Thi_truong_San_pham_Luat_choi_Dosies_Care.docx
@@ -86,7 +86,7 @@
         <w:rPr>
           <w:rFonts w:ascii="Arial" w:cs="Arial" w:eastAsia="Arial" w:hAnsi="Arial"/>
         </w:rPr>
-        <w:t xml:space="preserve"> 07/10/2026 · Tài liệu nội bộ DS Corporation</w:t>
+        <w:t xml:space="preserve"> 07/10/2026 · Theo bảng thành phần SKU1 bản OEM 24/09/2026</w:t>
       </w:r>
     </w:p>
     <w:tbl>
@@ -796,7 +796,7 @@
                 <w:sz w:val="20"/>
                 <w:szCs w:val="20"/>
               </w:rPr>
-              <w:t xml:space="preserve">Product Truth Sheet được dựng theo khung công thức trong hồ sơ OEM của DS. Bảng thành phần </w:t>
+              <w:t xml:space="preserve">Product Truth Sheet dựng theo </w:t>
             </w:r>
             <w:r>
               <w:rPr>
@@ -806,7 +806,7 @@
                 <w:sz w:val="20"/>
                 <w:szCs w:val="20"/>
               </w:rPr>
-              <w:t xml:space="preserve">in trên hộp thành phẩm</w:t>
+              <w:t xml:space="preserve">bảng thành phần SKU1 bản OEM 24/09/2026</w:t>
             </w:r>
             <w:r>
               <w:rPr>
@@ -814,7 +814,25 @@
                 <w:sz w:val="20"/>
                 <w:szCs w:val="20"/>
               </w:rPr>
-              <w:t xml:space="preserve"> mới là chuẩn cuối cùng: nhóm nào không có trên hộp thì gạch bỏ, nhóm nào có thêm thì bổ sung.</w:t>
+              <w:t xml:space="preserve">. Nếu hộp đã in khác bảng này, bảng </w:t>
+            </w:r>
+            <w:r>
+              <w:rPr>
+                <w:rFonts w:ascii="Arial" w:cs="Arial" w:eastAsia="Arial" w:hAnsi="Arial"/>
+                <w:b/>
+                <w:bCs/>
+                <w:sz w:val="20"/>
+                <w:szCs w:val="20"/>
+              </w:rPr>
+              <w:t xml:space="preserve">in trên hộp và hồ sơ công bố</w:t>
+            </w:r>
+            <w:r>
+              <w:rPr>
+                <w:rFonts w:ascii="Arial" w:cs="Arial" w:eastAsia="Arial" w:hAnsi="Arial"/>
+                <w:sz w:val="20"/>
+                <w:szCs w:val="20"/>
+              </w:rPr>
+              <w:t xml:space="preserve"> là chuẩn pháp lý: nhóm nào không có trên hộp thì gạch bỏ, nhóm nào có thêm thì bổ sung.</w:t>
             </w:r>
           </w:p>
         </w:tc>
@@ -1014,6 +1032,53 @@
           <w:b/>
           <w:bCs/>
         </w:rPr>
+        <w:t xml:space="preserve">Vì sao khách tin được:</w:t>
+      </w:r>
+      <w:r>
+        <w:rPr>
+          <w:rFonts w:ascii="Arial" w:cs="Arial" w:eastAsia="Arial" w:hAnsi="Arial"/>
+        </w:rPr>
+        <w:t xml:space="preserve"> chúng tôi công khai đủ 22 thành phần và nói rõ từng thứ làm gì. Đứng đầu là nền ester và alkane mỏng nhẹ để sản phẩm lan nhanh mà không nặng tóc; tiếp theo là 9 loại chất béo thực vật (jojoba, argan, chùm ngây, cám gạo, sachi, amla…), Bakuchiol, Bisabolol, vitamin E và 7 loại tinh chất thơm (bưởi da xanh, bạc hà, hương thảo, oải hương, gừng, nghệ, tràm trà). Khách cảm nhận được ngay hai điều: </w:t>
+      </w:r>
+      <w:r>
+        <w:rPr>
+          <w:rFonts w:ascii="Arial" w:cs="Arial" w:eastAsia="Arial" w:hAnsi="Arial"/>
+          <w:b/>
+          <w:bCs/>
+        </w:rPr>
+        <w:t xml:space="preserve">mát lạnh khi massage</w:t>
+      </w:r>
+      <w:r>
+        <w:rPr>
+          <w:rFonts w:ascii="Arial" w:cs="Arial" w:eastAsia="Arial" w:hAnsi="Arial"/>
+        </w:rPr>
+        <w:t xml:space="preserve"> và </w:t>
+      </w:r>
+      <w:r>
+        <w:rPr>
+          <w:rFonts w:ascii="Arial" w:cs="Arial" w:eastAsia="Arial" w:hAnsi="Arial"/>
+          <w:b/>
+          <w:bCs/>
+        </w:rPr>
+        <w:t xml:space="preserve">hương bưởi quen thuộc</w:t>
+      </w:r>
+      <w:r>
+        <w:rPr>
+          <w:rFonts w:ascii="Arial" w:cs="Arial" w:eastAsia="Arial" w:hAnsi="Arial"/>
+        </w:rPr>
+        <w:t xml:space="preserve">. Không có thành phần thần kỳ nào, và chúng tôi không giả vờ là có.</w:t>
+      </w:r>
+    </w:p>
+    <w:p>
+      <w:pPr>
+        <w:spacing w:after="120" w:line="300"/>
+      </w:pPr>
+      <w:r>
+        <w:rPr>
+          <w:rFonts w:ascii="Arial" w:cs="Arial" w:eastAsia="Arial" w:hAnsi="Arial"/>
+          <w:b/>
+          <w:bCs/>
+        </w:rPr>
         <w:t xml:space="preserve">Những gì chúng tôi không bán:</w:t>
       </w:r>
       <w:r>
@@ -3117,7 +3182,7 @@
         <w:rPr>
           <w:rFonts w:ascii="Arial" w:cs="Arial" w:eastAsia="Arial" w:hAnsi="Arial"/>
         </w:rPr>
-        <w:t xml:space="preserve">Dựng theo khung công thức SKU1 trong hồ sơ OEM của DS (Form OEM SKU1 và các bản đề xuất cải tiến). </w:t>
+        <w:t xml:space="preserve">Dựng từ </w:t>
       </w:r>
       <w:r>
         <w:rPr>
@@ -3125,13 +3190,13 @@
           <w:b/>
           <w:bCs/>
         </w:rPr>
-        <w:t xml:space="preserve">Đối chiếu với INCI in trên hộp</w:t>
+        <w:t xml:space="preserve">bảng thành phần SKU1 bản OEM ngày 24/09/2026</w:t>
       </w:r>
       <w:r>
         <w:rPr>
           <w:rFonts w:ascii="Arial" w:cs="Arial" w:eastAsia="Arial" w:hAnsi="Arial"/>
         </w:rPr>
-        <w:t xml:space="preserve">: giữ nhóm có mặt, gạch nhóm không có, điền đúng tên INCI. Cột "Được phép nói" là câu chữ an toàn để dùng trên mọi kênh.</w:t>
+        <w:t xml:space="preserve"> (22 thành phần). Cột "Được nói" là câu chữ an toàn dùng trên mọi kênh; cột "Không được nói" là những câu ngành đang dùng nhiều nhưng biến mỹ phẩm thành thuốc.</w:t>
       </w:r>
     </w:p>
     <w:p>
@@ -3142,1150 +3207,8 @@
         <w:rPr>
           <w:rFonts w:ascii="Arial" w:cs="Arial" w:eastAsia="Arial" w:hAnsi="Arial"/>
         </w:rPr>
-        <w:t xml:space="preserve">3.1 SKU1 · Tinh chất ủ da đầu dùng trước gội</w:t>
+        <w:t xml:space="preserve">3.1 SKU1 · Tinh chất ủ da đầu dùng trước gội: 8 sự thật cốt lõi</w:t>
       </w:r>
-    </w:p>
-    <w:tbl>
-      <w:tblPr>
-        <w:tblW w:type="dxa" w:w="9638"/>
-        <w:tblBorders>
-          <w:top w:val="single" w:color="auto" w:sz="4"/>
-          <w:left w:val="single" w:color="auto" w:sz="4"/>
-          <w:bottom w:val="single" w:color="auto" w:sz="4"/>
-          <w:right w:val="single" w:color="auto" w:sz="4"/>
-          <w:insideH w:val="single" w:color="auto" w:sz="4"/>
-          <w:insideV w:val="single" w:color="auto" w:sz="4"/>
-        </w:tblBorders>
-      </w:tblPr>
-      <w:tblGrid>
-        <w:gridCol w:w="1700"/>
-        <w:gridCol w:w="2300"/>
-        <w:gridCol w:w="2000"/>
-        <w:gridCol w:w="1600"/>
-        <w:gridCol w:w="2038"/>
-      </w:tblGrid>
-      <w:tr>
-        <w:trPr>
-          <w:tblHeader/>
-        </w:trPr>
-        <w:tc>
-          <w:tcPr>
-            <w:tcW w:type="dxa" w:w="1700"/>
-            <w:tcBorders>
-              <w:top w:val="single" w:color="D9C3CB" w:sz="4"/>
-              <w:left w:val="single" w:color="D9C3CB" w:sz="4"/>
-              <w:bottom w:val="single" w:color="D9C3CB" w:sz="4"/>
-              <w:right w:val="single" w:color="D9C3CB" w:sz="4"/>
-            </w:tcBorders>
-            <w:shd w:fill="56061D" w:color="auto" w:val="clear"/>
-            <w:tcMar>
-              <w:top w:type="dxa" w:w="70"/>
-              <w:left w:type="dxa" w:w="100"/>
-              <w:bottom w:type="dxa" w:w="70"/>
-              <w:right w:type="dxa" w:w="100"/>
-            </w:tcMar>
-          </w:tcPr>
-          <w:p>
-            <w:pPr>
-              <w:spacing w:after="40" w:line="264"/>
-            </w:pPr>
-            <w:r>
-              <w:rPr>
-                <w:rFonts w:ascii="Arial" w:cs="Arial" w:eastAsia="Arial" w:hAnsi="Arial"/>
-                <w:b/>
-                <w:bCs/>
-                <w:color w:val="FFFFFF"/>
-                <w:sz w:val="18"/>
-                <w:szCs w:val="18"/>
-              </w:rPr>
-              <w:t xml:space="preserve">Nhóm thành phần</w:t>
-            </w:r>
-          </w:p>
-        </w:tc>
-        <w:tc>
-          <w:tcPr>
-            <w:tcW w:type="dxa" w:w="2300"/>
-            <w:tcBorders>
-              <w:top w:val="single" w:color="D9C3CB" w:sz="4"/>
-              <w:left w:val="single" w:color="D9C3CB" w:sz="4"/>
-              <w:bottom w:val="single" w:color="D9C3CB" w:sz="4"/>
-              <w:right w:val="single" w:color="D9C3CB" w:sz="4"/>
-            </w:tcBorders>
-            <w:shd w:fill="56061D" w:color="auto" w:val="clear"/>
-            <w:tcMar>
-              <w:top w:type="dxa" w:w="70"/>
-              <w:left w:type="dxa" w:w="100"/>
-              <w:bottom w:type="dxa" w:w="70"/>
-              <w:right w:type="dxa" w:w="100"/>
-            </w:tcMar>
-          </w:tcPr>
-          <w:p>
-            <w:pPr>
-              <w:spacing w:after="40" w:line="264"/>
-            </w:pPr>
-            <w:r>
-              <w:rPr>
-                <w:rFonts w:ascii="Arial" w:cs="Arial" w:eastAsia="Arial" w:hAnsi="Arial"/>
-                <w:b/>
-                <w:bCs/>
-                <w:color w:val="FFFFFF"/>
-                <w:sz w:val="18"/>
-                <w:szCs w:val="18"/>
-              </w:rPr>
-              <w:t xml:space="preserve">Đại diện (INCI)</w:t>
-            </w:r>
-          </w:p>
-        </w:tc>
-        <w:tc>
-          <w:tcPr>
-            <w:tcW w:type="dxa" w:w="2000"/>
-            <w:tcBorders>
-              <w:top w:val="single" w:color="D9C3CB" w:sz="4"/>
-              <w:left w:val="single" w:color="D9C3CB" w:sz="4"/>
-              <w:bottom w:val="single" w:color="D9C3CB" w:sz="4"/>
-              <w:right w:val="single" w:color="D9C3CB" w:sz="4"/>
-            </w:tcBorders>
-            <w:shd w:fill="56061D" w:color="auto" w:val="clear"/>
-            <w:tcMar>
-              <w:top w:type="dxa" w:w="70"/>
-              <w:left w:type="dxa" w:w="100"/>
-              <w:bottom w:type="dxa" w:w="70"/>
-              <w:right w:type="dxa" w:w="100"/>
-            </w:tcMar>
-          </w:tcPr>
-          <w:p>
-            <w:pPr>
-              <w:spacing w:after="40" w:line="264"/>
-            </w:pPr>
-            <w:r>
-              <w:rPr>
-                <w:rFonts w:ascii="Arial" w:cs="Arial" w:eastAsia="Arial" w:hAnsi="Arial"/>
-                <w:b/>
-                <w:bCs/>
-                <w:color w:val="FFFFFF"/>
-                <w:sz w:val="18"/>
-                <w:szCs w:val="18"/>
-              </w:rPr>
-              <w:t xml:space="preserve">Vai trò kỹ thuật</w:t>
-            </w:r>
-          </w:p>
-        </w:tc>
-        <w:tc>
-          <w:tcPr>
-            <w:tcW w:type="dxa" w:w="1600"/>
-            <w:tcBorders>
-              <w:top w:val="single" w:color="D9C3CB" w:sz="4"/>
-              <w:left w:val="single" w:color="D9C3CB" w:sz="4"/>
-              <w:bottom w:val="single" w:color="D9C3CB" w:sz="4"/>
-              <w:right w:val="single" w:color="D9C3CB" w:sz="4"/>
-            </w:tcBorders>
-            <w:shd w:fill="56061D" w:color="auto" w:val="clear"/>
-            <w:tcMar>
-              <w:top w:type="dxa" w:w="70"/>
-              <w:left w:type="dxa" w:w="100"/>
-              <w:bottom w:type="dxa" w:w="70"/>
-              <w:right w:type="dxa" w:w="100"/>
-            </w:tcMar>
-          </w:tcPr>
-          <w:p>
-            <w:pPr>
-              <w:spacing w:after="40" w:line="264"/>
-            </w:pPr>
-            <w:r>
-              <w:rPr>
-                <w:rFonts w:ascii="Arial" w:cs="Arial" w:eastAsia="Arial" w:hAnsi="Arial"/>
-                <w:b/>
-                <w:bCs/>
-                <w:color w:val="FFFFFF"/>
-                <w:sz w:val="18"/>
-                <w:szCs w:val="18"/>
-              </w:rPr>
-              <w:t xml:space="preserve">Cảm nhận khi dùng</w:t>
-            </w:r>
-          </w:p>
-        </w:tc>
-        <w:tc>
-          <w:tcPr>
-            <w:tcW w:type="dxa" w:w="2038"/>
-            <w:tcBorders>
-              <w:top w:val="single" w:color="D9C3CB" w:sz="4"/>
-              <w:left w:val="single" w:color="D9C3CB" w:sz="4"/>
-              <w:bottom w:val="single" w:color="D9C3CB" w:sz="4"/>
-              <w:right w:val="single" w:color="D9C3CB" w:sz="4"/>
-            </w:tcBorders>
-            <w:shd w:fill="56061D" w:color="auto" w:val="clear"/>
-            <w:tcMar>
-              <w:top w:type="dxa" w:w="70"/>
-              <w:left w:type="dxa" w:w="100"/>
-              <w:bottom w:type="dxa" w:w="70"/>
-              <w:right w:type="dxa" w:w="100"/>
-            </w:tcMar>
-          </w:tcPr>
-          <w:p>
-            <w:pPr>
-              <w:spacing w:after="40" w:line="264"/>
-            </w:pPr>
-            <w:r>
-              <w:rPr>
-                <w:rFonts w:ascii="Arial" w:cs="Arial" w:eastAsia="Arial" w:hAnsi="Arial"/>
-                <w:b/>
-                <w:bCs/>
-                <w:color w:val="FFFFFF"/>
-                <w:sz w:val="18"/>
-                <w:szCs w:val="18"/>
-              </w:rPr>
-              <w:t xml:space="preserve">Được phép nói</w:t>
-            </w:r>
-          </w:p>
-        </w:tc>
-      </w:tr>
-      <w:tr>
-        <w:tc>
-          <w:tcPr>
-            <w:tcW w:type="dxa" w:w="1700"/>
-            <w:tcBorders>
-              <w:top w:val="single" w:color="D9C3CB" w:sz="4"/>
-              <w:left w:val="single" w:color="D9C3CB" w:sz="4"/>
-              <w:bottom w:val="single" w:color="D9C3CB" w:sz="4"/>
-              <w:right w:val="single" w:color="D9C3CB" w:sz="4"/>
-            </w:tcBorders>
-            <w:shd w:fill="FFF5F9" w:color="auto" w:val="clear"/>
-            <w:tcMar>
-              <w:top w:type="dxa" w:w="70"/>
-              <w:left w:type="dxa" w:w="100"/>
-              <w:bottom w:type="dxa" w:w="70"/>
-              <w:right w:type="dxa" w:w="100"/>
-            </w:tcMar>
-          </w:tcPr>
-          <w:p>
-            <w:pPr>
-              <w:spacing w:after="40" w:line="264"/>
-            </w:pPr>
-            <w:r>
-              <w:rPr>
-                <w:rFonts w:ascii="Arial" w:cs="Arial" w:eastAsia="Arial" w:hAnsi="Arial"/>
-                <w:sz w:val="18"/>
-                <w:szCs w:val="18"/>
-              </w:rPr>
-              <w:t xml:space="preserve">Nền ester và alkane nhẹ (chiếm phần lớn công thức)</w:t>
-            </w:r>
-          </w:p>
-        </w:tc>
-        <w:tc>
-          <w:tcPr>
-            <w:tcW w:type="dxa" w:w="2300"/>
-            <w:tcBorders>
-              <w:top w:val="single" w:color="D9C3CB" w:sz="4"/>
-              <w:left w:val="single" w:color="D9C3CB" w:sz="4"/>
-              <w:bottom w:val="single" w:color="D9C3CB" w:sz="4"/>
-              <w:right w:val="single" w:color="D9C3CB" w:sz="4"/>
-            </w:tcBorders>
-            <w:shd w:fill="FFF5F9" w:color="auto" w:val="clear"/>
-            <w:tcMar>
-              <w:top w:type="dxa" w:w="70"/>
-              <w:left w:type="dxa" w:w="100"/>
-              <w:bottom w:type="dxa" w:w="70"/>
-              <w:right w:type="dxa" w:w="100"/>
-            </w:tcMar>
-          </w:tcPr>
-          <w:p>
-            <w:pPr>
-              <w:spacing w:after="40" w:line="264"/>
-            </w:pPr>
-            <w:r>
-              <w:rPr>
-                <w:rFonts w:ascii="Arial" w:cs="Arial" w:eastAsia="Arial" w:hAnsi="Arial"/>
-                <w:sz w:val="18"/>
-                <w:szCs w:val="18"/>
-              </w:rPr>
-              <w:t xml:space="preserve">Caprylic/Capric Triglyceride; Coconut Alkanes; Coco-Caprylate/Caprate; C13-15 hoặc C15-19 Alkane</w:t>
-            </w:r>
-          </w:p>
-        </w:tc>
-        <w:tc>
-          <w:tcPr>
-            <w:tcW w:type="dxa" w:w="2000"/>
-            <w:tcBorders>
-              <w:top w:val="single" w:color="D9C3CB" w:sz="4"/>
-              <w:left w:val="single" w:color="D9C3CB" w:sz="4"/>
-              <w:bottom w:val="single" w:color="D9C3CB" w:sz="4"/>
-              <w:right w:val="single" w:color="D9C3CB" w:sz="4"/>
-            </w:tcBorders>
-            <w:shd w:fill="FFF5F9" w:color="auto" w:val="clear"/>
-            <w:tcMar>
-              <w:top w:type="dxa" w:w="70"/>
-              <w:left w:type="dxa" w:w="100"/>
-              <w:bottom w:type="dxa" w:w="70"/>
-              <w:right w:type="dxa" w:w="100"/>
-            </w:tcMar>
-          </w:tcPr>
-          <w:p>
-            <w:pPr>
-              <w:spacing w:after="40" w:line="264"/>
-            </w:pPr>
-            <w:r>
-              <w:rPr>
-                <w:rFonts w:ascii="Arial" w:cs="Arial" w:eastAsia="Arial" w:hAnsi="Arial"/>
-                <w:sz w:val="18"/>
-                <w:szCs w:val="18"/>
-              </w:rPr>
-              <w:t xml:space="preserve">Dung môi và chất làm mềm khối lượng phân tử nhỏ; độ nhớt thấp, lan nhanh; hòa tan được bã nhờn và tồn dư sản phẩm ("chất béo hòa tan chất béo")</w:t>
-            </w:r>
-          </w:p>
-        </w:tc>
-        <w:tc>
-          <w:tcPr>
-            <w:tcW w:type="dxa" w:w="1600"/>
-            <w:tcBorders>
-              <w:top w:val="single" w:color="D9C3CB" w:sz="4"/>
-              <w:left w:val="single" w:color="D9C3CB" w:sz="4"/>
-              <w:bottom w:val="single" w:color="D9C3CB" w:sz="4"/>
-              <w:right w:val="single" w:color="D9C3CB" w:sz="4"/>
-            </w:tcBorders>
-            <w:shd w:fill="FFF5F9" w:color="auto" w:val="clear"/>
-            <w:tcMar>
-              <w:top w:type="dxa" w:w="70"/>
-              <w:left w:type="dxa" w:w="100"/>
-              <w:bottom w:type="dxa" w:w="70"/>
-              <w:right w:type="dxa" w:w="100"/>
-            </w:tcMar>
-          </w:tcPr>
-          <w:p>
-            <w:pPr>
-              <w:spacing w:after="40" w:line="264"/>
-            </w:pPr>
-            <w:r>
-              <w:rPr>
-                <w:rFonts w:ascii="Arial" w:cs="Arial" w:eastAsia="Arial" w:hAnsi="Arial"/>
-                <w:sz w:val="18"/>
-                <w:szCs w:val="18"/>
-              </w:rPr>
-              <w:t xml:space="preserve">Lỏng, lướt, khô ráo nhanh trên tay; không để lại lớp dày</w:t>
-            </w:r>
-          </w:p>
-        </w:tc>
-        <w:tc>
-          <w:tcPr>
-            <w:tcW w:type="dxa" w:w="2038"/>
-            <w:tcBorders>
-              <w:top w:val="single" w:color="D9C3CB" w:sz="4"/>
-              <w:left w:val="single" w:color="D9C3CB" w:sz="4"/>
-              <w:bottom w:val="single" w:color="D9C3CB" w:sz="4"/>
-              <w:right w:val="single" w:color="D9C3CB" w:sz="4"/>
-            </w:tcBorders>
-            <w:shd w:fill="FFF5F9" w:color="auto" w:val="clear"/>
-            <w:tcMar>
-              <w:top w:type="dxa" w:w="70"/>
-              <w:left w:type="dxa" w:w="100"/>
-              <w:bottom w:type="dxa" w:w="70"/>
-              <w:right w:type="dxa" w:w="100"/>
-            </w:tcMar>
-          </w:tcPr>
-          <w:p>
-            <w:pPr>
-              <w:spacing w:after="40" w:line="264"/>
-            </w:pPr>
-            <w:r>
-              <w:rPr>
-                <w:rFonts w:ascii="Arial" w:cs="Arial" w:eastAsia="Arial" w:hAnsi="Arial"/>
-                <w:sz w:val="18"/>
-                <w:szCs w:val="18"/>
-              </w:rPr>
-              <w:t xml:space="preserve">"Kết cấu mỏng nhẹ, dễ tán trên da đầu." "Giúp làm mềm bã nhờn và tồn dư sản phẩm trước khi gội."</w:t>
-            </w:r>
-          </w:p>
-        </w:tc>
-      </w:tr>
-      <w:tr>
-        <w:tc>
-          <w:tcPr>
-            <w:tcW w:type="dxa" w:w="1700"/>
-            <w:tcBorders>
-              <w:top w:val="single" w:color="D9C3CB" w:sz="4"/>
-              <w:left w:val="single" w:color="D9C3CB" w:sz="4"/>
-              <w:bottom w:val="single" w:color="D9C3CB" w:sz="4"/>
-              <w:right w:val="single" w:color="D9C3CB" w:sz="4"/>
-            </w:tcBorders>
-            <w:shd w:fill="FFFFFF" w:color="auto" w:val="clear"/>
-            <w:tcMar>
-              <w:top w:type="dxa" w:w="70"/>
-              <w:left w:type="dxa" w:w="100"/>
-              <w:bottom w:type="dxa" w:w="70"/>
-              <w:right w:type="dxa" w:w="100"/>
-            </w:tcMar>
-          </w:tcPr>
-          <w:p>
-            <w:pPr>
-              <w:spacing w:after="40" w:line="264"/>
-            </w:pPr>
-            <w:r>
-              <w:rPr>
-                <w:rFonts w:ascii="Arial" w:cs="Arial" w:eastAsia="Arial" w:hAnsi="Arial"/>
-                <w:sz w:val="18"/>
-                <w:szCs w:val="18"/>
-              </w:rPr>
-              <w:t xml:space="preserve">Dầu thực vật dưỡng</w:t>
-            </w:r>
-          </w:p>
-        </w:tc>
-        <w:tc>
-          <w:tcPr>
-            <w:tcW w:type="dxa" w:w="2300"/>
-            <w:tcBorders>
-              <w:top w:val="single" w:color="D9C3CB" w:sz="4"/>
-              <w:left w:val="single" w:color="D9C3CB" w:sz="4"/>
-              <w:bottom w:val="single" w:color="D9C3CB" w:sz="4"/>
-              <w:right w:val="single" w:color="D9C3CB" w:sz="4"/>
-            </w:tcBorders>
-            <w:shd w:fill="FFFFFF" w:color="auto" w:val="clear"/>
-            <w:tcMar>
-              <w:top w:type="dxa" w:w="70"/>
-              <w:left w:type="dxa" w:w="100"/>
-              <w:bottom w:type="dxa" w:w="70"/>
-              <w:right w:type="dxa" w:w="100"/>
-            </w:tcMar>
-          </w:tcPr>
-          <w:p>
-            <w:pPr>
-              <w:spacing w:after="40" w:line="264"/>
-            </w:pPr>
-            <w:r>
-              <w:rPr>
-                <w:rFonts w:ascii="Arial" w:cs="Arial" w:eastAsia="Arial" w:hAnsi="Arial"/>
-                <w:sz w:val="18"/>
-                <w:szCs w:val="18"/>
-              </w:rPr>
-              <w:t xml:space="preserve">Helianthus Annuus (Sunflower) Seed Oil; Brassica Campestris Seed Oil; Sesamum Indicum Seed Oil; Simmondsia Chinensis (Jojoba) Seed Oil; Moringa Oleifera Seed Oil; Nigella Sativa Seed Oil</w:t>
-            </w:r>
-          </w:p>
-        </w:tc>
-        <w:tc>
-          <w:tcPr>
-            <w:tcW w:type="dxa" w:w="2000"/>
-            <w:tcBorders>
-              <w:top w:val="single" w:color="D9C3CB" w:sz="4"/>
-              <w:left w:val="single" w:color="D9C3CB" w:sz="4"/>
-              <w:bottom w:val="single" w:color="D9C3CB" w:sz="4"/>
-              <w:right w:val="single" w:color="D9C3CB" w:sz="4"/>
-            </w:tcBorders>
-            <w:shd w:fill="FFFFFF" w:color="auto" w:val="clear"/>
-            <w:tcMar>
-              <w:top w:type="dxa" w:w="70"/>
-              <w:left w:type="dxa" w:w="100"/>
-              <w:bottom w:type="dxa" w:w="70"/>
-              <w:right w:type="dxa" w:w="100"/>
-            </w:tcMar>
-          </w:tcPr>
-          <w:p>
-            <w:pPr>
-              <w:spacing w:after="40" w:line="264"/>
-            </w:pPr>
-            <w:r>
-              <w:rPr>
-                <w:rFonts w:ascii="Arial" w:cs="Arial" w:eastAsia="Arial" w:hAnsi="Arial"/>
-                <w:sz w:val="18"/>
-                <w:szCs w:val="18"/>
-              </w:rPr>
-              <w:t xml:space="preserve">Chất làm mềm, bổ sung lipid cho bề mặt sợi tóc; giảm ma sát khi gội</w:t>
-            </w:r>
-          </w:p>
-        </w:tc>
-        <w:tc>
-          <w:tcPr>
-            <w:tcW w:type="dxa" w:w="1600"/>
-            <w:tcBorders>
-              <w:top w:val="single" w:color="D9C3CB" w:sz="4"/>
-              <w:left w:val="single" w:color="D9C3CB" w:sz="4"/>
-              <w:bottom w:val="single" w:color="D9C3CB" w:sz="4"/>
-              <w:right w:val="single" w:color="D9C3CB" w:sz="4"/>
-            </w:tcBorders>
-            <w:shd w:fill="FFFFFF" w:color="auto" w:val="clear"/>
-            <w:tcMar>
-              <w:top w:type="dxa" w:w="70"/>
-              <w:left w:type="dxa" w:w="100"/>
-              <w:bottom w:type="dxa" w:w="70"/>
-              <w:right w:type="dxa" w:w="100"/>
-            </w:tcMar>
-          </w:tcPr>
-          <w:p>
-            <w:pPr>
-              <w:spacing w:after="40" w:line="264"/>
-            </w:pPr>
-            <w:r>
-              <w:rPr>
-                <w:rFonts w:ascii="Arial" w:cs="Arial" w:eastAsia="Arial" w:hAnsi="Arial"/>
-                <w:sz w:val="18"/>
-                <w:szCs w:val="18"/>
-              </w:rPr>
-              <w:t xml:space="preserve">Tóc mềm hơn, bớt rối sau khi gội</w:t>
-            </w:r>
-          </w:p>
-        </w:tc>
-        <w:tc>
-          <w:tcPr>
-            <w:tcW w:type="dxa" w:w="2038"/>
-            <w:tcBorders>
-              <w:top w:val="single" w:color="D9C3CB" w:sz="4"/>
-              <w:left w:val="single" w:color="D9C3CB" w:sz="4"/>
-              <w:bottom w:val="single" w:color="D9C3CB" w:sz="4"/>
-              <w:right w:val="single" w:color="D9C3CB" w:sz="4"/>
-            </w:tcBorders>
-            <w:shd w:fill="FFFFFF" w:color="auto" w:val="clear"/>
-            <w:tcMar>
-              <w:top w:type="dxa" w:w="70"/>
-              <w:left w:type="dxa" w:w="100"/>
-              <w:bottom w:type="dxa" w:w="70"/>
-              <w:right w:type="dxa" w:w="100"/>
-            </w:tcMar>
-          </w:tcPr>
-          <w:p>
-            <w:pPr>
-              <w:spacing w:after="40" w:line="264"/>
-            </w:pPr>
-            <w:r>
-              <w:rPr>
-                <w:rFonts w:ascii="Arial" w:cs="Arial" w:eastAsia="Arial" w:hAnsi="Arial"/>
-                <w:sz w:val="18"/>
-                <w:szCs w:val="18"/>
-              </w:rPr>
-              <w:t xml:space="preserve">"Giúp tóc mềm hơn, bớt rối sau khi gội." "Bổ sung độ ẩm cho tóc."</w:t>
-            </w:r>
-          </w:p>
-        </w:tc>
-      </w:tr>
-      <w:tr>
-        <w:tc>
-          <w:tcPr>
-            <w:tcW w:type="dxa" w:w="1700"/>
-            <w:tcBorders>
-              <w:top w:val="single" w:color="D9C3CB" w:sz="4"/>
-              <w:left w:val="single" w:color="D9C3CB" w:sz="4"/>
-              <w:bottom w:val="single" w:color="D9C3CB" w:sz="4"/>
-              <w:right w:val="single" w:color="D9C3CB" w:sz="4"/>
-            </w:tcBorders>
-            <w:shd w:fill="FFF5F9" w:color="auto" w:val="clear"/>
-            <w:tcMar>
-              <w:top w:type="dxa" w:w="70"/>
-              <w:left w:type="dxa" w:w="100"/>
-              <w:bottom w:type="dxa" w:w="70"/>
-              <w:right w:type="dxa" w:w="100"/>
-            </w:tcMar>
-          </w:tcPr>
-          <w:p>
-            <w:pPr>
-              <w:spacing w:after="40" w:line="264"/>
-            </w:pPr>
-            <w:r>
-              <w:rPr>
-                <w:rFonts w:ascii="Arial" w:cs="Arial" w:eastAsia="Arial" w:hAnsi="Arial"/>
-                <w:sz w:val="18"/>
-                <w:szCs w:val="18"/>
-              </w:rPr>
-              <w:t xml:space="preserve">Chiết xuất thực vật (hệ Ayurveda và Á Đông)</w:t>
-            </w:r>
-          </w:p>
-        </w:tc>
-        <w:tc>
-          <w:tcPr>
-            <w:tcW w:type="dxa" w:w="2300"/>
-            <w:tcBorders>
-              <w:top w:val="single" w:color="D9C3CB" w:sz="4"/>
-              <w:left w:val="single" w:color="D9C3CB" w:sz="4"/>
-              <w:bottom w:val="single" w:color="D9C3CB" w:sz="4"/>
-              <w:right w:val="single" w:color="D9C3CB" w:sz="4"/>
-            </w:tcBorders>
-            <w:shd w:fill="FFF5F9" w:color="auto" w:val="clear"/>
-            <w:tcMar>
-              <w:top w:type="dxa" w:w="70"/>
-              <w:left w:type="dxa" w:w="100"/>
-              <w:bottom w:type="dxa" w:w="70"/>
-              <w:right w:type="dxa" w:w="100"/>
-            </w:tcMar>
-          </w:tcPr>
-          <w:p>
-            <w:pPr>
-              <w:spacing w:after="40" w:line="264"/>
-            </w:pPr>
-            <w:r>
-              <w:rPr>
-                <w:rFonts w:ascii="Arial" w:cs="Arial" w:eastAsia="Arial" w:hAnsi="Arial"/>
-                <w:sz w:val="18"/>
-                <w:szCs w:val="18"/>
-              </w:rPr>
-              <w:t xml:space="preserve">Emblica Officinalis (Amla) Fruit Extract; Oryza Sativa (Rice) Bran Extract; Melia Azadirachta (Neem); Curcuma Longa (Turmeric); Ocimum (Basil, Holy Basil); Psoralea Corylifolia (Bakuchi) Seed Extract; Rosmarinus Officinalis (Rosemary); Aloe Barbadensis…</w:t>
-            </w:r>
-          </w:p>
-        </w:tc>
-        <w:tc>
-          <w:tcPr>
-            <w:tcW w:type="dxa" w:w="2000"/>
-            <w:tcBorders>
-              <w:top w:val="single" w:color="D9C3CB" w:sz="4"/>
-              <w:left w:val="single" w:color="D9C3CB" w:sz="4"/>
-              <w:bottom w:val="single" w:color="D9C3CB" w:sz="4"/>
-              <w:right w:val="single" w:color="D9C3CB" w:sz="4"/>
-            </w:tcBorders>
-            <w:shd w:fill="FFF5F9" w:color="auto" w:val="clear"/>
-            <w:tcMar>
-              <w:top w:type="dxa" w:w="70"/>
-              <w:left w:type="dxa" w:w="100"/>
-              <w:bottom w:type="dxa" w:w="70"/>
-              <w:right w:type="dxa" w:w="100"/>
-            </w:tcMar>
-          </w:tcPr>
-          <w:p>
-            <w:pPr>
-              <w:spacing w:after="40" w:line="264"/>
-            </w:pPr>
-            <w:r>
-              <w:rPr>
-                <w:rFonts w:ascii="Arial" w:cs="Arial" w:eastAsia="Arial" w:hAnsi="Arial"/>
-                <w:sz w:val="18"/>
-                <w:szCs w:val="18"/>
-              </w:rPr>
-              <w:t xml:space="preserve">Hoạt chất thực vật ở hàm lượng thấp, chủ yếu có tính chống oxy hóa và làm dịu theo tài liệu nguyên liệu</w:t>
-            </w:r>
-          </w:p>
-        </w:tc>
-        <w:tc>
-          <w:tcPr>
-            <w:tcW w:type="dxa" w:w="1600"/>
-            <w:tcBorders>
-              <w:top w:val="single" w:color="D9C3CB" w:sz="4"/>
-              <w:left w:val="single" w:color="D9C3CB" w:sz="4"/>
-              <w:bottom w:val="single" w:color="D9C3CB" w:sz="4"/>
-              <w:right w:val="single" w:color="D9C3CB" w:sz="4"/>
-            </w:tcBorders>
-            <w:shd w:fill="FFF5F9" w:color="auto" w:val="clear"/>
-            <w:tcMar>
-              <w:top w:type="dxa" w:w="70"/>
-              <w:left w:type="dxa" w:w="100"/>
-              <w:bottom w:type="dxa" w:w="70"/>
-              <w:right w:type="dxa" w:w="100"/>
-            </w:tcMar>
-          </w:tcPr>
-          <w:p>
-            <w:pPr>
-              <w:spacing w:after="40" w:line="264"/>
-            </w:pPr>
-            <w:r>
-              <w:rPr>
-                <w:rFonts w:ascii="Arial" w:cs="Arial" w:eastAsia="Arial" w:hAnsi="Arial"/>
-                <w:sz w:val="18"/>
-                <w:szCs w:val="18"/>
-              </w:rPr>
-              <w:t xml:space="preserve">Không cảm nhận riêng lẻ; góp phần vào trải nghiệm chung</w:t>
-            </w:r>
-          </w:p>
-        </w:tc>
-        <w:tc>
-          <w:tcPr>
-            <w:tcW w:type="dxa" w:w="2038"/>
-            <w:tcBorders>
-              <w:top w:val="single" w:color="D9C3CB" w:sz="4"/>
-              <w:left w:val="single" w:color="D9C3CB" w:sz="4"/>
-              <w:bottom w:val="single" w:color="D9C3CB" w:sz="4"/>
-              <w:right w:val="single" w:color="D9C3CB" w:sz="4"/>
-            </w:tcBorders>
-            <w:shd w:fill="FFF5F9" w:color="auto" w:val="clear"/>
-            <w:tcMar>
-              <w:top w:type="dxa" w:w="70"/>
-              <w:left w:type="dxa" w:w="100"/>
-              <w:bottom w:type="dxa" w:w="70"/>
-              <w:right w:type="dxa" w:w="100"/>
-            </w:tcMar>
-          </w:tcPr>
-          <w:p>
-            <w:pPr>
-              <w:spacing w:after="40" w:line="264"/>
-            </w:pPr>
-            <w:r>
-              <w:rPr>
-                <w:rFonts w:ascii="Arial" w:cs="Arial" w:eastAsia="Arial" w:hAnsi="Arial"/>
-                <w:sz w:val="18"/>
-                <w:szCs w:val="18"/>
-              </w:rPr>
-              <w:t xml:space="preserve">"Có chiết xuất Amla, cám gạo, hương thảo…" (chỉ nêu tên). "Hỗ trợ chống oxy hóa" hoặc "giúp làm dịu da đầu": nói có điều kiện, xem Claim Library.</w:t>
-            </w:r>
-          </w:p>
-        </w:tc>
-      </w:tr>
-      <w:tr>
-        <w:tc>
-          <w:tcPr>
-            <w:tcW w:type="dxa" w:w="1700"/>
-            <w:tcBorders>
-              <w:top w:val="single" w:color="D9C3CB" w:sz="4"/>
-              <w:left w:val="single" w:color="D9C3CB" w:sz="4"/>
-              <w:bottom w:val="single" w:color="D9C3CB" w:sz="4"/>
-              <w:right w:val="single" w:color="D9C3CB" w:sz="4"/>
-            </w:tcBorders>
-            <w:shd w:fill="FFFFFF" w:color="auto" w:val="clear"/>
-            <w:tcMar>
-              <w:top w:type="dxa" w:w="70"/>
-              <w:left w:type="dxa" w:w="100"/>
-              <w:bottom w:type="dxa" w:w="70"/>
-              <w:right w:type="dxa" w:w="100"/>
-            </w:tcMar>
-          </w:tcPr>
-          <w:p>
-            <w:pPr>
-              <w:spacing w:after="40" w:line="264"/>
-            </w:pPr>
-            <w:r>
-              <w:rPr>
-                <w:rFonts w:ascii="Arial" w:cs="Arial" w:eastAsia="Arial" w:hAnsi="Arial"/>
-                <w:sz w:val="18"/>
-                <w:szCs w:val="18"/>
-              </w:rPr>
-              <w:t xml:space="preserve">Hệ chống oxy hóa và bảo quản công thức</w:t>
-            </w:r>
-          </w:p>
-        </w:tc>
-        <w:tc>
-          <w:tcPr>
-            <w:tcW w:type="dxa" w:w="2300"/>
-            <w:tcBorders>
-              <w:top w:val="single" w:color="D9C3CB" w:sz="4"/>
-              <w:left w:val="single" w:color="D9C3CB" w:sz="4"/>
-              <w:bottom w:val="single" w:color="D9C3CB" w:sz="4"/>
-              <w:right w:val="single" w:color="D9C3CB" w:sz="4"/>
-            </w:tcBorders>
-            <w:shd w:fill="FFFFFF" w:color="auto" w:val="clear"/>
-            <w:tcMar>
-              <w:top w:type="dxa" w:w="70"/>
-              <w:left w:type="dxa" w:w="100"/>
-              <w:bottom w:type="dxa" w:w="70"/>
-              <w:right w:type="dxa" w:w="100"/>
-            </w:tcMar>
-          </w:tcPr>
-          <w:p>
-            <w:pPr>
-              <w:spacing w:after="40" w:line="264"/>
-            </w:pPr>
-            <w:r>
-              <w:rPr>
-                <w:rFonts w:ascii="Arial" w:cs="Arial" w:eastAsia="Arial" w:hAnsi="Arial"/>
-                <w:sz w:val="18"/>
-                <w:szCs w:val="18"/>
-              </w:rPr>
-              <w:t xml:space="preserve">Tocopherol; Pentaerythrityl Tetra-Di-T-Butyl Hydroxyhydrocinnamate; Glyceryl Caprylate; Glyceryl Undecylenate</w:t>
-            </w:r>
-          </w:p>
-        </w:tc>
-        <w:tc>
-          <w:tcPr>
-            <w:tcW w:type="dxa" w:w="2000"/>
-            <w:tcBorders>
-              <w:top w:val="single" w:color="D9C3CB" w:sz="4"/>
-              <w:left w:val="single" w:color="D9C3CB" w:sz="4"/>
-              <w:bottom w:val="single" w:color="D9C3CB" w:sz="4"/>
-              <w:right w:val="single" w:color="D9C3CB" w:sz="4"/>
-            </w:tcBorders>
-            <w:shd w:fill="FFFFFF" w:color="auto" w:val="clear"/>
-            <w:tcMar>
-              <w:top w:type="dxa" w:w="70"/>
-              <w:left w:type="dxa" w:w="100"/>
-              <w:bottom w:type="dxa" w:w="70"/>
-              <w:right w:type="dxa" w:w="100"/>
-            </w:tcMar>
-          </w:tcPr>
-          <w:p>
-            <w:pPr>
-              <w:spacing w:after="40" w:line="264"/>
-            </w:pPr>
-            <w:r>
-              <w:rPr>
-                <w:rFonts w:ascii="Arial" w:cs="Arial" w:eastAsia="Arial" w:hAnsi="Arial"/>
-                <w:sz w:val="18"/>
-                <w:szCs w:val="18"/>
-              </w:rPr>
-              <w:t xml:space="preserve">Chống ôi hóa pha dầu, giữ ổn định mùi và màu, hỗ trợ bảo quản</w:t>
-            </w:r>
-          </w:p>
-        </w:tc>
-        <w:tc>
-          <w:tcPr>
-            <w:tcW w:type="dxa" w:w="1600"/>
-            <w:tcBorders>
-              <w:top w:val="single" w:color="D9C3CB" w:sz="4"/>
-              <w:left w:val="single" w:color="D9C3CB" w:sz="4"/>
-              <w:bottom w:val="single" w:color="D9C3CB" w:sz="4"/>
-              <w:right w:val="single" w:color="D9C3CB" w:sz="4"/>
-            </w:tcBorders>
-            <w:shd w:fill="FFFFFF" w:color="auto" w:val="clear"/>
-            <w:tcMar>
-              <w:top w:type="dxa" w:w="70"/>
-              <w:left w:type="dxa" w:w="100"/>
-              <w:bottom w:type="dxa" w:w="70"/>
-              <w:right w:type="dxa" w:w="100"/>
-            </w:tcMar>
-          </w:tcPr>
-          <w:p>
-            <w:pPr>
-              <w:spacing w:after="40" w:line="264"/>
-            </w:pPr>
-            <w:r>
-              <w:rPr>
-                <w:rFonts w:ascii="Arial" w:cs="Arial" w:eastAsia="Arial" w:hAnsi="Arial"/>
-                <w:sz w:val="18"/>
-                <w:szCs w:val="18"/>
-              </w:rPr>
-              <w:t xml:space="preserve">Không cảm nhận trực tiếp</w:t>
-            </w:r>
-          </w:p>
-        </w:tc>
-        <w:tc>
-          <w:tcPr>
-            <w:tcW w:type="dxa" w:w="2038"/>
-            <w:tcBorders>
-              <w:top w:val="single" w:color="D9C3CB" w:sz="4"/>
-              <w:left w:val="single" w:color="D9C3CB" w:sz="4"/>
-              <w:bottom w:val="single" w:color="D9C3CB" w:sz="4"/>
-              <w:right w:val="single" w:color="D9C3CB" w:sz="4"/>
-            </w:tcBorders>
-            <w:shd w:fill="FFFFFF" w:color="auto" w:val="clear"/>
-            <w:tcMar>
-              <w:top w:type="dxa" w:w="70"/>
-              <w:left w:type="dxa" w:w="100"/>
-              <w:bottom w:type="dxa" w:w="70"/>
-              <w:right w:type="dxa" w:w="100"/>
-            </w:tcMar>
-          </w:tcPr>
-          <w:p>
-            <w:pPr>
-              <w:spacing w:after="40" w:line="264"/>
-            </w:pPr>
-            <w:r>
-              <w:rPr>
-                <w:rFonts w:ascii="Arial" w:cs="Arial" w:eastAsia="Arial" w:hAnsi="Arial"/>
-                <w:sz w:val="18"/>
-                <w:szCs w:val="18"/>
-              </w:rPr>
-              <w:t xml:space="preserve">"Có vitamin E (tocopherol)" (nêu tên). Không nói "vitamin E nuôi dưỡng nang tóc".</w:t>
-            </w:r>
-          </w:p>
-        </w:tc>
-      </w:tr>
-      <w:tr>
-        <w:tc>
-          <w:tcPr>
-            <w:tcW w:type="dxa" w:w="1700"/>
-            <w:tcBorders>
-              <w:top w:val="single" w:color="D9C3CB" w:sz="4"/>
-              <w:left w:val="single" w:color="D9C3CB" w:sz="4"/>
-              <w:bottom w:val="single" w:color="D9C3CB" w:sz="4"/>
-              <w:right w:val="single" w:color="D9C3CB" w:sz="4"/>
-            </w:tcBorders>
-            <w:shd w:fill="FFF5F9" w:color="auto" w:val="clear"/>
-            <w:tcMar>
-              <w:top w:type="dxa" w:w="70"/>
-              <w:left w:type="dxa" w:w="100"/>
-              <w:bottom w:type="dxa" w:w="70"/>
-              <w:right w:type="dxa" w:w="100"/>
-            </w:tcMar>
-          </w:tcPr>
-          <w:p>
-            <w:pPr>
-              <w:spacing w:after="40" w:line="264"/>
-            </w:pPr>
-            <w:r>
-              <w:rPr>
-                <w:rFonts w:ascii="Arial" w:cs="Arial" w:eastAsia="Arial" w:hAnsi="Arial"/>
-                <w:sz w:val="18"/>
-                <w:szCs w:val="18"/>
-              </w:rPr>
-              <w:t xml:space="preserve">Hương và tinh dầu</w:t>
-            </w:r>
-          </w:p>
-        </w:tc>
-        <w:tc>
-          <w:tcPr>
-            <w:tcW w:type="dxa" w:w="2300"/>
-            <w:tcBorders>
-              <w:top w:val="single" w:color="D9C3CB" w:sz="4"/>
-              <w:left w:val="single" w:color="D9C3CB" w:sz="4"/>
-              <w:bottom w:val="single" w:color="D9C3CB" w:sz="4"/>
-              <w:right w:val="single" w:color="D9C3CB" w:sz="4"/>
-            </w:tcBorders>
-            <w:shd w:fill="FFF5F9" w:color="auto" w:val="clear"/>
-            <w:tcMar>
-              <w:top w:type="dxa" w:w="70"/>
-              <w:left w:type="dxa" w:w="100"/>
-              <w:bottom w:type="dxa" w:w="70"/>
-              <w:right w:type="dxa" w:w="100"/>
-            </w:tcMar>
-          </w:tcPr>
-          <w:p>
-            <w:pPr>
-              <w:spacing w:after="40" w:line="264"/>
-            </w:pPr>
-            <w:r>
-              <w:rPr>
-                <w:rFonts w:ascii="Arial" w:cs="Arial" w:eastAsia="Arial" w:hAnsi="Arial"/>
-                <w:sz w:val="18"/>
-                <w:szCs w:val="18"/>
-              </w:rPr>
-              <w:t xml:space="preserve">Parfum; Lavandula Angustifolia (Lavender) Oil; Salvia Sclarea (Clary Sage) Oil (theo INCI cuối)</w:t>
-            </w:r>
-          </w:p>
-        </w:tc>
-        <w:tc>
-          <w:tcPr>
-            <w:tcW w:type="dxa" w:w="2000"/>
-            <w:tcBorders>
-              <w:top w:val="single" w:color="D9C3CB" w:sz="4"/>
-              <w:left w:val="single" w:color="D9C3CB" w:sz="4"/>
-              <w:bottom w:val="single" w:color="D9C3CB" w:sz="4"/>
-              <w:right w:val="single" w:color="D9C3CB" w:sz="4"/>
-            </w:tcBorders>
-            <w:shd w:fill="FFF5F9" w:color="auto" w:val="clear"/>
-            <w:tcMar>
-              <w:top w:type="dxa" w:w="70"/>
-              <w:left w:type="dxa" w:w="100"/>
-              <w:bottom w:type="dxa" w:w="70"/>
-              <w:right w:type="dxa" w:w="100"/>
-            </w:tcMar>
-          </w:tcPr>
-          <w:p>
-            <w:pPr>
-              <w:spacing w:after="40" w:line="264"/>
-            </w:pPr>
-            <w:r>
-              <w:rPr>
-                <w:rFonts w:ascii="Arial" w:cs="Arial" w:eastAsia="Arial" w:hAnsi="Arial"/>
-                <w:sz w:val="18"/>
-                <w:szCs w:val="18"/>
-              </w:rPr>
-              <w:t xml:space="preserve">Tạo mùi; có thể chứa chất gây dị ứng hương phải ghi nhãn (linalool, limonene…)</w:t>
-            </w:r>
-          </w:p>
-        </w:tc>
-        <w:tc>
-          <w:tcPr>
-            <w:tcW w:type="dxa" w:w="1600"/>
-            <w:tcBorders>
-              <w:top w:val="single" w:color="D9C3CB" w:sz="4"/>
-              <w:left w:val="single" w:color="D9C3CB" w:sz="4"/>
-              <w:bottom w:val="single" w:color="D9C3CB" w:sz="4"/>
-              <w:right w:val="single" w:color="D9C3CB" w:sz="4"/>
-            </w:tcBorders>
-            <w:shd w:fill="FFF5F9" w:color="auto" w:val="clear"/>
-            <w:tcMar>
-              <w:top w:type="dxa" w:w="70"/>
-              <w:left w:type="dxa" w:w="100"/>
-              <w:bottom w:type="dxa" w:w="70"/>
-              <w:right w:type="dxa" w:w="100"/>
-            </w:tcMar>
-          </w:tcPr>
-          <w:p>
-            <w:pPr>
-              <w:spacing w:after="40" w:line="264"/>
-            </w:pPr>
-            <w:r>
-              <w:rPr>
-                <w:rFonts w:ascii="Arial" w:cs="Arial" w:eastAsia="Arial" w:hAnsi="Arial"/>
-                <w:sz w:val="18"/>
-                <w:szCs w:val="18"/>
-              </w:rPr>
-              <w:t xml:space="preserve">Mùi thảo mộc thư giãn</w:t>
-            </w:r>
-          </w:p>
-        </w:tc>
-        <w:tc>
-          <w:tcPr>
-            <w:tcW w:type="dxa" w:w="2038"/>
-            <w:tcBorders>
-              <w:top w:val="single" w:color="D9C3CB" w:sz="4"/>
-              <w:left w:val="single" w:color="D9C3CB" w:sz="4"/>
-              <w:bottom w:val="single" w:color="D9C3CB" w:sz="4"/>
-              <w:right w:val="single" w:color="D9C3CB" w:sz="4"/>
-            </w:tcBorders>
-            <w:shd w:fill="FFF5F9" w:color="auto" w:val="clear"/>
-            <w:tcMar>
-              <w:top w:type="dxa" w:w="70"/>
-              <w:left w:type="dxa" w:w="100"/>
-              <w:bottom w:type="dxa" w:w="70"/>
-              <w:right w:type="dxa" w:w="100"/>
-            </w:tcMar>
-          </w:tcPr>
-          <w:p>
-            <w:pPr>
-              <w:spacing w:after="40" w:line="264"/>
-            </w:pPr>
-            <w:r>
-              <w:rPr>
-                <w:rFonts w:ascii="Arial" w:cs="Arial" w:eastAsia="Arial" w:hAnsi="Arial"/>
-                <w:sz w:val="18"/>
-                <w:szCs w:val="18"/>
-              </w:rPr>
-              <w:t xml:space="preserve">"Hương thảo mộc thư giãn." Chỉ nói "không hương liệu tổng hợp" khi INCI không có Parfum.</w:t>
-            </w:r>
-          </w:p>
-        </w:tc>
-      </w:tr>
-      <w:tr>
-        <w:tc>
-          <w:tcPr>
-            <w:tcW w:type="dxa" w:w="1700"/>
-            <w:tcBorders>
-              <w:top w:val="single" w:color="D9C3CB" w:sz="4"/>
-              <w:left w:val="single" w:color="D9C3CB" w:sz="4"/>
-              <w:bottom w:val="single" w:color="D9C3CB" w:sz="4"/>
-              <w:right w:val="single" w:color="D9C3CB" w:sz="4"/>
-            </w:tcBorders>
-            <w:shd w:fill="FFFFFF" w:color="auto" w:val="clear"/>
-            <w:tcMar>
-              <w:top w:type="dxa" w:w="70"/>
-              <w:left w:type="dxa" w:w="100"/>
-              <w:bottom w:type="dxa" w:w="70"/>
-              <w:right w:type="dxa" w:w="100"/>
-            </w:tcMar>
-          </w:tcPr>
-          <w:p>
-            <w:pPr>
-              <w:spacing w:after="40" w:line="264"/>
-            </w:pPr>
-            <w:r>
-              <w:rPr>
-                <w:rFonts w:ascii="Arial" w:cs="Arial" w:eastAsia="Arial" w:hAnsi="Arial"/>
-                <w:sz w:val="18"/>
-                <w:szCs w:val="18"/>
-              </w:rPr>
-              <w:t xml:space="preserve">Chất tự nhũ hóa rửa trôi (nếu công thức cuối có)</w:t>
-            </w:r>
-          </w:p>
-        </w:tc>
-        <w:tc>
-          <w:tcPr>
-            <w:tcW w:type="dxa" w:w="2300"/>
-            <w:tcBorders>
-              <w:top w:val="single" w:color="D9C3CB" w:sz="4"/>
-              <w:left w:val="single" w:color="D9C3CB" w:sz="4"/>
-              <w:bottom w:val="single" w:color="D9C3CB" w:sz="4"/>
-              <w:right w:val="single" w:color="D9C3CB" w:sz="4"/>
-            </w:tcBorders>
-            <w:shd w:fill="FFFFFF" w:color="auto" w:val="clear"/>
-            <w:tcMar>
-              <w:top w:type="dxa" w:w="70"/>
-              <w:left w:type="dxa" w:w="100"/>
-              <w:bottom w:type="dxa" w:w="70"/>
-              <w:right w:type="dxa" w:w="100"/>
-            </w:tcMar>
-          </w:tcPr>
-          <w:p>
-            <w:pPr>
-              <w:spacing w:after="40" w:line="264"/>
-            </w:pPr>
-            <w:r>
-              <w:rPr>
-                <w:rFonts w:ascii="Arial" w:cs="Arial" w:eastAsia="Arial" w:hAnsi="Arial"/>
-                <w:sz w:val="18"/>
-                <w:szCs w:val="18"/>
-              </w:rPr>
-              <w:t xml:space="preserve">Polyglyceryl-4 Oleate hoặc PEG-20 Glyceryl Triisostearate</w:t>
-            </w:r>
-          </w:p>
-        </w:tc>
-        <w:tc>
-          <w:tcPr>
-            <w:tcW w:type="dxa" w:w="2000"/>
-            <w:tcBorders>
-              <w:top w:val="single" w:color="D9C3CB" w:sz="4"/>
-              <w:left w:val="single" w:color="D9C3CB" w:sz="4"/>
-              <w:bottom w:val="single" w:color="D9C3CB" w:sz="4"/>
-              <w:right w:val="single" w:color="D9C3CB" w:sz="4"/>
-            </w:tcBorders>
-            <w:shd w:fill="FFFFFF" w:color="auto" w:val="clear"/>
-            <w:tcMar>
-              <w:top w:type="dxa" w:w="70"/>
-              <w:left w:type="dxa" w:w="100"/>
-              <w:bottom w:type="dxa" w:w="70"/>
-              <w:right w:type="dxa" w:w="100"/>
-            </w:tcMar>
-          </w:tcPr>
-          <w:p>
-            <w:pPr>
-              <w:spacing w:after="40" w:line="264"/>
-            </w:pPr>
-            <w:r>
-              <w:rPr>
-                <w:rFonts w:ascii="Arial" w:cs="Arial" w:eastAsia="Arial" w:hAnsi="Arial"/>
-                <w:sz w:val="18"/>
-                <w:szCs w:val="18"/>
-              </w:rPr>
-              <w:t xml:space="preserve">Khi gặp nước sẽ chuyển màu trắng sữa, giúp rửa trôi dễ hơn</w:t>
-            </w:r>
-          </w:p>
-        </w:tc>
-        <w:tc>
-          <w:tcPr>
-            <w:tcW w:type="dxa" w:w="1600"/>
-            <w:tcBorders>
-              <w:top w:val="single" w:color="D9C3CB" w:sz="4"/>
-              <w:left w:val="single" w:color="D9C3CB" w:sz="4"/>
-              <w:bottom w:val="single" w:color="D9C3CB" w:sz="4"/>
-              <w:right w:val="single" w:color="D9C3CB" w:sz="4"/>
-            </w:tcBorders>
-            <w:shd w:fill="FFFFFF" w:color="auto" w:val="clear"/>
-            <w:tcMar>
-              <w:top w:type="dxa" w:w="70"/>
-              <w:left w:type="dxa" w:w="100"/>
-              <w:bottom w:type="dxa" w:w="70"/>
-              <w:right w:type="dxa" w:w="100"/>
-            </w:tcMar>
-          </w:tcPr>
-          <w:p>
-            <w:pPr>
-              <w:spacing w:after="40" w:line="264"/>
-            </w:pPr>
-            <w:r>
-              <w:rPr>
-                <w:rFonts w:ascii="Arial" w:cs="Arial" w:eastAsia="Arial" w:hAnsi="Arial"/>
-                <w:sz w:val="18"/>
-                <w:szCs w:val="18"/>
-              </w:rPr>
-              <w:t xml:space="preserve">Gặp nước chuyển trắng đục; gội nhanh sạch hơn</w:t>
-            </w:r>
-          </w:p>
-        </w:tc>
-        <w:tc>
-          <w:tcPr>
-            <w:tcW w:type="dxa" w:w="2038"/>
-            <w:tcBorders>
-              <w:top w:val="single" w:color="D9C3CB" w:sz="4"/>
-              <w:left w:val="single" w:color="D9C3CB" w:sz="4"/>
-              <w:bottom w:val="single" w:color="D9C3CB" w:sz="4"/>
-              <w:right w:val="single" w:color="D9C3CB" w:sz="4"/>
-            </w:tcBorders>
-            <w:shd w:fill="FFFFFF" w:color="auto" w:val="clear"/>
-            <w:tcMar>
-              <w:top w:type="dxa" w:w="70"/>
-              <w:left w:type="dxa" w:w="100"/>
-              <w:bottom w:type="dxa" w:w="70"/>
-              <w:right w:type="dxa" w:w="100"/>
-            </w:tcMar>
-          </w:tcPr>
-          <w:p>
-            <w:pPr>
-              <w:spacing w:after="40" w:line="264"/>
-            </w:pPr>
-            <w:r>
-              <w:rPr>
-                <w:rFonts w:ascii="Arial" w:cs="Arial" w:eastAsia="Arial" w:hAnsi="Arial"/>
-                <w:sz w:val="18"/>
-                <w:szCs w:val="18"/>
-              </w:rPr>
-              <w:t xml:space="preserve">"Gặp nước chuyển màu trắng sữa, dễ gội sạch." (chỉ khi có trong INCI, và quay video thật để chứng minh)</w:t>
-            </w:r>
-          </w:p>
-        </w:tc>
-      </w:tr>
-    </w:tbl>
-    <w:p>
-      <w:pPr>
-        <w:spacing w:after="120"/>
-      </w:pPr>
     </w:p>
     <w:tbl>
       <w:tblPr>
@@ -4337,7 +3260,7 @@
                 <w:sz w:val="18"/>
                 <w:szCs w:val="18"/>
               </w:rPr>
-              <w:t xml:space="preserve">Thông tin sử dụng</w:t>
+              <w:t xml:space="preserve">Sự thật</w:t>
             </w:r>
           </w:p>
         </w:tc>
@@ -4371,7 +3294,7 @@
                 <w:sz w:val="18"/>
                 <w:szCs w:val="18"/>
               </w:rPr>
-              <w:t xml:space="preserve">Nội dung (khớp với HDSD in trên hộp)</w:t>
+              <w:t xml:space="preserve">Ý nghĩa cho marketing</w:t>
             </w:r>
           </w:p>
         </w:tc>
@@ -4406,7 +3329,7 @@
                 <w:sz w:val="18"/>
                 <w:szCs w:val="18"/>
               </w:rPr>
-              <w:t xml:space="preserve">Cách dùng chuẩn</w:t>
+              <w:t xml:space="preserve">Tổng số</w:t>
             </w:r>
           </w:p>
         </w:tc>
@@ -4439,7 +3362,7 @@
                 <w:sz w:val="18"/>
                 <w:szCs w:val="18"/>
               </w:rPr>
-              <w:t xml:space="preserve">Rẽ ngôi, thoa lên da đầu khô, massage nhẹ 3–5 phút, để 10–15 phút, sau đó gội như bình thường (nhũ hóa trước khi xả)</w:t>
+              <w:t xml:space="preserve">22 thành phần: 2 chất nền nhẹ, 9 dầu thực vật, 1 hoạt chất (Bakuchiol), 7 tinh dầu, Bisabolol và 2 dạng vitamin E.</w:t>
             </w:r>
           </w:p>
         </w:tc>
@@ -4474,7 +3397,7 @@
                 <w:sz w:val="18"/>
                 <w:szCs w:val="18"/>
               </w:rPr>
-              <w:t xml:space="preserve">Tần suất</w:t>
+              <w:t xml:space="preserve">Không có nước</w:t>
             </w:r>
           </w:p>
         </w:tc>
@@ -4507,7 +3430,7 @@
                 <w:sz w:val="18"/>
                 <w:szCs w:val="18"/>
               </w:rPr>
-              <w:t xml:space="preserve">2–3 lần/tuần trong 4 tuần đầu, sau đó 1–2 lần/tuần (theo SOP hiện tại; đối chiếu HDSD)</w:t>
+              <w:t xml:space="preserve">Công thức khan (chỉ pha dầu), nên không cần chất bảo quản diệt khuẩn như sản phẩm có nước. Vẫn cần hạn dùng sau mở nắp (PAO) in trên hộp.</w:t>
             </w:r>
           </w:p>
         </w:tc>
@@ -4542,7 +3465,7 @@
                 <w:sz w:val="18"/>
                 <w:szCs w:val="18"/>
               </w:rPr>
-              <w:t xml:space="preserve">Ai nên thận trọng</w:t>
+              <w:t xml:space="preserve">Không có chất nhũ hóa</w:t>
             </w:r>
           </w:p>
         </w:tc>
@@ -4575,7 +3498,47 @@
                 <w:sz w:val="18"/>
                 <w:szCs w:val="18"/>
               </w:rPr>
-              <w:t xml:space="preserve">Da đầu đang có vết thương hoặc viêm; người dị ứng tinh dầu; mẹ bầu, mẹ cho con bú, người có bệnh da nên hỏi bác sĩ. Luôn thử sau tai 24 giờ.</w:t>
+              <w:t xml:space="preserve">Sản phẩm </w:t>
+            </w:r>
+            <w:r>
+              <w:rPr>
+                <w:rFonts w:ascii="Arial" w:cs="Arial" w:eastAsia="Arial" w:hAnsi="Arial"/>
+                <w:b w:val="false"/>
+                <w:bCs w:val="false"/>
+                <w:sz w:val="18"/>
+                <w:szCs w:val="18"/>
+              </w:rPr>
+              <w:t xml:space="preserve">không tự chuyển trắng sữa khi gặp nước</w:t>
+            </w:r>
+            <w:r>
+              <w:rPr>
+                <w:rFonts w:ascii="Arial" w:cs="Arial" w:eastAsia="Arial" w:hAnsi="Arial"/>
+                <w:b w:val="false"/>
+                <w:bCs w:val="false"/>
+                <w:sz w:val="18"/>
+                <w:szCs w:val="18"/>
+              </w:rPr>
+              <w:t xml:space="preserve">. Muốn gội sạch phải để </w:t>
+            </w:r>
+            <w:r>
+              <w:rPr>
+                <w:rFonts w:ascii="Arial" w:cs="Arial" w:eastAsia="Arial" w:hAnsi="Arial"/>
+                <w:b w:val="false"/>
+                <w:bCs w:val="false"/>
+                <w:sz w:val="18"/>
+                <w:szCs w:val="18"/>
+              </w:rPr>
+              <w:t xml:space="preserve">sữa gội làm việc nhũ hóa</w:t>
+            </w:r>
+            <w:r>
+              <w:rPr>
+                <w:rFonts w:ascii="Arial" w:cs="Arial" w:eastAsia="Arial" w:hAnsi="Arial"/>
+                <w:b w:val="false"/>
+                <w:bCs w:val="false"/>
+                <w:sz w:val="18"/>
+                <w:szCs w:val="18"/>
+              </w:rPr>
+              <w:t xml:space="preserve">: thoa sữa gội lên tóc còn khô, xoa đều rồi mới làm ướt và xả. Bước này là bắt buộc, không phải mẹo.</w:t>
             </w:r>
           </w:p>
         </w:tc>
@@ -4610,7 +3573,7 @@
                 <w:sz w:val="18"/>
                 <w:szCs w:val="18"/>
               </w:rPr>
-              <w:t xml:space="preserve">Điều sản phẩm KHÔNG làm</w:t>
+              <w:t xml:space="preserve">Không có Parfum</w:t>
             </w:r>
           </w:p>
         </w:tc>
@@ -4643,7 +3606,299 @@
                 <w:sz w:val="18"/>
                 <w:szCs w:val="18"/>
               </w:rPr>
-              <w:t xml:space="preserve">Không điều trị rụng tóc, hói hay bệnh da đầu; không thay thế thăm khám da liễu.</w:t>
+              <w:t xml:space="preserve">Mùi đến từ 7 tinh dầu. Được nói "không dùng hương liệu tổng hợp". Mùi là hỗn hợp bưởi, bạc hà, hương thảo, oải hương, gừng, nghệ, tràm trà, nền có mùi neem: cần test mùi với khách.</w:t>
+            </w:r>
+          </w:p>
+        </w:tc>
+      </w:tr>
+      <w:tr>
+        <w:tc>
+          <w:tcPr>
+            <w:tcW w:type="dxa" w:w="2600"/>
+            <w:tcBorders>
+              <w:top w:val="single" w:color="D9C3CB" w:sz="4"/>
+              <w:left w:val="single" w:color="D9C3CB" w:sz="4"/>
+              <w:bottom w:val="single" w:color="D9C3CB" w:sz="4"/>
+              <w:right w:val="single" w:color="D9C3CB" w:sz="4"/>
+            </w:tcBorders>
+            <w:shd w:fill="F6E3EA" w:color="auto" w:val="clear"/>
+            <w:tcMar>
+              <w:top w:type="dxa" w:w="70"/>
+              <w:left w:type="dxa" w:w="100"/>
+              <w:bottom w:type="dxa" w:w="70"/>
+              <w:right w:type="dxa" w:w="100"/>
+            </w:tcMar>
+          </w:tcPr>
+          <w:p>
+            <w:pPr>
+              <w:spacing w:after="40" w:line="264"/>
+            </w:pPr>
+            <w:r>
+              <w:rPr>
+                <w:rFonts w:ascii="Arial" w:cs="Arial" w:eastAsia="Arial" w:hAnsi="Arial"/>
+                <w:b/>
+                <w:bCs/>
+                <w:sz w:val="18"/>
+                <w:szCs w:val="18"/>
+              </w:rPr>
+              <w:t xml:space="preserve">Không silicone, không paraben, không dầu khoáng, không dầu dừa</w:t>
+            </w:r>
+          </w:p>
+        </w:tc>
+        <w:tc>
+          <w:tcPr>
+            <w:tcW w:type="dxa" w:w="7038"/>
+            <w:tcBorders>
+              <w:top w:val="single" w:color="D9C3CB" w:sz="4"/>
+              <w:left w:val="single" w:color="D9C3CB" w:sz="4"/>
+              <w:bottom w:val="single" w:color="D9C3CB" w:sz="4"/>
+              <w:right w:val="single" w:color="D9C3CB" w:sz="4"/>
+            </w:tcBorders>
+            <w:shd w:fill="FFF5F9" w:color="auto" w:val="clear"/>
+            <w:tcMar>
+              <w:top w:type="dxa" w:w="70"/>
+              <w:left w:type="dxa" w:w="100"/>
+              <w:bottom w:type="dxa" w:w="70"/>
+              <w:right w:type="dxa" w:w="100"/>
+            </w:tcMar>
+          </w:tcPr>
+          <w:p>
+            <w:pPr>
+              <w:spacing w:after="40" w:line="264"/>
+            </w:pPr>
+            <w:r>
+              <w:rPr>
+                <w:rFonts w:ascii="Arial" w:cs="Arial" w:eastAsia="Arial" w:hAnsi="Arial"/>
+                <w:b w:val="false"/>
+                <w:bCs w:val="false"/>
+                <w:sz w:val="18"/>
+                <w:szCs w:val="18"/>
+              </w:rPr>
+              <w:t xml:space="preserve">Đúng theo bảng thành phần. Được nói như thông tin, </w:t>
+            </w:r>
+            <w:r>
+              <w:rPr>
+                <w:rFonts w:ascii="Arial" w:cs="Arial" w:eastAsia="Arial" w:hAnsi="Arial"/>
+                <w:b w:val="false"/>
+                <w:bCs w:val="false"/>
+                <w:sz w:val="18"/>
+                <w:szCs w:val="18"/>
+              </w:rPr>
+              <w:t xml:space="preserve">không chê</w:t>
+            </w:r>
+            <w:r>
+              <w:rPr>
+                <w:rFonts w:ascii="Arial" w:cs="Arial" w:eastAsia="Arial" w:hAnsi="Arial"/>
+                <w:b w:val="false"/>
+                <w:bCs w:val="false"/>
+                <w:sz w:val="18"/>
+                <w:szCs w:val="18"/>
+              </w:rPr>
+              <w:t xml:space="preserve"> sản phẩm có các chất này.</w:t>
+            </w:r>
+          </w:p>
+        </w:tc>
+      </w:tr>
+      <w:tr>
+        <w:tc>
+          <w:tcPr>
+            <w:tcW w:type="dxa" w:w="2600"/>
+            <w:tcBorders>
+              <w:top w:val="single" w:color="D9C3CB" w:sz="4"/>
+              <w:left w:val="single" w:color="D9C3CB" w:sz="4"/>
+              <w:bottom w:val="single" w:color="D9C3CB" w:sz="4"/>
+              <w:right w:val="single" w:color="D9C3CB" w:sz="4"/>
+            </w:tcBorders>
+            <w:shd w:fill="F6E3EA" w:color="auto" w:val="clear"/>
+            <w:tcMar>
+              <w:top w:type="dxa" w:w="70"/>
+              <w:left w:type="dxa" w:w="100"/>
+              <w:bottom w:type="dxa" w:w="70"/>
+              <w:right w:type="dxa" w:w="100"/>
+            </w:tcMar>
+          </w:tcPr>
+          <w:p>
+            <w:pPr>
+              <w:spacing w:after="40" w:line="264"/>
+            </w:pPr>
+            <w:r>
+              <w:rPr>
+                <w:rFonts w:ascii="Arial" w:cs="Arial" w:eastAsia="Arial" w:hAnsi="Arial"/>
+                <w:b/>
+                <w:bCs/>
+                <w:sz w:val="18"/>
+                <w:szCs w:val="18"/>
+              </w:rPr>
+              <w:t xml:space="preserve">Không được nói "100% thiên nhiên"</w:t>
+            </w:r>
+          </w:p>
+        </w:tc>
+        <w:tc>
+          <w:tcPr>
+            <w:tcW w:type="dxa" w:w="7038"/>
+            <w:tcBorders>
+              <w:top w:val="single" w:color="D9C3CB" w:sz="4"/>
+              <w:left w:val="single" w:color="D9C3CB" w:sz="4"/>
+              <w:bottom w:val="single" w:color="D9C3CB" w:sz="4"/>
+              <w:right w:val="single" w:color="D9C3CB" w:sz="4"/>
+            </w:tcBorders>
+            <w:shd w:fill="FFFFFF" w:color="auto" w:val="clear"/>
+            <w:tcMar>
+              <w:top w:type="dxa" w:w="70"/>
+              <w:left w:type="dxa" w:w="100"/>
+              <w:bottom w:type="dxa" w:w="70"/>
+              <w:right w:type="dxa" w:w="100"/>
+            </w:tcMar>
+          </w:tcPr>
+          <w:p>
+            <w:pPr>
+              <w:spacing w:after="40" w:line="264"/>
+            </w:pPr>
+            <w:r>
+              <w:rPr>
+                <w:rFonts w:ascii="Arial" w:cs="Arial" w:eastAsia="Arial" w:hAnsi="Arial"/>
+                <w:b w:val="false"/>
+                <w:bCs w:val="false"/>
+                <w:sz w:val="18"/>
+                <w:szCs w:val="18"/>
+              </w:rPr>
+              <w:t xml:space="preserve">Tocopheryl Acetate là chất tổng hợp; Bisabolol có thể tổng hợp. Muốn nói "X% nguồn gốc tự nhiên" phải có tính toán theo ISO 16128 từ nhà sản xuất.</w:t>
+            </w:r>
+          </w:p>
+        </w:tc>
+      </w:tr>
+      <w:tr>
+        <w:tc>
+          <w:tcPr>
+            <w:tcW w:type="dxa" w:w="2600"/>
+            <w:tcBorders>
+              <w:top w:val="single" w:color="D9C3CB" w:sz="4"/>
+              <w:left w:val="single" w:color="D9C3CB" w:sz="4"/>
+              <w:bottom w:val="single" w:color="D9C3CB" w:sz="4"/>
+              <w:right w:val="single" w:color="D9C3CB" w:sz="4"/>
+            </w:tcBorders>
+            <w:shd w:fill="F6E3EA" w:color="auto" w:val="clear"/>
+            <w:tcMar>
+              <w:top w:type="dxa" w:w="70"/>
+              <w:left w:type="dxa" w:w="100"/>
+              <w:bottom w:type="dxa" w:w="70"/>
+              <w:right w:type="dxa" w:w="100"/>
+            </w:tcMar>
+          </w:tcPr>
+          <w:p>
+            <w:pPr>
+              <w:spacing w:after="40" w:line="264"/>
+            </w:pPr>
+            <w:r>
+              <w:rPr>
+                <w:rFonts w:ascii="Arial" w:cs="Arial" w:eastAsia="Arial" w:hAnsi="Arial"/>
+                <w:b/>
+                <w:bCs/>
+                <w:sz w:val="18"/>
+                <w:szCs w:val="18"/>
+              </w:rPr>
+              <w:t xml:space="preserve">Cảm giác nhận ra ngay</w:t>
+            </w:r>
+          </w:p>
+        </w:tc>
+        <w:tc>
+          <w:tcPr>
+            <w:tcW w:type="dxa" w:w="7038"/>
+            <w:tcBorders>
+              <w:top w:val="single" w:color="D9C3CB" w:sz="4"/>
+              <w:left w:val="single" w:color="D9C3CB" w:sz="4"/>
+              <w:bottom w:val="single" w:color="D9C3CB" w:sz="4"/>
+              <w:right w:val="single" w:color="D9C3CB" w:sz="4"/>
+            </w:tcBorders>
+            <w:shd w:fill="FFF5F9" w:color="auto" w:val="clear"/>
+            <w:tcMar>
+              <w:top w:type="dxa" w:w="70"/>
+              <w:left w:type="dxa" w:w="100"/>
+              <w:bottom w:type="dxa" w:w="70"/>
+              <w:right w:type="dxa" w:w="100"/>
+            </w:tcMar>
+          </w:tcPr>
+          <w:p>
+            <w:pPr>
+              <w:spacing w:after="40" w:line="264"/>
+            </w:pPr>
+            <w:r>
+              <w:rPr>
+                <w:rFonts w:ascii="Arial" w:cs="Arial" w:eastAsia="Arial" w:hAnsi="Arial"/>
+                <w:b w:val="false"/>
+                <w:bCs w:val="false"/>
+                <w:sz w:val="18"/>
+                <w:szCs w:val="18"/>
+              </w:rPr>
+              <w:t xml:space="preserve">Mát lạnh của bạc hà khi massage và hương bưởi da xanh: hai tín hiệu cảm quan có thể thành tài sản nhận diện.</w:t>
+            </w:r>
+          </w:p>
+        </w:tc>
+      </w:tr>
+      <w:tr>
+        <w:tc>
+          <w:tcPr>
+            <w:tcW w:type="dxa" w:w="2600"/>
+            <w:tcBorders>
+              <w:top w:val="single" w:color="D9C3CB" w:sz="4"/>
+              <w:left w:val="single" w:color="D9C3CB" w:sz="4"/>
+              <w:bottom w:val="single" w:color="D9C3CB" w:sz="4"/>
+              <w:right w:val="single" w:color="D9C3CB" w:sz="4"/>
+            </w:tcBorders>
+            <w:shd w:fill="F6E3EA" w:color="auto" w:val="clear"/>
+            <w:tcMar>
+              <w:top w:type="dxa" w:w="70"/>
+              <w:left w:type="dxa" w:w="100"/>
+              <w:bottom w:type="dxa" w:w="70"/>
+              <w:right w:type="dxa" w:w="100"/>
+            </w:tcMar>
+          </w:tcPr>
+          <w:p>
+            <w:pPr>
+              <w:spacing w:after="40" w:line="264"/>
+            </w:pPr>
+            <w:r>
+              <w:rPr>
+                <w:rFonts w:ascii="Arial" w:cs="Arial" w:eastAsia="Arial" w:hAnsi="Arial"/>
+                <w:b/>
+                <w:bCs/>
+                <w:sz w:val="18"/>
+                <w:szCs w:val="18"/>
+              </w:rPr>
+              <w:t xml:space="preserve">Rủi ro cần quản lý</w:t>
+            </w:r>
+          </w:p>
+        </w:tc>
+        <w:tc>
+          <w:tcPr>
+            <w:tcW w:type="dxa" w:w="7038"/>
+            <w:tcBorders>
+              <w:top w:val="single" w:color="D9C3CB" w:sz="4"/>
+              <w:left w:val="single" w:color="D9C3CB" w:sz="4"/>
+              <w:bottom w:val="single" w:color="D9C3CB" w:sz="4"/>
+              <w:right w:val="single" w:color="D9C3CB" w:sz="4"/>
+            </w:tcBorders>
+            <w:shd w:fill="FFFFFF" w:color="auto" w:val="clear"/>
+            <w:tcMar>
+              <w:top w:type="dxa" w:w="70"/>
+              <w:left w:type="dxa" w:w="100"/>
+              <w:bottom w:type="dxa" w:w="70"/>
+              <w:right w:type="dxa" w:w="100"/>
+            </w:tcMar>
+          </w:tcPr>
+          <w:p>
+            <w:pPr>
+              <w:spacing w:after="40" w:line="264"/>
+            </w:pPr>
+            <w:r>
+              <w:rPr>
+                <w:rFonts w:ascii="Arial" w:cs="Arial" w:eastAsia="Arial" w:hAnsi="Arial"/>
+                <w:b w:val="false"/>
+                <w:bCs w:val="false"/>
+                <w:sz w:val="18"/>
+                <w:szCs w:val="18"/>
+              </w:rPr>
+              <w:t xml:space="preserve">7 tinh dầu → nguy cơ kích ứng ở da nhạy cảm; bạc hà và hương thảo không phù hợp trẻ nhỏ; mẹ bầu, mẹ cho con bú hỏi bác sĩ. Bắt buộc hướng dẫn thử sau tai 24 giờ.</w:t>
             </w:r>
           </w:p>
         </w:tc>
@@ -4662,7 +3917,5598 @@
         <w:rPr>
           <w:rFonts w:ascii="Arial" w:cs="Arial" w:eastAsia="Arial" w:hAnsi="Arial"/>
         </w:rPr>
-        <w:t xml:space="preserve">3.2 SKU4 · Tinh chất hoàn thiện đuôi tóc (leave-in)</w:t>
+        <w:t xml:space="preserve">3.2 Bảng 22 thành phần: vai trò và câu chữ</w:t>
+      </w:r>
+    </w:p>
+    <w:tbl>
+      <w:tblPr>
+        <w:tblW w:type="dxa" w:w="9638"/>
+        <w:tblBorders>
+          <w:top w:val="single" w:color="auto" w:sz="4"/>
+          <w:left w:val="single" w:color="auto" w:sz="4"/>
+          <w:bottom w:val="single" w:color="auto" w:sz="4"/>
+          <w:right w:val="single" w:color="auto" w:sz="4"/>
+          <w:insideH w:val="single" w:color="auto" w:sz="4"/>
+          <w:insideV w:val="single" w:color="auto" w:sz="4"/>
+        </w:tblBorders>
+      </w:tblPr>
+      <w:tblGrid>
+        <w:gridCol w:w="380"/>
+        <w:gridCol w:w="1150"/>
+        <w:gridCol w:w="1900"/>
+        <w:gridCol w:w="900"/>
+        <w:gridCol w:w="1900"/>
+        <w:gridCol w:w="1700"/>
+        <w:gridCol w:w="1708"/>
+      </w:tblGrid>
+      <w:tr>
+        <w:trPr>
+          <w:tblHeader/>
+        </w:trPr>
+        <w:tc>
+          <w:tcPr>
+            <w:tcW w:type="dxa" w:w="380"/>
+            <w:tcBorders>
+              <w:top w:val="single" w:color="D9C3CB" w:sz="4"/>
+              <w:left w:val="single" w:color="D9C3CB" w:sz="4"/>
+              <w:bottom w:val="single" w:color="D9C3CB" w:sz="4"/>
+              <w:right w:val="single" w:color="D9C3CB" w:sz="4"/>
+            </w:tcBorders>
+            <w:shd w:fill="56061D" w:color="auto" w:val="clear"/>
+            <w:tcMar>
+              <w:top w:type="dxa" w:w="70"/>
+              <w:left w:type="dxa" w:w="100"/>
+              <w:bottom w:type="dxa" w:w="70"/>
+              <w:right w:type="dxa" w:w="100"/>
+            </w:tcMar>
+          </w:tcPr>
+          <w:p>
+            <w:pPr>
+              <w:spacing w:after="40" w:line="264"/>
+            </w:pPr>
+            <w:r>
+              <w:rPr>
+                <w:rFonts w:ascii="Arial" w:cs="Arial" w:eastAsia="Arial" w:hAnsi="Arial"/>
+                <w:b/>
+                <w:bCs/>
+                <w:color w:val="FFFFFF"/>
+                <w:sz w:val="18"/>
+                <w:szCs w:val="18"/>
+              </w:rPr>
+              <w:t xml:space="preserve">#</w:t>
+            </w:r>
+          </w:p>
+        </w:tc>
+        <w:tc>
+          <w:tcPr>
+            <w:tcW w:type="dxa" w:w="1150"/>
+            <w:tcBorders>
+              <w:top w:val="single" w:color="D9C3CB" w:sz="4"/>
+              <w:left w:val="single" w:color="D9C3CB" w:sz="4"/>
+              <w:bottom w:val="single" w:color="D9C3CB" w:sz="4"/>
+              <w:right w:val="single" w:color="D9C3CB" w:sz="4"/>
+            </w:tcBorders>
+            <w:shd w:fill="56061D" w:color="auto" w:val="clear"/>
+            <w:tcMar>
+              <w:top w:type="dxa" w:w="70"/>
+              <w:left w:type="dxa" w:w="100"/>
+              <w:bottom w:type="dxa" w:w="70"/>
+              <w:right w:type="dxa" w:w="100"/>
+            </w:tcMar>
+          </w:tcPr>
+          <w:p>
+            <w:pPr>
+              <w:spacing w:after="40" w:line="264"/>
+            </w:pPr>
+            <w:r>
+              <w:rPr>
+                <w:rFonts w:ascii="Arial" w:cs="Arial" w:eastAsia="Arial" w:hAnsi="Arial"/>
+                <w:b/>
+                <w:bCs/>
+                <w:color w:val="FFFFFF"/>
+                <w:sz w:val="18"/>
+                <w:szCs w:val="18"/>
+              </w:rPr>
+              <w:t xml:space="preserve">Thành phần</w:t>
+            </w:r>
+          </w:p>
+        </w:tc>
+        <w:tc>
+          <w:tcPr>
+            <w:tcW w:type="dxa" w:w="1900"/>
+            <w:tcBorders>
+              <w:top w:val="single" w:color="D9C3CB" w:sz="4"/>
+              <w:left w:val="single" w:color="D9C3CB" w:sz="4"/>
+              <w:bottom w:val="single" w:color="D9C3CB" w:sz="4"/>
+              <w:right w:val="single" w:color="D9C3CB" w:sz="4"/>
+            </w:tcBorders>
+            <w:shd w:fill="56061D" w:color="auto" w:val="clear"/>
+            <w:tcMar>
+              <w:top w:type="dxa" w:w="70"/>
+              <w:left w:type="dxa" w:w="100"/>
+              <w:bottom w:type="dxa" w:w="70"/>
+              <w:right w:type="dxa" w:w="100"/>
+            </w:tcMar>
+          </w:tcPr>
+          <w:p>
+            <w:pPr>
+              <w:spacing w:after="40" w:line="264"/>
+            </w:pPr>
+            <w:r>
+              <w:rPr>
+                <w:rFonts w:ascii="Arial" w:cs="Arial" w:eastAsia="Arial" w:hAnsi="Arial"/>
+                <w:b/>
+                <w:bCs/>
+                <w:color w:val="FFFFFF"/>
+                <w:sz w:val="18"/>
+                <w:szCs w:val="18"/>
+              </w:rPr>
+              <w:t xml:space="preserve">INCI đề xuất ghi nhãn</w:t>
+            </w:r>
+          </w:p>
+        </w:tc>
+        <w:tc>
+          <w:tcPr>
+            <w:tcW w:type="dxa" w:w="900"/>
+            <w:tcBorders>
+              <w:top w:val="single" w:color="D9C3CB" w:sz="4"/>
+              <w:left w:val="single" w:color="D9C3CB" w:sz="4"/>
+              <w:bottom w:val="single" w:color="D9C3CB" w:sz="4"/>
+              <w:right w:val="single" w:color="D9C3CB" w:sz="4"/>
+            </w:tcBorders>
+            <w:shd w:fill="56061D" w:color="auto" w:val="clear"/>
+            <w:tcMar>
+              <w:top w:type="dxa" w:w="70"/>
+              <w:left w:type="dxa" w:w="100"/>
+              <w:bottom w:type="dxa" w:w="70"/>
+              <w:right w:type="dxa" w:w="100"/>
+            </w:tcMar>
+          </w:tcPr>
+          <w:p>
+            <w:pPr>
+              <w:spacing w:after="40" w:line="264"/>
+            </w:pPr>
+            <w:r>
+              <w:rPr>
+                <w:rFonts w:ascii="Arial" w:cs="Arial" w:eastAsia="Arial" w:hAnsi="Arial"/>
+                <w:b/>
+                <w:bCs/>
+                <w:color w:val="FFFFFF"/>
+                <w:sz w:val="18"/>
+                <w:szCs w:val="18"/>
+              </w:rPr>
+              <w:t xml:space="preserve">Nhóm</w:t>
+            </w:r>
+          </w:p>
+        </w:tc>
+        <w:tc>
+          <w:tcPr>
+            <w:tcW w:type="dxa" w:w="1900"/>
+            <w:tcBorders>
+              <w:top w:val="single" w:color="D9C3CB" w:sz="4"/>
+              <w:left w:val="single" w:color="D9C3CB" w:sz="4"/>
+              <w:bottom w:val="single" w:color="D9C3CB" w:sz="4"/>
+              <w:right w:val="single" w:color="D9C3CB" w:sz="4"/>
+            </w:tcBorders>
+            <w:shd w:fill="56061D" w:color="auto" w:val="clear"/>
+            <w:tcMar>
+              <w:top w:type="dxa" w:w="70"/>
+              <w:left w:type="dxa" w:w="100"/>
+              <w:bottom w:type="dxa" w:w="70"/>
+              <w:right w:type="dxa" w:w="100"/>
+            </w:tcMar>
+          </w:tcPr>
+          <w:p>
+            <w:pPr>
+              <w:spacing w:after="40" w:line="264"/>
+            </w:pPr>
+            <w:r>
+              <w:rPr>
+                <w:rFonts w:ascii="Arial" w:cs="Arial" w:eastAsia="Arial" w:hAnsi="Arial"/>
+                <w:b/>
+                <w:bCs/>
+                <w:color w:val="FFFFFF"/>
+                <w:sz w:val="18"/>
+                <w:szCs w:val="18"/>
+              </w:rPr>
+              <w:t xml:space="preserve">Vai trò kỹ thuật</w:t>
+            </w:r>
+          </w:p>
+        </w:tc>
+        <w:tc>
+          <w:tcPr>
+            <w:tcW w:type="dxa" w:w="1700"/>
+            <w:tcBorders>
+              <w:top w:val="single" w:color="D9C3CB" w:sz="4"/>
+              <w:left w:val="single" w:color="D9C3CB" w:sz="4"/>
+              <w:bottom w:val="single" w:color="D9C3CB" w:sz="4"/>
+              <w:right w:val="single" w:color="D9C3CB" w:sz="4"/>
+            </w:tcBorders>
+            <w:shd w:fill="56061D" w:color="auto" w:val="clear"/>
+            <w:tcMar>
+              <w:top w:type="dxa" w:w="70"/>
+              <w:left w:type="dxa" w:w="100"/>
+              <w:bottom w:type="dxa" w:w="70"/>
+              <w:right w:type="dxa" w:w="100"/>
+            </w:tcMar>
+          </w:tcPr>
+          <w:p>
+            <w:pPr>
+              <w:spacing w:after="40" w:line="264"/>
+            </w:pPr>
+            <w:r>
+              <w:rPr>
+                <w:rFonts w:ascii="Arial" w:cs="Arial" w:eastAsia="Arial" w:hAnsi="Arial"/>
+                <w:b/>
+                <w:bCs/>
+                <w:color w:val="FFFFFF"/>
+                <w:sz w:val="18"/>
+                <w:szCs w:val="18"/>
+              </w:rPr>
+              <w:t xml:space="preserve">Được nói</w:t>
+            </w:r>
+          </w:p>
+        </w:tc>
+        <w:tc>
+          <w:tcPr>
+            <w:tcW w:type="dxa" w:w="1708"/>
+            <w:tcBorders>
+              <w:top w:val="single" w:color="D9C3CB" w:sz="4"/>
+              <w:left w:val="single" w:color="D9C3CB" w:sz="4"/>
+              <w:bottom w:val="single" w:color="D9C3CB" w:sz="4"/>
+              <w:right w:val="single" w:color="D9C3CB" w:sz="4"/>
+            </w:tcBorders>
+            <w:shd w:fill="56061D" w:color="auto" w:val="clear"/>
+            <w:tcMar>
+              <w:top w:type="dxa" w:w="70"/>
+              <w:left w:type="dxa" w:w="100"/>
+              <w:bottom w:type="dxa" w:w="70"/>
+              <w:right w:type="dxa" w:w="100"/>
+            </w:tcMar>
+          </w:tcPr>
+          <w:p>
+            <w:pPr>
+              <w:spacing w:after="40" w:line="264"/>
+            </w:pPr>
+            <w:r>
+              <w:rPr>
+                <w:rFonts w:ascii="Arial" w:cs="Arial" w:eastAsia="Arial" w:hAnsi="Arial"/>
+                <w:b/>
+                <w:bCs/>
+                <w:color w:val="FFFFFF"/>
+                <w:sz w:val="18"/>
+                <w:szCs w:val="18"/>
+              </w:rPr>
+              <w:t xml:space="preserve">Không được nói</w:t>
+            </w:r>
+          </w:p>
+        </w:tc>
+      </w:tr>
+      <w:tr>
+        <w:tc>
+          <w:tcPr>
+            <w:tcW w:type="dxa" w:w="380"/>
+            <w:tcBorders>
+              <w:top w:val="single" w:color="D9C3CB" w:sz="4"/>
+              <w:left w:val="single" w:color="D9C3CB" w:sz="4"/>
+              <w:bottom w:val="single" w:color="D9C3CB" w:sz="4"/>
+              <w:right w:val="single" w:color="D9C3CB" w:sz="4"/>
+            </w:tcBorders>
+            <w:shd w:fill="FFF5F9" w:color="auto" w:val="clear"/>
+            <w:tcMar>
+              <w:top w:type="dxa" w:w="70"/>
+              <w:left w:type="dxa" w:w="100"/>
+              <w:bottom w:type="dxa" w:w="70"/>
+              <w:right w:type="dxa" w:w="100"/>
+            </w:tcMar>
+          </w:tcPr>
+          <w:p>
+            <w:pPr>
+              <w:spacing w:after="40" w:line="264"/>
+            </w:pPr>
+            <w:r>
+              <w:rPr>
+                <w:rFonts w:ascii="Arial" w:cs="Arial" w:eastAsia="Arial" w:hAnsi="Arial"/>
+                <w:sz w:val="18"/>
+                <w:szCs w:val="18"/>
+              </w:rPr>
+              <w:t xml:space="preserve">1</w:t>
+            </w:r>
+          </w:p>
+        </w:tc>
+        <w:tc>
+          <w:tcPr>
+            <w:tcW w:type="dxa" w:w="1150"/>
+            <w:tcBorders>
+              <w:top w:val="single" w:color="D9C3CB" w:sz="4"/>
+              <w:left w:val="single" w:color="D9C3CB" w:sz="4"/>
+              <w:bottom w:val="single" w:color="D9C3CB" w:sz="4"/>
+              <w:right w:val="single" w:color="D9C3CB" w:sz="4"/>
+            </w:tcBorders>
+            <w:shd w:fill="FFF5F9" w:color="auto" w:val="clear"/>
+            <w:tcMar>
+              <w:top w:type="dxa" w:w="70"/>
+              <w:left w:type="dxa" w:w="100"/>
+              <w:bottom w:type="dxa" w:w="70"/>
+              <w:right w:type="dxa" w:w="100"/>
+            </w:tcMar>
+          </w:tcPr>
+          <w:p>
+            <w:pPr>
+              <w:spacing w:after="40" w:line="264"/>
+            </w:pPr>
+            <w:r>
+              <w:rPr>
+                <w:rFonts w:ascii="Arial" w:cs="Arial" w:eastAsia="Arial" w:hAnsi="Arial"/>
+                <w:sz w:val="18"/>
+                <w:szCs w:val="18"/>
+              </w:rPr>
+              <w:t xml:space="preserve">Dầu Capric</w:t>
+            </w:r>
+          </w:p>
+        </w:tc>
+        <w:tc>
+          <w:tcPr>
+            <w:tcW w:type="dxa" w:w="1900"/>
+            <w:tcBorders>
+              <w:top w:val="single" w:color="D9C3CB" w:sz="4"/>
+              <w:left w:val="single" w:color="D9C3CB" w:sz="4"/>
+              <w:bottom w:val="single" w:color="D9C3CB" w:sz="4"/>
+              <w:right w:val="single" w:color="D9C3CB" w:sz="4"/>
+            </w:tcBorders>
+            <w:shd w:fill="FFF5F9" w:color="auto" w:val="clear"/>
+            <w:tcMar>
+              <w:top w:type="dxa" w:w="70"/>
+              <w:left w:type="dxa" w:w="100"/>
+              <w:bottom w:type="dxa" w:w="70"/>
+              <w:right w:type="dxa" w:w="100"/>
+            </w:tcMar>
+          </w:tcPr>
+          <w:p>
+            <w:pPr>
+              <w:spacing w:after="40" w:line="264"/>
+            </w:pPr>
+            <w:r>
+              <w:rPr>
+                <w:rFonts w:ascii="Arial" w:cs="Arial" w:eastAsia="Arial" w:hAnsi="Arial"/>
+                <w:sz w:val="18"/>
+                <w:szCs w:val="18"/>
+              </w:rPr>
+              <w:t xml:space="preserve">Caprylic/Capric Triglyceride</w:t>
+            </w:r>
+          </w:p>
+        </w:tc>
+        <w:tc>
+          <w:tcPr>
+            <w:tcW w:type="dxa" w:w="900"/>
+            <w:tcBorders>
+              <w:top w:val="single" w:color="D9C3CB" w:sz="4"/>
+              <w:left w:val="single" w:color="D9C3CB" w:sz="4"/>
+              <w:bottom w:val="single" w:color="D9C3CB" w:sz="4"/>
+              <w:right w:val="single" w:color="D9C3CB" w:sz="4"/>
+            </w:tcBorders>
+            <w:shd w:fill="FFF5F9" w:color="auto" w:val="clear"/>
+            <w:tcMar>
+              <w:top w:type="dxa" w:w="70"/>
+              <w:left w:type="dxa" w:w="100"/>
+              <w:bottom w:type="dxa" w:w="70"/>
+              <w:right w:type="dxa" w:w="100"/>
+            </w:tcMar>
+          </w:tcPr>
+          <w:p>
+            <w:pPr>
+              <w:spacing w:after="40" w:line="264"/>
+            </w:pPr>
+            <w:r>
+              <w:rPr>
+                <w:rFonts w:ascii="Arial" w:cs="Arial" w:eastAsia="Arial" w:hAnsi="Arial"/>
+                <w:sz w:val="18"/>
+                <w:szCs w:val="18"/>
+              </w:rPr>
+              <w:t xml:space="preserve">Nền nhẹ</w:t>
+            </w:r>
+          </w:p>
+        </w:tc>
+        <w:tc>
+          <w:tcPr>
+            <w:tcW w:type="dxa" w:w="1900"/>
+            <w:tcBorders>
+              <w:top w:val="single" w:color="D9C3CB" w:sz="4"/>
+              <w:left w:val="single" w:color="D9C3CB" w:sz="4"/>
+              <w:bottom w:val="single" w:color="D9C3CB" w:sz="4"/>
+              <w:right w:val="single" w:color="D9C3CB" w:sz="4"/>
+            </w:tcBorders>
+            <w:shd w:fill="FFF5F9" w:color="auto" w:val="clear"/>
+            <w:tcMar>
+              <w:top w:type="dxa" w:w="70"/>
+              <w:left w:type="dxa" w:w="100"/>
+              <w:bottom w:type="dxa" w:w="70"/>
+              <w:right w:type="dxa" w:w="100"/>
+            </w:tcMar>
+          </w:tcPr>
+          <w:p>
+            <w:pPr>
+              <w:spacing w:after="40" w:line="264"/>
+            </w:pPr>
+            <w:r>
+              <w:rPr>
+                <w:rFonts w:ascii="Arial" w:cs="Arial" w:eastAsia="Arial" w:hAnsi="Arial"/>
+                <w:sz w:val="18"/>
+                <w:szCs w:val="18"/>
+              </w:rPr>
+              <w:t xml:space="preserve">Ester làm mềm, độ nhớt thấp, lan nhanh; làm loãng các dầu thực vật đặc hơn và hòa tan Bakuchiol, tinh dầu</w:t>
+            </w:r>
+          </w:p>
+        </w:tc>
+        <w:tc>
+          <w:tcPr>
+            <w:tcW w:type="dxa" w:w="1700"/>
+            <w:tcBorders>
+              <w:top w:val="single" w:color="D9C3CB" w:sz="4"/>
+              <w:left w:val="single" w:color="D9C3CB" w:sz="4"/>
+              <w:bottom w:val="single" w:color="D9C3CB" w:sz="4"/>
+              <w:right w:val="single" w:color="D9C3CB" w:sz="4"/>
+            </w:tcBorders>
+            <w:shd w:fill="FFF5F9" w:color="auto" w:val="clear"/>
+            <w:tcMar>
+              <w:top w:type="dxa" w:w="70"/>
+              <w:left w:type="dxa" w:w="100"/>
+              <w:bottom w:type="dxa" w:w="70"/>
+              <w:right w:type="dxa" w:w="100"/>
+            </w:tcMar>
+          </w:tcPr>
+          <w:p>
+            <w:pPr>
+              <w:spacing w:after="40" w:line="264"/>
+            </w:pPr>
+            <w:r>
+              <w:rPr>
+                <w:rFonts w:ascii="Arial" w:cs="Arial" w:eastAsia="Arial" w:hAnsi="Arial"/>
+                <w:sz w:val="18"/>
+                <w:szCs w:val="18"/>
+              </w:rPr>
+              <w:t xml:space="preserve">"Kết cấu lỏng nhẹ, lan nhanh trên da đầu"</w:t>
+            </w:r>
+          </w:p>
+        </w:tc>
+        <w:tc>
+          <w:tcPr>
+            <w:tcW w:type="dxa" w:w="1708"/>
+            <w:tcBorders>
+              <w:top w:val="single" w:color="D9C3CB" w:sz="4"/>
+              <w:left w:val="single" w:color="D9C3CB" w:sz="4"/>
+              <w:bottom w:val="single" w:color="D9C3CB" w:sz="4"/>
+              <w:right w:val="single" w:color="D9C3CB" w:sz="4"/>
+            </w:tcBorders>
+            <w:shd w:fill="FFF5F9" w:color="auto" w:val="clear"/>
+            <w:tcMar>
+              <w:top w:type="dxa" w:w="70"/>
+              <w:left w:type="dxa" w:w="100"/>
+              <w:bottom w:type="dxa" w:w="70"/>
+              <w:right w:type="dxa" w:w="100"/>
+            </w:tcMar>
+          </w:tcPr>
+          <w:p>
+            <w:pPr>
+              <w:spacing w:after="40" w:line="264"/>
+            </w:pPr>
+            <w:r>
+              <w:rPr>
+                <w:rFonts w:ascii="Arial" w:cs="Arial" w:eastAsia="Arial" w:hAnsi="Arial"/>
+                <w:sz w:val="18"/>
+                <w:szCs w:val="18"/>
+              </w:rPr>
+              <w:t xml:space="preserve">"Dầu dừa tinh luyện" (là ester tách từ dầu dừa/cọ, không phải dầu dừa)</w:t>
+            </w:r>
+          </w:p>
+        </w:tc>
+      </w:tr>
+      <w:tr>
+        <w:tc>
+          <w:tcPr>
+            <w:tcW w:type="dxa" w:w="380"/>
+            <w:tcBorders>
+              <w:top w:val="single" w:color="D9C3CB" w:sz="4"/>
+              <w:left w:val="single" w:color="D9C3CB" w:sz="4"/>
+              <w:bottom w:val="single" w:color="D9C3CB" w:sz="4"/>
+              <w:right w:val="single" w:color="D9C3CB" w:sz="4"/>
+            </w:tcBorders>
+            <w:shd w:fill="FFFFFF" w:color="auto" w:val="clear"/>
+            <w:tcMar>
+              <w:top w:type="dxa" w:w="70"/>
+              <w:left w:type="dxa" w:w="100"/>
+              <w:bottom w:type="dxa" w:w="70"/>
+              <w:right w:type="dxa" w:w="100"/>
+            </w:tcMar>
+          </w:tcPr>
+          <w:p>
+            <w:pPr>
+              <w:spacing w:after="40" w:line="264"/>
+            </w:pPr>
+            <w:r>
+              <w:rPr>
+                <w:rFonts w:ascii="Arial" w:cs="Arial" w:eastAsia="Arial" w:hAnsi="Arial"/>
+                <w:sz w:val="18"/>
+                <w:szCs w:val="18"/>
+              </w:rPr>
+              <w:t xml:space="preserve">2</w:t>
+            </w:r>
+          </w:p>
+        </w:tc>
+        <w:tc>
+          <w:tcPr>
+            <w:tcW w:type="dxa" w:w="1150"/>
+            <w:tcBorders>
+              <w:top w:val="single" w:color="D9C3CB" w:sz="4"/>
+              <w:left w:val="single" w:color="D9C3CB" w:sz="4"/>
+              <w:bottom w:val="single" w:color="D9C3CB" w:sz="4"/>
+              <w:right w:val="single" w:color="D9C3CB" w:sz="4"/>
+            </w:tcBorders>
+            <w:shd w:fill="FFFFFF" w:color="auto" w:val="clear"/>
+            <w:tcMar>
+              <w:top w:type="dxa" w:w="70"/>
+              <w:left w:type="dxa" w:w="100"/>
+              <w:bottom w:type="dxa" w:w="70"/>
+              <w:right w:type="dxa" w:w="100"/>
+            </w:tcMar>
+          </w:tcPr>
+          <w:p>
+            <w:pPr>
+              <w:spacing w:after="40" w:line="264"/>
+            </w:pPr>
+            <w:r>
+              <w:rPr>
+                <w:rFonts w:ascii="Arial" w:cs="Arial" w:eastAsia="Arial" w:hAnsi="Arial"/>
+                <w:sz w:val="18"/>
+                <w:szCs w:val="18"/>
+              </w:rPr>
+              <w:t xml:space="preserve">Emosmart L19</w:t>
+            </w:r>
+          </w:p>
+        </w:tc>
+        <w:tc>
+          <w:tcPr>
+            <w:tcW w:type="dxa" w:w="1900"/>
+            <w:tcBorders>
+              <w:top w:val="single" w:color="D9C3CB" w:sz="4"/>
+              <w:left w:val="single" w:color="D9C3CB" w:sz="4"/>
+              <w:bottom w:val="single" w:color="D9C3CB" w:sz="4"/>
+              <w:right w:val="single" w:color="D9C3CB" w:sz="4"/>
+            </w:tcBorders>
+            <w:shd w:fill="FFFFFF" w:color="auto" w:val="clear"/>
+            <w:tcMar>
+              <w:top w:type="dxa" w:w="70"/>
+              <w:left w:type="dxa" w:w="100"/>
+              <w:bottom w:type="dxa" w:w="70"/>
+              <w:right w:type="dxa" w:w="100"/>
+            </w:tcMar>
+          </w:tcPr>
+          <w:p>
+            <w:pPr>
+              <w:spacing w:after="40" w:line="264"/>
+            </w:pPr>
+            <w:r>
+              <w:rPr>
+                <w:rFonts w:ascii="Arial" w:cs="Arial" w:eastAsia="Arial" w:hAnsi="Arial"/>
+                <w:sz w:val="18"/>
+                <w:szCs w:val="18"/>
+              </w:rPr>
+              <w:t xml:space="preserve">C15-19 Alkane</w:t>
+            </w:r>
+          </w:p>
+        </w:tc>
+        <w:tc>
+          <w:tcPr>
+            <w:tcW w:type="dxa" w:w="900"/>
+            <w:tcBorders>
+              <w:top w:val="single" w:color="D9C3CB" w:sz="4"/>
+              <w:left w:val="single" w:color="D9C3CB" w:sz="4"/>
+              <w:bottom w:val="single" w:color="D9C3CB" w:sz="4"/>
+              <w:right w:val="single" w:color="D9C3CB" w:sz="4"/>
+            </w:tcBorders>
+            <w:shd w:fill="FFFFFF" w:color="auto" w:val="clear"/>
+            <w:tcMar>
+              <w:top w:type="dxa" w:w="70"/>
+              <w:left w:type="dxa" w:w="100"/>
+              <w:bottom w:type="dxa" w:w="70"/>
+              <w:right w:type="dxa" w:w="100"/>
+            </w:tcMar>
+          </w:tcPr>
+          <w:p>
+            <w:pPr>
+              <w:spacing w:after="40" w:line="264"/>
+            </w:pPr>
+            <w:r>
+              <w:rPr>
+                <w:rFonts w:ascii="Arial" w:cs="Arial" w:eastAsia="Arial" w:hAnsi="Arial"/>
+                <w:sz w:val="18"/>
+                <w:szCs w:val="18"/>
+              </w:rPr>
+              <w:t xml:space="preserve">Nền nhẹ</w:t>
+            </w:r>
+          </w:p>
+        </w:tc>
+        <w:tc>
+          <w:tcPr>
+            <w:tcW w:type="dxa" w:w="1900"/>
+            <w:tcBorders>
+              <w:top w:val="single" w:color="D9C3CB" w:sz="4"/>
+              <w:left w:val="single" w:color="D9C3CB" w:sz="4"/>
+              <w:bottom w:val="single" w:color="D9C3CB" w:sz="4"/>
+              <w:right w:val="single" w:color="D9C3CB" w:sz="4"/>
+            </w:tcBorders>
+            <w:shd w:fill="FFFFFF" w:color="auto" w:val="clear"/>
+            <w:tcMar>
+              <w:top w:type="dxa" w:w="70"/>
+              <w:left w:type="dxa" w:w="100"/>
+              <w:bottom w:type="dxa" w:w="70"/>
+              <w:right w:type="dxa" w:w="100"/>
+            </w:tcMar>
+          </w:tcPr>
+          <w:p>
+            <w:pPr>
+              <w:spacing w:after="40" w:line="264"/>
+            </w:pPr>
+            <w:r>
+              <w:rPr>
+                <w:rFonts w:ascii="Arial" w:cs="Arial" w:eastAsia="Arial" w:hAnsi="Arial"/>
+                <w:sz w:val="18"/>
+                <w:szCs w:val="18"/>
+              </w:rPr>
+              <w:t xml:space="preserve">Alkane gốc thực vật, cảm giác khô ráo, mượt; giảm độ nhờn của cả công thức</w:t>
+            </w:r>
+          </w:p>
+        </w:tc>
+        <w:tc>
+          <w:tcPr>
+            <w:tcW w:type="dxa" w:w="1700"/>
+            <w:tcBorders>
+              <w:top w:val="single" w:color="D9C3CB" w:sz="4"/>
+              <w:left w:val="single" w:color="D9C3CB" w:sz="4"/>
+              <w:bottom w:val="single" w:color="D9C3CB" w:sz="4"/>
+              <w:right w:val="single" w:color="D9C3CB" w:sz="4"/>
+            </w:tcBorders>
+            <w:shd w:fill="FFFFFF" w:color="auto" w:val="clear"/>
+            <w:tcMar>
+              <w:top w:type="dxa" w:w="70"/>
+              <w:left w:type="dxa" w:w="100"/>
+              <w:bottom w:type="dxa" w:w="70"/>
+              <w:right w:type="dxa" w:w="100"/>
+            </w:tcMar>
+          </w:tcPr>
+          <w:p>
+            <w:pPr>
+              <w:spacing w:after="40" w:line="264"/>
+            </w:pPr>
+            <w:r>
+              <w:rPr>
+                <w:rFonts w:ascii="Arial" w:cs="Arial" w:eastAsia="Arial" w:hAnsi="Arial"/>
+                <w:sz w:val="18"/>
+                <w:szCs w:val="18"/>
+              </w:rPr>
+              <w:t xml:space="preserve">"Cảm giác khô ráo, không nhờn rít trên tay" (sau khi test cảm quan)</w:t>
+            </w:r>
+          </w:p>
+        </w:tc>
+        <w:tc>
+          <w:tcPr>
+            <w:tcW w:type="dxa" w:w="1708"/>
+            <w:tcBorders>
+              <w:top w:val="single" w:color="D9C3CB" w:sz="4"/>
+              <w:left w:val="single" w:color="D9C3CB" w:sz="4"/>
+              <w:bottom w:val="single" w:color="D9C3CB" w:sz="4"/>
+              <w:right w:val="single" w:color="D9C3CB" w:sz="4"/>
+            </w:tcBorders>
+            <w:shd w:fill="FFFFFF" w:color="auto" w:val="clear"/>
+            <w:tcMar>
+              <w:top w:type="dxa" w:w="70"/>
+              <w:left w:type="dxa" w:w="100"/>
+              <w:bottom w:type="dxa" w:w="70"/>
+              <w:right w:type="dxa" w:w="100"/>
+            </w:tcMar>
+          </w:tcPr>
+          <w:p>
+            <w:pPr>
+              <w:spacing w:after="40" w:line="264"/>
+            </w:pPr>
+            <w:r>
+              <w:rPr>
+                <w:rFonts w:ascii="Arial" w:cs="Arial" w:eastAsia="Arial" w:hAnsi="Arial"/>
+                <w:sz w:val="18"/>
+                <w:szCs w:val="18"/>
+              </w:rPr>
+              <w:t xml:space="preserve">"Thay silicone tốt hơn silicone" (so sánh, chê thành phần khác)</w:t>
+            </w:r>
+          </w:p>
+        </w:tc>
+      </w:tr>
+      <w:tr>
+        <w:tc>
+          <w:tcPr>
+            <w:tcW w:type="dxa" w:w="380"/>
+            <w:tcBorders>
+              <w:top w:val="single" w:color="D9C3CB" w:sz="4"/>
+              <w:left w:val="single" w:color="D9C3CB" w:sz="4"/>
+              <w:bottom w:val="single" w:color="D9C3CB" w:sz="4"/>
+              <w:right w:val="single" w:color="D9C3CB" w:sz="4"/>
+            </w:tcBorders>
+            <w:shd w:fill="FFF5F9" w:color="auto" w:val="clear"/>
+            <w:tcMar>
+              <w:top w:type="dxa" w:w="70"/>
+              <w:left w:type="dxa" w:w="100"/>
+              <w:bottom w:type="dxa" w:w="70"/>
+              <w:right w:type="dxa" w:w="100"/>
+            </w:tcMar>
+          </w:tcPr>
+          <w:p>
+            <w:pPr>
+              <w:spacing w:after="40" w:line="264"/>
+            </w:pPr>
+            <w:r>
+              <w:rPr>
+                <w:rFonts w:ascii="Arial" w:cs="Arial" w:eastAsia="Arial" w:hAnsi="Arial"/>
+                <w:sz w:val="18"/>
+                <w:szCs w:val="18"/>
+              </w:rPr>
+              <w:t xml:space="preserve">3</w:t>
+            </w:r>
+          </w:p>
+        </w:tc>
+        <w:tc>
+          <w:tcPr>
+            <w:tcW w:type="dxa" w:w="1150"/>
+            <w:tcBorders>
+              <w:top w:val="single" w:color="D9C3CB" w:sz="4"/>
+              <w:left w:val="single" w:color="D9C3CB" w:sz="4"/>
+              <w:bottom w:val="single" w:color="D9C3CB" w:sz="4"/>
+              <w:right w:val="single" w:color="D9C3CB" w:sz="4"/>
+            </w:tcBorders>
+            <w:shd w:fill="FFF5F9" w:color="auto" w:val="clear"/>
+            <w:tcMar>
+              <w:top w:type="dxa" w:w="70"/>
+              <w:left w:type="dxa" w:w="100"/>
+              <w:bottom w:type="dxa" w:w="70"/>
+              <w:right w:type="dxa" w:w="100"/>
+            </w:tcMar>
+          </w:tcPr>
+          <w:p>
+            <w:pPr>
+              <w:spacing w:after="40" w:line="264"/>
+            </w:pPr>
+            <w:r>
+              <w:rPr>
+                <w:rFonts w:ascii="Arial" w:cs="Arial" w:eastAsia="Arial" w:hAnsi="Arial"/>
+                <w:sz w:val="18"/>
+                <w:szCs w:val="18"/>
+              </w:rPr>
+              <w:t xml:space="preserve">Dầu jojoba</w:t>
+            </w:r>
+          </w:p>
+        </w:tc>
+        <w:tc>
+          <w:tcPr>
+            <w:tcW w:type="dxa" w:w="1900"/>
+            <w:tcBorders>
+              <w:top w:val="single" w:color="D9C3CB" w:sz="4"/>
+              <w:left w:val="single" w:color="D9C3CB" w:sz="4"/>
+              <w:bottom w:val="single" w:color="D9C3CB" w:sz="4"/>
+              <w:right w:val="single" w:color="D9C3CB" w:sz="4"/>
+            </w:tcBorders>
+            <w:shd w:fill="FFF5F9" w:color="auto" w:val="clear"/>
+            <w:tcMar>
+              <w:top w:type="dxa" w:w="70"/>
+              <w:left w:type="dxa" w:w="100"/>
+              <w:bottom w:type="dxa" w:w="70"/>
+              <w:right w:type="dxa" w:w="100"/>
+            </w:tcMar>
+          </w:tcPr>
+          <w:p>
+            <w:pPr>
+              <w:spacing w:after="40" w:line="264"/>
+            </w:pPr>
+            <w:r>
+              <w:rPr>
+                <w:rFonts w:ascii="Arial" w:cs="Arial" w:eastAsia="Arial" w:hAnsi="Arial"/>
+                <w:sz w:val="18"/>
+                <w:szCs w:val="18"/>
+              </w:rPr>
+              <w:t xml:space="preserve">Simmondsia Chinensis (Jojoba) Seed Oil</w:t>
+            </w:r>
+          </w:p>
+        </w:tc>
+        <w:tc>
+          <w:tcPr>
+            <w:tcW w:type="dxa" w:w="900"/>
+            <w:tcBorders>
+              <w:top w:val="single" w:color="D9C3CB" w:sz="4"/>
+              <w:left w:val="single" w:color="D9C3CB" w:sz="4"/>
+              <w:bottom w:val="single" w:color="D9C3CB" w:sz="4"/>
+              <w:right w:val="single" w:color="D9C3CB" w:sz="4"/>
+            </w:tcBorders>
+            <w:shd w:fill="FFF5F9" w:color="auto" w:val="clear"/>
+            <w:tcMar>
+              <w:top w:type="dxa" w:w="70"/>
+              <w:left w:type="dxa" w:w="100"/>
+              <w:bottom w:type="dxa" w:w="70"/>
+              <w:right w:type="dxa" w:w="100"/>
+            </w:tcMar>
+          </w:tcPr>
+          <w:p>
+            <w:pPr>
+              <w:spacing w:after="40" w:line="264"/>
+            </w:pPr>
+            <w:r>
+              <w:rPr>
+                <w:rFonts w:ascii="Arial" w:cs="Arial" w:eastAsia="Arial" w:hAnsi="Arial"/>
+                <w:sz w:val="18"/>
+                <w:szCs w:val="18"/>
+              </w:rPr>
+              <w:t xml:space="preserve">Dầu thực vật</w:t>
+            </w:r>
+          </w:p>
+        </w:tc>
+        <w:tc>
+          <w:tcPr>
+            <w:tcW w:type="dxa" w:w="1900"/>
+            <w:tcBorders>
+              <w:top w:val="single" w:color="D9C3CB" w:sz="4"/>
+              <w:left w:val="single" w:color="D9C3CB" w:sz="4"/>
+              <w:bottom w:val="single" w:color="D9C3CB" w:sz="4"/>
+              <w:right w:val="single" w:color="D9C3CB" w:sz="4"/>
+            </w:tcBorders>
+            <w:shd w:fill="FFF5F9" w:color="auto" w:val="clear"/>
+            <w:tcMar>
+              <w:top w:type="dxa" w:w="70"/>
+              <w:left w:type="dxa" w:w="100"/>
+              <w:bottom w:type="dxa" w:w="70"/>
+              <w:right w:type="dxa" w:w="100"/>
+            </w:tcMar>
+          </w:tcPr>
+          <w:p>
+            <w:pPr>
+              <w:spacing w:after="40" w:line="264"/>
+            </w:pPr>
+            <w:r>
+              <w:rPr>
+                <w:rFonts w:ascii="Arial" w:cs="Arial" w:eastAsia="Arial" w:hAnsi="Arial"/>
+                <w:sz w:val="18"/>
+                <w:szCs w:val="18"/>
+              </w:rPr>
+              <w:t xml:space="preserve">Về hóa học là sáp lỏng (wax ester), gần với thành phần bã nhờn; bền với oxy hóa</w:t>
+            </w:r>
+          </w:p>
+        </w:tc>
+        <w:tc>
+          <w:tcPr>
+            <w:tcW w:type="dxa" w:w="1700"/>
+            <w:tcBorders>
+              <w:top w:val="single" w:color="D9C3CB" w:sz="4"/>
+              <w:left w:val="single" w:color="D9C3CB" w:sz="4"/>
+              <w:bottom w:val="single" w:color="D9C3CB" w:sz="4"/>
+              <w:right w:val="single" w:color="D9C3CB" w:sz="4"/>
+            </w:tcBorders>
+            <w:shd w:fill="FFF5F9" w:color="auto" w:val="clear"/>
+            <w:tcMar>
+              <w:top w:type="dxa" w:w="70"/>
+              <w:left w:type="dxa" w:w="100"/>
+              <w:bottom w:type="dxa" w:w="70"/>
+              <w:right w:type="dxa" w:w="100"/>
+            </w:tcMar>
+          </w:tcPr>
+          <w:p>
+            <w:pPr>
+              <w:spacing w:after="40" w:line="264"/>
+            </w:pPr>
+            <w:r>
+              <w:rPr>
+                <w:rFonts w:ascii="Arial" w:cs="Arial" w:eastAsia="Arial" w:hAnsi="Arial"/>
+                <w:sz w:val="18"/>
+                <w:szCs w:val="18"/>
+              </w:rPr>
+              <w:t xml:space="preserve">"Jojoba có cấu trúc gần với bã nhờn tự nhiên của da"</w:t>
+            </w:r>
+          </w:p>
+        </w:tc>
+        <w:tc>
+          <w:tcPr>
+            <w:tcW w:type="dxa" w:w="1708"/>
+            <w:tcBorders>
+              <w:top w:val="single" w:color="D9C3CB" w:sz="4"/>
+              <w:left w:val="single" w:color="D9C3CB" w:sz="4"/>
+              <w:bottom w:val="single" w:color="D9C3CB" w:sz="4"/>
+              <w:right w:val="single" w:color="D9C3CB" w:sz="4"/>
+            </w:tcBorders>
+            <w:shd w:fill="FFF5F9" w:color="auto" w:val="clear"/>
+            <w:tcMar>
+              <w:top w:type="dxa" w:w="70"/>
+              <w:left w:type="dxa" w:w="100"/>
+              <w:bottom w:type="dxa" w:w="70"/>
+              <w:right w:type="dxa" w:w="100"/>
+            </w:tcMar>
+          </w:tcPr>
+          <w:p>
+            <w:pPr>
+              <w:spacing w:after="40" w:line="264"/>
+            </w:pPr>
+            <w:r>
+              <w:rPr>
+                <w:rFonts w:ascii="Arial" w:cs="Arial" w:eastAsia="Arial" w:hAnsi="Arial"/>
+                <w:sz w:val="18"/>
+                <w:szCs w:val="18"/>
+              </w:rPr>
+              <w:t xml:space="preserve">"Cân bằng, điều tiết bã nhờn" (cần test đo bã nhờn)</w:t>
+            </w:r>
+          </w:p>
+        </w:tc>
+      </w:tr>
+      <w:tr>
+        <w:tc>
+          <w:tcPr>
+            <w:tcW w:type="dxa" w:w="380"/>
+            <w:tcBorders>
+              <w:top w:val="single" w:color="D9C3CB" w:sz="4"/>
+              <w:left w:val="single" w:color="D9C3CB" w:sz="4"/>
+              <w:bottom w:val="single" w:color="D9C3CB" w:sz="4"/>
+              <w:right w:val="single" w:color="D9C3CB" w:sz="4"/>
+            </w:tcBorders>
+            <w:shd w:fill="FFFFFF" w:color="auto" w:val="clear"/>
+            <w:tcMar>
+              <w:top w:type="dxa" w:w="70"/>
+              <w:left w:type="dxa" w:w="100"/>
+              <w:bottom w:type="dxa" w:w="70"/>
+              <w:right w:type="dxa" w:w="100"/>
+            </w:tcMar>
+          </w:tcPr>
+          <w:p>
+            <w:pPr>
+              <w:spacing w:after="40" w:line="264"/>
+            </w:pPr>
+            <w:r>
+              <w:rPr>
+                <w:rFonts w:ascii="Arial" w:cs="Arial" w:eastAsia="Arial" w:hAnsi="Arial"/>
+                <w:sz w:val="18"/>
+                <w:szCs w:val="18"/>
+              </w:rPr>
+              <w:t xml:space="preserve">4</w:t>
+            </w:r>
+          </w:p>
+        </w:tc>
+        <w:tc>
+          <w:tcPr>
+            <w:tcW w:type="dxa" w:w="1150"/>
+            <w:tcBorders>
+              <w:top w:val="single" w:color="D9C3CB" w:sz="4"/>
+              <w:left w:val="single" w:color="D9C3CB" w:sz="4"/>
+              <w:bottom w:val="single" w:color="D9C3CB" w:sz="4"/>
+              <w:right w:val="single" w:color="D9C3CB" w:sz="4"/>
+            </w:tcBorders>
+            <w:shd w:fill="FFFFFF" w:color="auto" w:val="clear"/>
+            <w:tcMar>
+              <w:top w:type="dxa" w:w="70"/>
+              <w:left w:type="dxa" w:w="100"/>
+              <w:bottom w:type="dxa" w:w="70"/>
+              <w:right w:type="dxa" w:w="100"/>
+            </w:tcMar>
+          </w:tcPr>
+          <w:p>
+            <w:pPr>
+              <w:spacing w:after="40" w:line="264"/>
+            </w:pPr>
+            <w:r>
+              <w:rPr>
+                <w:rFonts w:ascii="Arial" w:cs="Arial" w:eastAsia="Arial" w:hAnsi="Arial"/>
+                <w:sz w:val="18"/>
+                <w:szCs w:val="18"/>
+              </w:rPr>
+              <w:t xml:space="preserve">Dầu hạt nho</w:t>
+            </w:r>
+          </w:p>
+        </w:tc>
+        <w:tc>
+          <w:tcPr>
+            <w:tcW w:type="dxa" w:w="1900"/>
+            <w:tcBorders>
+              <w:top w:val="single" w:color="D9C3CB" w:sz="4"/>
+              <w:left w:val="single" w:color="D9C3CB" w:sz="4"/>
+              <w:bottom w:val="single" w:color="D9C3CB" w:sz="4"/>
+              <w:right w:val="single" w:color="D9C3CB" w:sz="4"/>
+            </w:tcBorders>
+            <w:shd w:fill="FFFFFF" w:color="auto" w:val="clear"/>
+            <w:tcMar>
+              <w:top w:type="dxa" w:w="70"/>
+              <w:left w:type="dxa" w:w="100"/>
+              <w:bottom w:type="dxa" w:w="70"/>
+              <w:right w:type="dxa" w:w="100"/>
+            </w:tcMar>
+          </w:tcPr>
+          <w:p>
+            <w:pPr>
+              <w:spacing w:after="40" w:line="264"/>
+            </w:pPr>
+            <w:r>
+              <w:rPr>
+                <w:rFonts w:ascii="Arial" w:cs="Arial" w:eastAsia="Arial" w:hAnsi="Arial"/>
+                <w:sz w:val="18"/>
+                <w:szCs w:val="18"/>
+              </w:rPr>
+              <w:t xml:space="preserve">Vitis Vinifera (Grape) Seed Oil</w:t>
+            </w:r>
+          </w:p>
+        </w:tc>
+        <w:tc>
+          <w:tcPr>
+            <w:tcW w:type="dxa" w:w="900"/>
+            <w:tcBorders>
+              <w:top w:val="single" w:color="D9C3CB" w:sz="4"/>
+              <w:left w:val="single" w:color="D9C3CB" w:sz="4"/>
+              <w:bottom w:val="single" w:color="D9C3CB" w:sz="4"/>
+              <w:right w:val="single" w:color="D9C3CB" w:sz="4"/>
+            </w:tcBorders>
+            <w:shd w:fill="FFFFFF" w:color="auto" w:val="clear"/>
+            <w:tcMar>
+              <w:top w:type="dxa" w:w="70"/>
+              <w:left w:type="dxa" w:w="100"/>
+              <w:bottom w:type="dxa" w:w="70"/>
+              <w:right w:type="dxa" w:w="100"/>
+            </w:tcMar>
+          </w:tcPr>
+          <w:p>
+            <w:pPr>
+              <w:spacing w:after="40" w:line="264"/>
+            </w:pPr>
+            <w:r>
+              <w:rPr>
+                <w:rFonts w:ascii="Arial" w:cs="Arial" w:eastAsia="Arial" w:hAnsi="Arial"/>
+                <w:sz w:val="18"/>
+                <w:szCs w:val="18"/>
+              </w:rPr>
+              <w:t xml:space="preserve">Dầu thực vật</w:t>
+            </w:r>
+          </w:p>
+        </w:tc>
+        <w:tc>
+          <w:tcPr>
+            <w:tcW w:type="dxa" w:w="1900"/>
+            <w:tcBorders>
+              <w:top w:val="single" w:color="D9C3CB" w:sz="4"/>
+              <w:left w:val="single" w:color="D9C3CB" w:sz="4"/>
+              <w:bottom w:val="single" w:color="D9C3CB" w:sz="4"/>
+              <w:right w:val="single" w:color="D9C3CB" w:sz="4"/>
+            </w:tcBorders>
+            <w:shd w:fill="FFFFFF" w:color="auto" w:val="clear"/>
+            <w:tcMar>
+              <w:top w:type="dxa" w:w="70"/>
+              <w:left w:type="dxa" w:w="100"/>
+              <w:bottom w:type="dxa" w:w="70"/>
+              <w:right w:type="dxa" w:w="100"/>
+            </w:tcMar>
+          </w:tcPr>
+          <w:p>
+            <w:pPr>
+              <w:spacing w:after="40" w:line="264"/>
+            </w:pPr>
+            <w:r>
+              <w:rPr>
+                <w:rFonts w:ascii="Arial" w:cs="Arial" w:eastAsia="Arial" w:hAnsi="Arial"/>
+                <w:sz w:val="18"/>
+                <w:szCs w:val="18"/>
+              </w:rPr>
+              <w:t xml:space="preserve">Dầu mỏng, giàu acid linoleic; làm mềm</w:t>
+            </w:r>
+          </w:p>
+        </w:tc>
+        <w:tc>
+          <w:tcPr>
+            <w:tcW w:type="dxa" w:w="1700"/>
+            <w:tcBorders>
+              <w:top w:val="single" w:color="D9C3CB" w:sz="4"/>
+              <w:left w:val="single" w:color="D9C3CB" w:sz="4"/>
+              <w:bottom w:val="single" w:color="D9C3CB" w:sz="4"/>
+              <w:right w:val="single" w:color="D9C3CB" w:sz="4"/>
+            </w:tcBorders>
+            <w:shd w:fill="FFFFFF" w:color="auto" w:val="clear"/>
+            <w:tcMar>
+              <w:top w:type="dxa" w:w="70"/>
+              <w:left w:type="dxa" w:w="100"/>
+              <w:bottom w:type="dxa" w:w="70"/>
+              <w:right w:type="dxa" w:w="100"/>
+            </w:tcMar>
+          </w:tcPr>
+          <w:p>
+            <w:pPr>
+              <w:spacing w:after="40" w:line="264"/>
+            </w:pPr>
+            <w:r>
+              <w:rPr>
+                <w:rFonts w:ascii="Arial" w:cs="Arial" w:eastAsia="Arial" w:hAnsi="Arial"/>
+                <w:sz w:val="18"/>
+                <w:szCs w:val="18"/>
+              </w:rPr>
+              <w:t xml:space="preserve">"Dầu hạt nho mỏng nhẹ"</w:t>
+            </w:r>
+          </w:p>
+        </w:tc>
+        <w:tc>
+          <w:tcPr>
+            <w:tcW w:type="dxa" w:w="1708"/>
+            <w:tcBorders>
+              <w:top w:val="single" w:color="D9C3CB" w:sz="4"/>
+              <w:left w:val="single" w:color="D9C3CB" w:sz="4"/>
+              <w:bottom w:val="single" w:color="D9C3CB" w:sz="4"/>
+              <w:right w:val="single" w:color="D9C3CB" w:sz="4"/>
+            </w:tcBorders>
+            <w:shd w:fill="FFFFFF" w:color="auto" w:val="clear"/>
+            <w:tcMar>
+              <w:top w:type="dxa" w:w="70"/>
+              <w:left w:type="dxa" w:w="100"/>
+              <w:bottom w:type="dxa" w:w="70"/>
+              <w:right w:type="dxa" w:w="100"/>
+            </w:tcMar>
+          </w:tcPr>
+          <w:p>
+            <w:pPr>
+              <w:spacing w:after="40" w:line="264"/>
+            </w:pPr>
+            <w:r>
+              <w:rPr>
+                <w:rFonts w:ascii="Arial" w:cs="Arial" w:eastAsia="Arial" w:hAnsi="Arial"/>
+                <w:sz w:val="18"/>
+                <w:szCs w:val="18"/>
+              </w:rPr>
+              <w:t xml:space="preserve">—</w:t>
+            </w:r>
+          </w:p>
+        </w:tc>
+      </w:tr>
+      <w:tr>
+        <w:tc>
+          <w:tcPr>
+            <w:tcW w:type="dxa" w:w="380"/>
+            <w:tcBorders>
+              <w:top w:val="single" w:color="D9C3CB" w:sz="4"/>
+              <w:left w:val="single" w:color="D9C3CB" w:sz="4"/>
+              <w:bottom w:val="single" w:color="D9C3CB" w:sz="4"/>
+              <w:right w:val="single" w:color="D9C3CB" w:sz="4"/>
+            </w:tcBorders>
+            <w:shd w:fill="FFF5F9" w:color="auto" w:val="clear"/>
+            <w:tcMar>
+              <w:top w:type="dxa" w:w="70"/>
+              <w:left w:type="dxa" w:w="100"/>
+              <w:bottom w:type="dxa" w:w="70"/>
+              <w:right w:type="dxa" w:w="100"/>
+            </w:tcMar>
+          </w:tcPr>
+          <w:p>
+            <w:pPr>
+              <w:spacing w:after="40" w:line="264"/>
+            </w:pPr>
+            <w:r>
+              <w:rPr>
+                <w:rFonts w:ascii="Arial" w:cs="Arial" w:eastAsia="Arial" w:hAnsi="Arial"/>
+                <w:sz w:val="18"/>
+                <w:szCs w:val="18"/>
+              </w:rPr>
+              <w:t xml:space="preserve">5</w:t>
+            </w:r>
+          </w:p>
+        </w:tc>
+        <w:tc>
+          <w:tcPr>
+            <w:tcW w:type="dxa" w:w="1150"/>
+            <w:tcBorders>
+              <w:top w:val="single" w:color="D9C3CB" w:sz="4"/>
+              <w:left w:val="single" w:color="D9C3CB" w:sz="4"/>
+              <w:bottom w:val="single" w:color="D9C3CB" w:sz="4"/>
+              <w:right w:val="single" w:color="D9C3CB" w:sz="4"/>
+            </w:tcBorders>
+            <w:shd w:fill="FFF5F9" w:color="auto" w:val="clear"/>
+            <w:tcMar>
+              <w:top w:type="dxa" w:w="70"/>
+              <w:left w:type="dxa" w:w="100"/>
+              <w:bottom w:type="dxa" w:w="70"/>
+              <w:right w:type="dxa" w:w="100"/>
+            </w:tcMar>
+          </w:tcPr>
+          <w:p>
+            <w:pPr>
+              <w:spacing w:after="40" w:line="264"/>
+            </w:pPr>
+            <w:r>
+              <w:rPr>
+                <w:rFonts w:ascii="Arial" w:cs="Arial" w:eastAsia="Arial" w:hAnsi="Arial"/>
+                <w:sz w:val="18"/>
+                <w:szCs w:val="18"/>
+              </w:rPr>
+              <w:t xml:space="preserve">Dầu cám gạo</w:t>
+            </w:r>
+          </w:p>
+        </w:tc>
+        <w:tc>
+          <w:tcPr>
+            <w:tcW w:type="dxa" w:w="1900"/>
+            <w:tcBorders>
+              <w:top w:val="single" w:color="D9C3CB" w:sz="4"/>
+              <w:left w:val="single" w:color="D9C3CB" w:sz="4"/>
+              <w:bottom w:val="single" w:color="D9C3CB" w:sz="4"/>
+              <w:right w:val="single" w:color="D9C3CB" w:sz="4"/>
+            </w:tcBorders>
+            <w:shd w:fill="FFF5F9" w:color="auto" w:val="clear"/>
+            <w:tcMar>
+              <w:top w:type="dxa" w:w="70"/>
+              <w:left w:type="dxa" w:w="100"/>
+              <w:bottom w:type="dxa" w:w="70"/>
+              <w:right w:type="dxa" w:w="100"/>
+            </w:tcMar>
+          </w:tcPr>
+          <w:p>
+            <w:pPr>
+              <w:spacing w:after="40" w:line="264"/>
+            </w:pPr>
+            <w:r>
+              <w:rPr>
+                <w:rFonts w:ascii="Arial" w:cs="Arial" w:eastAsia="Arial" w:hAnsi="Arial"/>
+                <w:sz w:val="18"/>
+                <w:szCs w:val="18"/>
+              </w:rPr>
+              <w:t xml:space="preserve">Oryza Sativa (Rice) Bran Oil</w:t>
+            </w:r>
+          </w:p>
+        </w:tc>
+        <w:tc>
+          <w:tcPr>
+            <w:tcW w:type="dxa" w:w="900"/>
+            <w:tcBorders>
+              <w:top w:val="single" w:color="D9C3CB" w:sz="4"/>
+              <w:left w:val="single" w:color="D9C3CB" w:sz="4"/>
+              <w:bottom w:val="single" w:color="D9C3CB" w:sz="4"/>
+              <w:right w:val="single" w:color="D9C3CB" w:sz="4"/>
+            </w:tcBorders>
+            <w:shd w:fill="FFF5F9" w:color="auto" w:val="clear"/>
+            <w:tcMar>
+              <w:top w:type="dxa" w:w="70"/>
+              <w:left w:type="dxa" w:w="100"/>
+              <w:bottom w:type="dxa" w:w="70"/>
+              <w:right w:type="dxa" w:w="100"/>
+            </w:tcMar>
+          </w:tcPr>
+          <w:p>
+            <w:pPr>
+              <w:spacing w:after="40" w:line="264"/>
+            </w:pPr>
+            <w:r>
+              <w:rPr>
+                <w:rFonts w:ascii="Arial" w:cs="Arial" w:eastAsia="Arial" w:hAnsi="Arial"/>
+                <w:sz w:val="18"/>
+                <w:szCs w:val="18"/>
+              </w:rPr>
+              <w:t xml:space="preserve">Dầu thực vật</w:t>
+            </w:r>
+          </w:p>
+        </w:tc>
+        <w:tc>
+          <w:tcPr>
+            <w:tcW w:type="dxa" w:w="1900"/>
+            <w:tcBorders>
+              <w:top w:val="single" w:color="D9C3CB" w:sz="4"/>
+              <w:left w:val="single" w:color="D9C3CB" w:sz="4"/>
+              <w:bottom w:val="single" w:color="D9C3CB" w:sz="4"/>
+              <w:right w:val="single" w:color="D9C3CB" w:sz="4"/>
+            </w:tcBorders>
+            <w:shd w:fill="FFF5F9" w:color="auto" w:val="clear"/>
+            <w:tcMar>
+              <w:top w:type="dxa" w:w="70"/>
+              <w:left w:type="dxa" w:w="100"/>
+              <w:bottom w:type="dxa" w:w="70"/>
+              <w:right w:type="dxa" w:w="100"/>
+            </w:tcMar>
+          </w:tcPr>
+          <w:p>
+            <w:pPr>
+              <w:spacing w:after="40" w:line="264"/>
+            </w:pPr>
+            <w:r>
+              <w:rPr>
+                <w:rFonts w:ascii="Arial" w:cs="Arial" w:eastAsia="Arial" w:hAnsi="Arial"/>
+                <w:sz w:val="18"/>
+                <w:szCs w:val="18"/>
+              </w:rPr>
+              <w:t xml:space="preserve">Làm mềm; có sẵn gamma-oryzanol và vitamin E tự nhiên</w:t>
+            </w:r>
+          </w:p>
+        </w:tc>
+        <w:tc>
+          <w:tcPr>
+            <w:tcW w:type="dxa" w:w="1700"/>
+            <w:tcBorders>
+              <w:top w:val="single" w:color="D9C3CB" w:sz="4"/>
+              <w:left w:val="single" w:color="D9C3CB" w:sz="4"/>
+              <w:bottom w:val="single" w:color="D9C3CB" w:sz="4"/>
+              <w:right w:val="single" w:color="D9C3CB" w:sz="4"/>
+            </w:tcBorders>
+            <w:shd w:fill="FFF5F9" w:color="auto" w:val="clear"/>
+            <w:tcMar>
+              <w:top w:type="dxa" w:w="70"/>
+              <w:left w:type="dxa" w:w="100"/>
+              <w:bottom w:type="dxa" w:w="70"/>
+              <w:right w:type="dxa" w:w="100"/>
+            </w:tcMar>
+          </w:tcPr>
+          <w:p>
+            <w:pPr>
+              <w:spacing w:after="40" w:line="264"/>
+            </w:pPr>
+            <w:r>
+              <w:rPr>
+                <w:rFonts w:ascii="Arial" w:cs="Arial" w:eastAsia="Arial" w:hAnsi="Arial"/>
+                <w:sz w:val="18"/>
+                <w:szCs w:val="18"/>
+              </w:rPr>
+              <w:t xml:space="preserve">"Dầu cám gạo, nguyên liệu chăm tóc quen thuộc của người châu Á"</w:t>
+            </w:r>
+          </w:p>
+        </w:tc>
+        <w:tc>
+          <w:tcPr>
+            <w:tcW w:type="dxa" w:w="1708"/>
+            <w:tcBorders>
+              <w:top w:val="single" w:color="D9C3CB" w:sz="4"/>
+              <w:left w:val="single" w:color="D9C3CB" w:sz="4"/>
+              <w:bottom w:val="single" w:color="D9C3CB" w:sz="4"/>
+              <w:right w:val="single" w:color="D9C3CB" w:sz="4"/>
+            </w:tcBorders>
+            <w:shd w:fill="FFF5F9" w:color="auto" w:val="clear"/>
+            <w:tcMar>
+              <w:top w:type="dxa" w:w="70"/>
+              <w:left w:type="dxa" w:w="100"/>
+              <w:bottom w:type="dxa" w:w="70"/>
+              <w:right w:type="dxa" w:w="100"/>
+            </w:tcMar>
+          </w:tcPr>
+          <w:p>
+            <w:pPr>
+              <w:spacing w:after="40" w:line="264"/>
+            </w:pPr>
+            <w:r>
+              <w:rPr>
+                <w:rFonts w:ascii="Arial" w:cs="Arial" w:eastAsia="Arial" w:hAnsi="Arial"/>
+                <w:sz w:val="18"/>
+                <w:szCs w:val="18"/>
+              </w:rPr>
+              <w:t xml:space="preserve">"Làm đen tóc", "ngừa tóc bạc"</w:t>
+            </w:r>
+          </w:p>
+        </w:tc>
+      </w:tr>
+      <w:tr>
+        <w:tc>
+          <w:tcPr>
+            <w:tcW w:type="dxa" w:w="380"/>
+            <w:tcBorders>
+              <w:top w:val="single" w:color="D9C3CB" w:sz="4"/>
+              <w:left w:val="single" w:color="D9C3CB" w:sz="4"/>
+              <w:bottom w:val="single" w:color="D9C3CB" w:sz="4"/>
+              <w:right w:val="single" w:color="D9C3CB" w:sz="4"/>
+            </w:tcBorders>
+            <w:shd w:fill="FFFFFF" w:color="auto" w:val="clear"/>
+            <w:tcMar>
+              <w:top w:type="dxa" w:w="70"/>
+              <w:left w:type="dxa" w:w="100"/>
+              <w:bottom w:type="dxa" w:w="70"/>
+              <w:right w:type="dxa" w:w="100"/>
+            </w:tcMar>
+          </w:tcPr>
+          <w:p>
+            <w:pPr>
+              <w:spacing w:after="40" w:line="264"/>
+            </w:pPr>
+            <w:r>
+              <w:rPr>
+                <w:rFonts w:ascii="Arial" w:cs="Arial" w:eastAsia="Arial" w:hAnsi="Arial"/>
+                <w:sz w:val="18"/>
+                <w:szCs w:val="18"/>
+              </w:rPr>
+              <w:t xml:space="preserve">6</w:t>
+            </w:r>
+          </w:p>
+        </w:tc>
+        <w:tc>
+          <w:tcPr>
+            <w:tcW w:type="dxa" w:w="1150"/>
+            <w:tcBorders>
+              <w:top w:val="single" w:color="D9C3CB" w:sz="4"/>
+              <w:left w:val="single" w:color="D9C3CB" w:sz="4"/>
+              <w:bottom w:val="single" w:color="D9C3CB" w:sz="4"/>
+              <w:right w:val="single" w:color="D9C3CB" w:sz="4"/>
+            </w:tcBorders>
+            <w:shd w:fill="FFFFFF" w:color="auto" w:val="clear"/>
+            <w:tcMar>
+              <w:top w:type="dxa" w:w="70"/>
+              <w:left w:type="dxa" w:w="100"/>
+              <w:bottom w:type="dxa" w:w="70"/>
+              <w:right w:type="dxa" w:w="100"/>
+            </w:tcMar>
+          </w:tcPr>
+          <w:p>
+            <w:pPr>
+              <w:spacing w:after="40" w:line="264"/>
+            </w:pPr>
+            <w:r>
+              <w:rPr>
+                <w:rFonts w:ascii="Arial" w:cs="Arial" w:eastAsia="Arial" w:hAnsi="Arial"/>
+                <w:sz w:val="18"/>
+                <w:szCs w:val="18"/>
+              </w:rPr>
+              <w:t xml:space="preserve">Dầu argan</w:t>
+            </w:r>
+          </w:p>
+        </w:tc>
+        <w:tc>
+          <w:tcPr>
+            <w:tcW w:type="dxa" w:w="1900"/>
+            <w:tcBorders>
+              <w:top w:val="single" w:color="D9C3CB" w:sz="4"/>
+              <w:left w:val="single" w:color="D9C3CB" w:sz="4"/>
+              <w:bottom w:val="single" w:color="D9C3CB" w:sz="4"/>
+              <w:right w:val="single" w:color="D9C3CB" w:sz="4"/>
+            </w:tcBorders>
+            <w:shd w:fill="FFFFFF" w:color="auto" w:val="clear"/>
+            <w:tcMar>
+              <w:top w:type="dxa" w:w="70"/>
+              <w:left w:type="dxa" w:w="100"/>
+              <w:bottom w:type="dxa" w:w="70"/>
+              <w:right w:type="dxa" w:w="100"/>
+            </w:tcMar>
+          </w:tcPr>
+          <w:p>
+            <w:pPr>
+              <w:spacing w:after="40" w:line="264"/>
+            </w:pPr>
+            <w:r>
+              <w:rPr>
+                <w:rFonts w:ascii="Arial" w:cs="Arial" w:eastAsia="Arial" w:hAnsi="Arial"/>
+                <w:sz w:val="18"/>
+                <w:szCs w:val="18"/>
+              </w:rPr>
+              <w:t xml:space="preserve">Argania Spinosa Kernel Oil</w:t>
+            </w:r>
+          </w:p>
+        </w:tc>
+        <w:tc>
+          <w:tcPr>
+            <w:tcW w:type="dxa" w:w="900"/>
+            <w:tcBorders>
+              <w:top w:val="single" w:color="D9C3CB" w:sz="4"/>
+              <w:left w:val="single" w:color="D9C3CB" w:sz="4"/>
+              <w:bottom w:val="single" w:color="D9C3CB" w:sz="4"/>
+              <w:right w:val="single" w:color="D9C3CB" w:sz="4"/>
+            </w:tcBorders>
+            <w:shd w:fill="FFFFFF" w:color="auto" w:val="clear"/>
+            <w:tcMar>
+              <w:top w:type="dxa" w:w="70"/>
+              <w:left w:type="dxa" w:w="100"/>
+              <w:bottom w:type="dxa" w:w="70"/>
+              <w:right w:type="dxa" w:w="100"/>
+            </w:tcMar>
+          </w:tcPr>
+          <w:p>
+            <w:pPr>
+              <w:spacing w:after="40" w:line="264"/>
+            </w:pPr>
+            <w:r>
+              <w:rPr>
+                <w:rFonts w:ascii="Arial" w:cs="Arial" w:eastAsia="Arial" w:hAnsi="Arial"/>
+                <w:sz w:val="18"/>
+                <w:szCs w:val="18"/>
+              </w:rPr>
+              <w:t xml:space="preserve">Dầu thực vật</w:t>
+            </w:r>
+          </w:p>
+        </w:tc>
+        <w:tc>
+          <w:tcPr>
+            <w:tcW w:type="dxa" w:w="1900"/>
+            <w:tcBorders>
+              <w:top w:val="single" w:color="D9C3CB" w:sz="4"/>
+              <w:left w:val="single" w:color="D9C3CB" w:sz="4"/>
+              <w:bottom w:val="single" w:color="D9C3CB" w:sz="4"/>
+              <w:right w:val="single" w:color="D9C3CB" w:sz="4"/>
+            </w:tcBorders>
+            <w:shd w:fill="FFFFFF" w:color="auto" w:val="clear"/>
+            <w:tcMar>
+              <w:top w:type="dxa" w:w="70"/>
+              <w:left w:type="dxa" w:w="100"/>
+              <w:bottom w:type="dxa" w:w="70"/>
+              <w:right w:type="dxa" w:w="100"/>
+            </w:tcMar>
+          </w:tcPr>
+          <w:p>
+            <w:pPr>
+              <w:spacing w:after="40" w:line="264"/>
+            </w:pPr>
+            <w:r>
+              <w:rPr>
+                <w:rFonts w:ascii="Arial" w:cs="Arial" w:eastAsia="Arial" w:hAnsi="Arial"/>
+                <w:sz w:val="18"/>
+                <w:szCs w:val="18"/>
+              </w:rPr>
+              <w:t xml:space="preserve">Làm mềm, tăng độ bóng bề mặt sợi tóc</w:t>
+            </w:r>
+          </w:p>
+        </w:tc>
+        <w:tc>
+          <w:tcPr>
+            <w:tcW w:type="dxa" w:w="1700"/>
+            <w:tcBorders>
+              <w:top w:val="single" w:color="D9C3CB" w:sz="4"/>
+              <w:left w:val="single" w:color="D9C3CB" w:sz="4"/>
+              <w:bottom w:val="single" w:color="D9C3CB" w:sz="4"/>
+              <w:right w:val="single" w:color="D9C3CB" w:sz="4"/>
+            </w:tcBorders>
+            <w:shd w:fill="FFFFFF" w:color="auto" w:val="clear"/>
+            <w:tcMar>
+              <w:top w:type="dxa" w:w="70"/>
+              <w:left w:type="dxa" w:w="100"/>
+              <w:bottom w:type="dxa" w:w="70"/>
+              <w:right w:type="dxa" w:w="100"/>
+            </w:tcMar>
+          </w:tcPr>
+          <w:p>
+            <w:pPr>
+              <w:spacing w:after="40" w:line="264"/>
+            </w:pPr>
+            <w:r>
+              <w:rPr>
+                <w:rFonts w:ascii="Arial" w:cs="Arial" w:eastAsia="Arial" w:hAnsi="Arial"/>
+                <w:sz w:val="18"/>
+                <w:szCs w:val="18"/>
+              </w:rPr>
+              <w:t xml:space="preserve">"Giúp tóc mềm, bóng hơn sau khi gội" (sau test người dùng)</w:t>
+            </w:r>
+          </w:p>
+        </w:tc>
+        <w:tc>
+          <w:tcPr>
+            <w:tcW w:type="dxa" w:w="1708"/>
+            <w:tcBorders>
+              <w:top w:val="single" w:color="D9C3CB" w:sz="4"/>
+              <w:left w:val="single" w:color="D9C3CB" w:sz="4"/>
+              <w:bottom w:val="single" w:color="D9C3CB" w:sz="4"/>
+              <w:right w:val="single" w:color="D9C3CB" w:sz="4"/>
+            </w:tcBorders>
+            <w:shd w:fill="FFFFFF" w:color="auto" w:val="clear"/>
+            <w:tcMar>
+              <w:top w:type="dxa" w:w="70"/>
+              <w:left w:type="dxa" w:w="100"/>
+              <w:bottom w:type="dxa" w:w="70"/>
+              <w:right w:type="dxa" w:w="100"/>
+            </w:tcMar>
+          </w:tcPr>
+          <w:p>
+            <w:pPr>
+              <w:spacing w:after="40" w:line="264"/>
+            </w:pPr>
+            <w:r>
+              <w:rPr>
+                <w:rFonts w:ascii="Arial" w:cs="Arial" w:eastAsia="Arial" w:hAnsi="Arial"/>
+                <w:sz w:val="18"/>
+                <w:szCs w:val="18"/>
+              </w:rPr>
+              <w:t xml:space="preserve">"Phục hồi tóc hư tổn"</w:t>
+            </w:r>
+          </w:p>
+        </w:tc>
+      </w:tr>
+      <w:tr>
+        <w:tc>
+          <w:tcPr>
+            <w:tcW w:type="dxa" w:w="380"/>
+            <w:tcBorders>
+              <w:top w:val="single" w:color="D9C3CB" w:sz="4"/>
+              <w:left w:val="single" w:color="D9C3CB" w:sz="4"/>
+              <w:bottom w:val="single" w:color="D9C3CB" w:sz="4"/>
+              <w:right w:val="single" w:color="D9C3CB" w:sz="4"/>
+            </w:tcBorders>
+            <w:shd w:fill="FFF5F9" w:color="auto" w:val="clear"/>
+            <w:tcMar>
+              <w:top w:type="dxa" w:w="70"/>
+              <w:left w:type="dxa" w:w="100"/>
+              <w:bottom w:type="dxa" w:w="70"/>
+              <w:right w:type="dxa" w:w="100"/>
+            </w:tcMar>
+          </w:tcPr>
+          <w:p>
+            <w:pPr>
+              <w:spacing w:after="40" w:line="264"/>
+            </w:pPr>
+            <w:r>
+              <w:rPr>
+                <w:rFonts w:ascii="Arial" w:cs="Arial" w:eastAsia="Arial" w:hAnsi="Arial"/>
+                <w:sz w:val="18"/>
+                <w:szCs w:val="18"/>
+              </w:rPr>
+              <w:t xml:space="preserve">7</w:t>
+            </w:r>
+          </w:p>
+        </w:tc>
+        <w:tc>
+          <w:tcPr>
+            <w:tcW w:type="dxa" w:w="1150"/>
+            <w:tcBorders>
+              <w:top w:val="single" w:color="D9C3CB" w:sz="4"/>
+              <w:left w:val="single" w:color="D9C3CB" w:sz="4"/>
+              <w:bottom w:val="single" w:color="D9C3CB" w:sz="4"/>
+              <w:right w:val="single" w:color="D9C3CB" w:sz="4"/>
+            </w:tcBorders>
+            <w:shd w:fill="FFF5F9" w:color="auto" w:val="clear"/>
+            <w:tcMar>
+              <w:top w:type="dxa" w:w="70"/>
+              <w:left w:type="dxa" w:w="100"/>
+              <w:bottom w:type="dxa" w:w="70"/>
+              <w:right w:type="dxa" w:w="100"/>
+            </w:tcMar>
+          </w:tcPr>
+          <w:p>
+            <w:pPr>
+              <w:spacing w:after="40" w:line="264"/>
+            </w:pPr>
+            <w:r>
+              <w:rPr>
+                <w:rFonts w:ascii="Arial" w:cs="Arial" w:eastAsia="Arial" w:hAnsi="Arial"/>
+                <w:sz w:val="18"/>
+                <w:szCs w:val="18"/>
+              </w:rPr>
+              <w:t xml:space="preserve">Dầu hướng dương</w:t>
+            </w:r>
+          </w:p>
+        </w:tc>
+        <w:tc>
+          <w:tcPr>
+            <w:tcW w:type="dxa" w:w="1900"/>
+            <w:tcBorders>
+              <w:top w:val="single" w:color="D9C3CB" w:sz="4"/>
+              <w:left w:val="single" w:color="D9C3CB" w:sz="4"/>
+              <w:bottom w:val="single" w:color="D9C3CB" w:sz="4"/>
+              <w:right w:val="single" w:color="D9C3CB" w:sz="4"/>
+            </w:tcBorders>
+            <w:shd w:fill="FFF5F9" w:color="auto" w:val="clear"/>
+            <w:tcMar>
+              <w:top w:type="dxa" w:w="70"/>
+              <w:left w:type="dxa" w:w="100"/>
+              <w:bottom w:type="dxa" w:w="70"/>
+              <w:right w:type="dxa" w:w="100"/>
+            </w:tcMar>
+          </w:tcPr>
+          <w:p>
+            <w:pPr>
+              <w:spacing w:after="40" w:line="264"/>
+            </w:pPr>
+            <w:r>
+              <w:rPr>
+                <w:rFonts w:ascii="Arial" w:cs="Arial" w:eastAsia="Arial" w:hAnsi="Arial"/>
+                <w:sz w:val="18"/>
+                <w:szCs w:val="18"/>
+              </w:rPr>
+              <w:t xml:space="preserve">Helianthus Annuus (Sunflower) Seed Oil</w:t>
+            </w:r>
+          </w:p>
+        </w:tc>
+        <w:tc>
+          <w:tcPr>
+            <w:tcW w:type="dxa" w:w="900"/>
+            <w:tcBorders>
+              <w:top w:val="single" w:color="D9C3CB" w:sz="4"/>
+              <w:left w:val="single" w:color="D9C3CB" w:sz="4"/>
+              <w:bottom w:val="single" w:color="D9C3CB" w:sz="4"/>
+              <w:right w:val="single" w:color="D9C3CB" w:sz="4"/>
+            </w:tcBorders>
+            <w:shd w:fill="FFF5F9" w:color="auto" w:val="clear"/>
+            <w:tcMar>
+              <w:top w:type="dxa" w:w="70"/>
+              <w:left w:type="dxa" w:w="100"/>
+              <w:bottom w:type="dxa" w:w="70"/>
+              <w:right w:type="dxa" w:w="100"/>
+            </w:tcMar>
+          </w:tcPr>
+          <w:p>
+            <w:pPr>
+              <w:spacing w:after="40" w:line="264"/>
+            </w:pPr>
+            <w:r>
+              <w:rPr>
+                <w:rFonts w:ascii="Arial" w:cs="Arial" w:eastAsia="Arial" w:hAnsi="Arial"/>
+                <w:sz w:val="18"/>
+                <w:szCs w:val="18"/>
+              </w:rPr>
+              <w:t xml:space="preserve">Dầu thực vật</w:t>
+            </w:r>
+          </w:p>
+        </w:tc>
+        <w:tc>
+          <w:tcPr>
+            <w:tcW w:type="dxa" w:w="1900"/>
+            <w:tcBorders>
+              <w:top w:val="single" w:color="D9C3CB" w:sz="4"/>
+              <w:left w:val="single" w:color="D9C3CB" w:sz="4"/>
+              <w:bottom w:val="single" w:color="D9C3CB" w:sz="4"/>
+              <w:right w:val="single" w:color="D9C3CB" w:sz="4"/>
+            </w:tcBorders>
+            <w:shd w:fill="FFF5F9" w:color="auto" w:val="clear"/>
+            <w:tcMar>
+              <w:top w:type="dxa" w:w="70"/>
+              <w:left w:type="dxa" w:w="100"/>
+              <w:bottom w:type="dxa" w:w="70"/>
+              <w:right w:type="dxa" w:w="100"/>
+            </w:tcMar>
+          </w:tcPr>
+          <w:p>
+            <w:pPr>
+              <w:spacing w:after="40" w:line="264"/>
+            </w:pPr>
+            <w:r>
+              <w:rPr>
+                <w:rFonts w:ascii="Arial" w:cs="Arial" w:eastAsia="Arial" w:hAnsi="Arial"/>
+                <w:sz w:val="18"/>
+                <w:szCs w:val="18"/>
+              </w:rPr>
+              <w:t xml:space="preserve">Làm mềm, giảm ma sát khi gội</w:t>
+            </w:r>
+          </w:p>
+        </w:tc>
+        <w:tc>
+          <w:tcPr>
+            <w:tcW w:type="dxa" w:w="1700"/>
+            <w:tcBorders>
+              <w:top w:val="single" w:color="D9C3CB" w:sz="4"/>
+              <w:left w:val="single" w:color="D9C3CB" w:sz="4"/>
+              <w:bottom w:val="single" w:color="D9C3CB" w:sz="4"/>
+              <w:right w:val="single" w:color="D9C3CB" w:sz="4"/>
+            </w:tcBorders>
+            <w:shd w:fill="FFF5F9" w:color="auto" w:val="clear"/>
+            <w:tcMar>
+              <w:top w:type="dxa" w:w="70"/>
+              <w:left w:type="dxa" w:w="100"/>
+              <w:bottom w:type="dxa" w:w="70"/>
+              <w:right w:type="dxa" w:w="100"/>
+            </w:tcMar>
+          </w:tcPr>
+          <w:p>
+            <w:pPr>
+              <w:spacing w:after="40" w:line="264"/>
+            </w:pPr>
+            <w:r>
+              <w:rPr>
+                <w:rFonts w:ascii="Arial" w:cs="Arial" w:eastAsia="Arial" w:hAnsi="Arial"/>
+                <w:sz w:val="18"/>
+                <w:szCs w:val="18"/>
+              </w:rPr>
+              <w:t xml:space="preserve">"Giúp tóc bớt rối khi gội" (sau test)</w:t>
+            </w:r>
+          </w:p>
+        </w:tc>
+        <w:tc>
+          <w:tcPr>
+            <w:tcW w:type="dxa" w:w="1708"/>
+            <w:tcBorders>
+              <w:top w:val="single" w:color="D9C3CB" w:sz="4"/>
+              <w:left w:val="single" w:color="D9C3CB" w:sz="4"/>
+              <w:bottom w:val="single" w:color="D9C3CB" w:sz="4"/>
+              <w:right w:val="single" w:color="D9C3CB" w:sz="4"/>
+            </w:tcBorders>
+            <w:shd w:fill="FFF5F9" w:color="auto" w:val="clear"/>
+            <w:tcMar>
+              <w:top w:type="dxa" w:w="70"/>
+              <w:left w:type="dxa" w:w="100"/>
+              <w:bottom w:type="dxa" w:w="70"/>
+              <w:right w:type="dxa" w:w="100"/>
+            </w:tcMar>
+          </w:tcPr>
+          <w:p>
+            <w:pPr>
+              <w:spacing w:after="40" w:line="264"/>
+            </w:pPr>
+            <w:r>
+              <w:rPr>
+                <w:rFonts w:ascii="Arial" w:cs="Arial" w:eastAsia="Arial" w:hAnsi="Arial"/>
+                <w:sz w:val="18"/>
+                <w:szCs w:val="18"/>
+              </w:rPr>
+              <w:t xml:space="preserve">—</w:t>
+            </w:r>
+          </w:p>
+        </w:tc>
+      </w:tr>
+      <w:tr>
+        <w:tc>
+          <w:tcPr>
+            <w:tcW w:type="dxa" w:w="380"/>
+            <w:tcBorders>
+              <w:top w:val="single" w:color="D9C3CB" w:sz="4"/>
+              <w:left w:val="single" w:color="D9C3CB" w:sz="4"/>
+              <w:bottom w:val="single" w:color="D9C3CB" w:sz="4"/>
+              <w:right w:val="single" w:color="D9C3CB" w:sz="4"/>
+            </w:tcBorders>
+            <w:shd w:fill="FFFFFF" w:color="auto" w:val="clear"/>
+            <w:tcMar>
+              <w:top w:type="dxa" w:w="70"/>
+              <w:left w:type="dxa" w:w="100"/>
+              <w:bottom w:type="dxa" w:w="70"/>
+              <w:right w:type="dxa" w:w="100"/>
+            </w:tcMar>
+          </w:tcPr>
+          <w:p>
+            <w:pPr>
+              <w:spacing w:after="40" w:line="264"/>
+            </w:pPr>
+            <w:r>
+              <w:rPr>
+                <w:rFonts w:ascii="Arial" w:cs="Arial" w:eastAsia="Arial" w:hAnsi="Arial"/>
+                <w:sz w:val="18"/>
+                <w:szCs w:val="18"/>
+              </w:rPr>
+              <w:t xml:space="preserve">8</w:t>
+            </w:r>
+          </w:p>
+        </w:tc>
+        <w:tc>
+          <w:tcPr>
+            <w:tcW w:type="dxa" w:w="1150"/>
+            <w:tcBorders>
+              <w:top w:val="single" w:color="D9C3CB" w:sz="4"/>
+              <w:left w:val="single" w:color="D9C3CB" w:sz="4"/>
+              <w:bottom w:val="single" w:color="D9C3CB" w:sz="4"/>
+              <w:right w:val="single" w:color="D9C3CB" w:sz="4"/>
+            </w:tcBorders>
+            <w:shd w:fill="FFFFFF" w:color="auto" w:val="clear"/>
+            <w:tcMar>
+              <w:top w:type="dxa" w:w="70"/>
+              <w:left w:type="dxa" w:w="100"/>
+              <w:bottom w:type="dxa" w:w="70"/>
+              <w:right w:type="dxa" w:w="100"/>
+            </w:tcMar>
+          </w:tcPr>
+          <w:p>
+            <w:pPr>
+              <w:spacing w:after="40" w:line="264"/>
+            </w:pPr>
+            <w:r>
+              <w:rPr>
+                <w:rFonts w:ascii="Arial" w:cs="Arial" w:eastAsia="Arial" w:hAnsi="Arial"/>
+                <w:sz w:val="18"/>
+                <w:szCs w:val="18"/>
+              </w:rPr>
+              <w:t xml:space="preserve">Dầu me rừng (amla)</w:t>
+            </w:r>
+          </w:p>
+        </w:tc>
+        <w:tc>
+          <w:tcPr>
+            <w:tcW w:type="dxa" w:w="1900"/>
+            <w:tcBorders>
+              <w:top w:val="single" w:color="D9C3CB" w:sz="4"/>
+              <w:left w:val="single" w:color="D9C3CB" w:sz="4"/>
+              <w:bottom w:val="single" w:color="D9C3CB" w:sz="4"/>
+              <w:right w:val="single" w:color="D9C3CB" w:sz="4"/>
+            </w:tcBorders>
+            <w:shd w:fill="FFFFFF" w:color="auto" w:val="clear"/>
+            <w:tcMar>
+              <w:top w:type="dxa" w:w="70"/>
+              <w:left w:type="dxa" w:w="100"/>
+              <w:bottom w:type="dxa" w:w="70"/>
+              <w:right w:type="dxa" w:w="100"/>
+            </w:tcMar>
+          </w:tcPr>
+          <w:p>
+            <w:pPr>
+              <w:spacing w:after="40" w:line="264"/>
+            </w:pPr>
+            <w:r>
+              <w:rPr>
+                <w:rFonts w:ascii="Arial" w:cs="Arial" w:eastAsia="Arial" w:hAnsi="Arial"/>
+                <w:sz w:val="18"/>
+                <w:szCs w:val="18"/>
+              </w:rPr>
+              <w:t xml:space="preserve">Cần CoA nhà cung cấp: "Amla oil" thường là dầu nền ngâm quả amla, ghi theo dầu nền + Phyllanthus Emblica Fruit Extract</w:t>
+            </w:r>
+          </w:p>
+        </w:tc>
+        <w:tc>
+          <w:tcPr>
+            <w:tcW w:type="dxa" w:w="900"/>
+            <w:tcBorders>
+              <w:top w:val="single" w:color="D9C3CB" w:sz="4"/>
+              <w:left w:val="single" w:color="D9C3CB" w:sz="4"/>
+              <w:bottom w:val="single" w:color="D9C3CB" w:sz="4"/>
+              <w:right w:val="single" w:color="D9C3CB" w:sz="4"/>
+            </w:tcBorders>
+            <w:shd w:fill="FFFFFF" w:color="auto" w:val="clear"/>
+            <w:tcMar>
+              <w:top w:type="dxa" w:w="70"/>
+              <w:left w:type="dxa" w:w="100"/>
+              <w:bottom w:type="dxa" w:w="70"/>
+              <w:right w:type="dxa" w:w="100"/>
+            </w:tcMar>
+          </w:tcPr>
+          <w:p>
+            <w:pPr>
+              <w:spacing w:after="40" w:line="264"/>
+            </w:pPr>
+            <w:r>
+              <w:rPr>
+                <w:rFonts w:ascii="Arial" w:cs="Arial" w:eastAsia="Arial" w:hAnsi="Arial"/>
+                <w:sz w:val="18"/>
+                <w:szCs w:val="18"/>
+              </w:rPr>
+              <w:t xml:space="preserve">Dầu thực vật</w:t>
+            </w:r>
+          </w:p>
+        </w:tc>
+        <w:tc>
+          <w:tcPr>
+            <w:tcW w:type="dxa" w:w="1900"/>
+            <w:tcBorders>
+              <w:top w:val="single" w:color="D9C3CB" w:sz="4"/>
+              <w:left w:val="single" w:color="D9C3CB" w:sz="4"/>
+              <w:bottom w:val="single" w:color="D9C3CB" w:sz="4"/>
+              <w:right w:val="single" w:color="D9C3CB" w:sz="4"/>
+            </w:tcBorders>
+            <w:shd w:fill="FFFFFF" w:color="auto" w:val="clear"/>
+            <w:tcMar>
+              <w:top w:type="dxa" w:w="70"/>
+              <w:left w:type="dxa" w:w="100"/>
+              <w:bottom w:type="dxa" w:w="70"/>
+              <w:right w:type="dxa" w:w="100"/>
+            </w:tcMar>
+          </w:tcPr>
+          <w:p>
+            <w:pPr>
+              <w:spacing w:after="40" w:line="264"/>
+            </w:pPr>
+            <w:r>
+              <w:rPr>
+                <w:rFonts w:ascii="Arial" w:cs="Arial" w:eastAsia="Arial" w:hAnsi="Arial"/>
+                <w:sz w:val="18"/>
+                <w:szCs w:val="18"/>
+              </w:rPr>
+              <w:t xml:space="preserve">Nguyên liệu truyền thống Ayurveda; vai trò trong công thức chủ yếu là làm mềm và tạo câu chuyện</w:t>
+            </w:r>
+          </w:p>
+        </w:tc>
+        <w:tc>
+          <w:tcPr>
+            <w:tcW w:type="dxa" w:w="1700"/>
+            <w:tcBorders>
+              <w:top w:val="single" w:color="D9C3CB" w:sz="4"/>
+              <w:left w:val="single" w:color="D9C3CB" w:sz="4"/>
+              <w:bottom w:val="single" w:color="D9C3CB" w:sz="4"/>
+              <w:right w:val="single" w:color="D9C3CB" w:sz="4"/>
+            </w:tcBorders>
+            <w:shd w:fill="FFFFFF" w:color="auto" w:val="clear"/>
+            <w:tcMar>
+              <w:top w:type="dxa" w:w="70"/>
+              <w:left w:type="dxa" w:w="100"/>
+              <w:bottom w:type="dxa" w:w="70"/>
+              <w:right w:type="dxa" w:w="100"/>
+            </w:tcMar>
+          </w:tcPr>
+          <w:p>
+            <w:pPr>
+              <w:spacing w:after="40" w:line="264"/>
+            </w:pPr>
+            <w:r>
+              <w:rPr>
+                <w:rFonts w:ascii="Arial" w:cs="Arial" w:eastAsia="Arial" w:hAnsi="Arial"/>
+                <w:sz w:val="18"/>
+                <w:szCs w:val="18"/>
+              </w:rPr>
+              <w:t xml:space="preserve">"Có amla, nguyên liệu chăm tóc truyền thống của Ấn Độ"</w:t>
+            </w:r>
+          </w:p>
+        </w:tc>
+        <w:tc>
+          <w:tcPr>
+            <w:tcW w:type="dxa" w:w="1708"/>
+            <w:tcBorders>
+              <w:top w:val="single" w:color="D9C3CB" w:sz="4"/>
+              <w:left w:val="single" w:color="D9C3CB" w:sz="4"/>
+              <w:bottom w:val="single" w:color="D9C3CB" w:sz="4"/>
+              <w:right w:val="single" w:color="D9C3CB" w:sz="4"/>
+            </w:tcBorders>
+            <w:shd w:fill="FFFFFF" w:color="auto" w:val="clear"/>
+            <w:tcMar>
+              <w:top w:type="dxa" w:w="70"/>
+              <w:left w:type="dxa" w:w="100"/>
+              <w:bottom w:type="dxa" w:w="70"/>
+              <w:right w:type="dxa" w:w="100"/>
+            </w:tcMar>
+          </w:tcPr>
+          <w:p>
+            <w:pPr>
+              <w:spacing w:after="40" w:line="264"/>
+            </w:pPr>
+            <w:r>
+              <w:rPr>
+                <w:rFonts w:ascii="Arial" w:cs="Arial" w:eastAsia="Arial" w:hAnsi="Arial"/>
+                <w:sz w:val="18"/>
+                <w:szCs w:val="18"/>
+              </w:rPr>
+              <w:t xml:space="preserve">"Kích mọc tóc", "ngừa tóc bạc", "làm đen tóc"</w:t>
+            </w:r>
+          </w:p>
+        </w:tc>
+      </w:tr>
+      <w:tr>
+        <w:tc>
+          <w:tcPr>
+            <w:tcW w:type="dxa" w:w="380"/>
+            <w:tcBorders>
+              <w:top w:val="single" w:color="D9C3CB" w:sz="4"/>
+              <w:left w:val="single" w:color="D9C3CB" w:sz="4"/>
+              <w:bottom w:val="single" w:color="D9C3CB" w:sz="4"/>
+              <w:right w:val="single" w:color="D9C3CB" w:sz="4"/>
+            </w:tcBorders>
+            <w:shd w:fill="FFF5F9" w:color="auto" w:val="clear"/>
+            <w:tcMar>
+              <w:top w:type="dxa" w:w="70"/>
+              <w:left w:type="dxa" w:w="100"/>
+              <w:bottom w:type="dxa" w:w="70"/>
+              <w:right w:type="dxa" w:w="100"/>
+            </w:tcMar>
+          </w:tcPr>
+          <w:p>
+            <w:pPr>
+              <w:spacing w:after="40" w:line="264"/>
+            </w:pPr>
+            <w:r>
+              <w:rPr>
+                <w:rFonts w:ascii="Arial" w:cs="Arial" w:eastAsia="Arial" w:hAnsi="Arial"/>
+                <w:sz w:val="18"/>
+                <w:szCs w:val="18"/>
+              </w:rPr>
+              <w:t xml:space="preserve">9</w:t>
+            </w:r>
+          </w:p>
+        </w:tc>
+        <w:tc>
+          <w:tcPr>
+            <w:tcW w:type="dxa" w:w="1150"/>
+            <w:tcBorders>
+              <w:top w:val="single" w:color="D9C3CB" w:sz="4"/>
+              <w:left w:val="single" w:color="D9C3CB" w:sz="4"/>
+              <w:bottom w:val="single" w:color="D9C3CB" w:sz="4"/>
+              <w:right w:val="single" w:color="D9C3CB" w:sz="4"/>
+            </w:tcBorders>
+            <w:shd w:fill="FFF5F9" w:color="auto" w:val="clear"/>
+            <w:tcMar>
+              <w:top w:type="dxa" w:w="70"/>
+              <w:left w:type="dxa" w:w="100"/>
+              <w:bottom w:type="dxa" w:w="70"/>
+              <w:right w:type="dxa" w:w="100"/>
+            </w:tcMar>
+          </w:tcPr>
+          <w:p>
+            <w:pPr>
+              <w:spacing w:after="40" w:line="264"/>
+            </w:pPr>
+            <w:r>
+              <w:rPr>
+                <w:rFonts w:ascii="Arial" w:cs="Arial" w:eastAsia="Arial" w:hAnsi="Arial"/>
+                <w:sz w:val="18"/>
+                <w:szCs w:val="18"/>
+              </w:rPr>
+              <w:t xml:space="preserve">Dầu sachi</w:t>
+            </w:r>
+          </w:p>
+        </w:tc>
+        <w:tc>
+          <w:tcPr>
+            <w:tcW w:type="dxa" w:w="1900"/>
+            <w:tcBorders>
+              <w:top w:val="single" w:color="D9C3CB" w:sz="4"/>
+              <w:left w:val="single" w:color="D9C3CB" w:sz="4"/>
+              <w:bottom w:val="single" w:color="D9C3CB" w:sz="4"/>
+              <w:right w:val="single" w:color="D9C3CB" w:sz="4"/>
+            </w:tcBorders>
+            <w:shd w:fill="FFF5F9" w:color="auto" w:val="clear"/>
+            <w:tcMar>
+              <w:top w:type="dxa" w:w="70"/>
+              <w:left w:type="dxa" w:w="100"/>
+              <w:bottom w:type="dxa" w:w="70"/>
+              <w:right w:type="dxa" w:w="100"/>
+            </w:tcMar>
+          </w:tcPr>
+          <w:p>
+            <w:pPr>
+              <w:spacing w:after="40" w:line="264"/>
+            </w:pPr>
+            <w:r>
+              <w:rPr>
+                <w:rFonts w:ascii="Arial" w:cs="Arial" w:eastAsia="Arial" w:hAnsi="Arial"/>
+                <w:sz w:val="18"/>
+                <w:szCs w:val="18"/>
+              </w:rPr>
+              <w:t xml:space="preserve">Plukenetia Volubilis Seed Oil</w:t>
+            </w:r>
+          </w:p>
+        </w:tc>
+        <w:tc>
+          <w:tcPr>
+            <w:tcW w:type="dxa" w:w="900"/>
+            <w:tcBorders>
+              <w:top w:val="single" w:color="D9C3CB" w:sz="4"/>
+              <w:left w:val="single" w:color="D9C3CB" w:sz="4"/>
+              <w:bottom w:val="single" w:color="D9C3CB" w:sz="4"/>
+              <w:right w:val="single" w:color="D9C3CB" w:sz="4"/>
+            </w:tcBorders>
+            <w:shd w:fill="FFF5F9" w:color="auto" w:val="clear"/>
+            <w:tcMar>
+              <w:top w:type="dxa" w:w="70"/>
+              <w:left w:type="dxa" w:w="100"/>
+              <w:bottom w:type="dxa" w:w="70"/>
+              <w:right w:type="dxa" w:w="100"/>
+            </w:tcMar>
+          </w:tcPr>
+          <w:p>
+            <w:pPr>
+              <w:spacing w:after="40" w:line="264"/>
+            </w:pPr>
+            <w:r>
+              <w:rPr>
+                <w:rFonts w:ascii="Arial" w:cs="Arial" w:eastAsia="Arial" w:hAnsi="Arial"/>
+                <w:sz w:val="18"/>
+                <w:szCs w:val="18"/>
+              </w:rPr>
+              <w:t xml:space="preserve">Dầu thực vật</w:t>
+            </w:r>
+          </w:p>
+        </w:tc>
+        <w:tc>
+          <w:tcPr>
+            <w:tcW w:type="dxa" w:w="1900"/>
+            <w:tcBorders>
+              <w:top w:val="single" w:color="D9C3CB" w:sz="4"/>
+              <w:left w:val="single" w:color="D9C3CB" w:sz="4"/>
+              <w:bottom w:val="single" w:color="D9C3CB" w:sz="4"/>
+              <w:right w:val="single" w:color="D9C3CB" w:sz="4"/>
+            </w:tcBorders>
+            <w:shd w:fill="FFF5F9" w:color="auto" w:val="clear"/>
+            <w:tcMar>
+              <w:top w:type="dxa" w:w="70"/>
+              <w:left w:type="dxa" w:w="100"/>
+              <w:bottom w:type="dxa" w:w="70"/>
+              <w:right w:type="dxa" w:w="100"/>
+            </w:tcMar>
+          </w:tcPr>
+          <w:p>
+            <w:pPr>
+              <w:spacing w:after="40" w:line="264"/>
+            </w:pPr>
+            <w:r>
+              <w:rPr>
+                <w:rFonts w:ascii="Arial" w:cs="Arial" w:eastAsia="Arial" w:hAnsi="Arial"/>
+                <w:sz w:val="18"/>
+                <w:szCs w:val="18"/>
+              </w:rPr>
+              <w:t xml:space="preserve">Rất giàu omega-3 (ALA); dễ bị oxy hóa nên cần vitamin E đi kèm</w:t>
+            </w:r>
+          </w:p>
+        </w:tc>
+        <w:tc>
+          <w:tcPr>
+            <w:tcW w:type="dxa" w:w="1700"/>
+            <w:tcBorders>
+              <w:top w:val="single" w:color="D9C3CB" w:sz="4"/>
+              <w:left w:val="single" w:color="D9C3CB" w:sz="4"/>
+              <w:bottom w:val="single" w:color="D9C3CB" w:sz="4"/>
+              <w:right w:val="single" w:color="D9C3CB" w:sz="4"/>
+            </w:tcBorders>
+            <w:shd w:fill="FFF5F9" w:color="auto" w:val="clear"/>
+            <w:tcMar>
+              <w:top w:type="dxa" w:w="70"/>
+              <w:left w:type="dxa" w:w="100"/>
+              <w:bottom w:type="dxa" w:w="70"/>
+              <w:right w:type="dxa" w:w="100"/>
+            </w:tcMar>
+          </w:tcPr>
+          <w:p>
+            <w:pPr>
+              <w:spacing w:after="40" w:line="264"/>
+            </w:pPr>
+            <w:r>
+              <w:rPr>
+                <w:rFonts w:ascii="Arial" w:cs="Arial" w:eastAsia="Arial" w:hAnsi="Arial"/>
+                <w:sz w:val="18"/>
+                <w:szCs w:val="18"/>
+              </w:rPr>
+              <w:t xml:space="preserve">"Dầu sachi giàu omega-3" (thành phần của dầu)</w:t>
+            </w:r>
+          </w:p>
+        </w:tc>
+        <w:tc>
+          <w:tcPr>
+            <w:tcW w:type="dxa" w:w="1708"/>
+            <w:tcBorders>
+              <w:top w:val="single" w:color="D9C3CB" w:sz="4"/>
+              <w:left w:val="single" w:color="D9C3CB" w:sz="4"/>
+              <w:bottom w:val="single" w:color="D9C3CB" w:sz="4"/>
+              <w:right w:val="single" w:color="D9C3CB" w:sz="4"/>
+            </w:tcBorders>
+            <w:shd w:fill="FFF5F9" w:color="auto" w:val="clear"/>
+            <w:tcMar>
+              <w:top w:type="dxa" w:w="70"/>
+              <w:left w:type="dxa" w:w="100"/>
+              <w:bottom w:type="dxa" w:w="70"/>
+              <w:right w:type="dxa" w:w="100"/>
+            </w:tcMar>
+          </w:tcPr>
+          <w:p>
+            <w:pPr>
+              <w:spacing w:after="40" w:line="264"/>
+            </w:pPr>
+            <w:r>
+              <w:rPr>
+                <w:rFonts w:ascii="Arial" w:cs="Arial" w:eastAsia="Arial" w:hAnsi="Arial"/>
+                <w:sz w:val="18"/>
+                <w:szCs w:val="18"/>
+              </w:rPr>
+              <w:t xml:space="preserve">"Nuôi tóc từ gốc", "bổ sung omega-3 cho nang tóc"</w:t>
+            </w:r>
+          </w:p>
+        </w:tc>
+      </w:tr>
+      <w:tr>
+        <w:tc>
+          <w:tcPr>
+            <w:tcW w:type="dxa" w:w="380"/>
+            <w:tcBorders>
+              <w:top w:val="single" w:color="D9C3CB" w:sz="4"/>
+              <w:left w:val="single" w:color="D9C3CB" w:sz="4"/>
+              <w:bottom w:val="single" w:color="D9C3CB" w:sz="4"/>
+              <w:right w:val="single" w:color="D9C3CB" w:sz="4"/>
+            </w:tcBorders>
+            <w:shd w:fill="FFFFFF" w:color="auto" w:val="clear"/>
+            <w:tcMar>
+              <w:top w:type="dxa" w:w="70"/>
+              <w:left w:type="dxa" w:w="100"/>
+              <w:bottom w:type="dxa" w:w="70"/>
+              <w:right w:type="dxa" w:w="100"/>
+            </w:tcMar>
+          </w:tcPr>
+          <w:p>
+            <w:pPr>
+              <w:spacing w:after="40" w:line="264"/>
+            </w:pPr>
+            <w:r>
+              <w:rPr>
+                <w:rFonts w:ascii="Arial" w:cs="Arial" w:eastAsia="Arial" w:hAnsi="Arial"/>
+                <w:sz w:val="18"/>
+                <w:szCs w:val="18"/>
+              </w:rPr>
+              <w:t xml:space="preserve">10</w:t>
+            </w:r>
+          </w:p>
+        </w:tc>
+        <w:tc>
+          <w:tcPr>
+            <w:tcW w:type="dxa" w:w="1150"/>
+            <w:tcBorders>
+              <w:top w:val="single" w:color="D9C3CB" w:sz="4"/>
+              <w:left w:val="single" w:color="D9C3CB" w:sz="4"/>
+              <w:bottom w:val="single" w:color="D9C3CB" w:sz="4"/>
+              <w:right w:val="single" w:color="D9C3CB" w:sz="4"/>
+            </w:tcBorders>
+            <w:shd w:fill="FFFFFF" w:color="auto" w:val="clear"/>
+            <w:tcMar>
+              <w:top w:type="dxa" w:w="70"/>
+              <w:left w:type="dxa" w:w="100"/>
+              <w:bottom w:type="dxa" w:w="70"/>
+              <w:right w:type="dxa" w:w="100"/>
+            </w:tcMar>
+          </w:tcPr>
+          <w:p>
+            <w:pPr>
+              <w:spacing w:after="40" w:line="264"/>
+            </w:pPr>
+            <w:r>
+              <w:rPr>
+                <w:rFonts w:ascii="Arial" w:cs="Arial" w:eastAsia="Arial" w:hAnsi="Arial"/>
+                <w:sz w:val="18"/>
+                <w:szCs w:val="18"/>
+              </w:rPr>
+              <w:t xml:space="preserve">Dầu neem</w:t>
+            </w:r>
+          </w:p>
+        </w:tc>
+        <w:tc>
+          <w:tcPr>
+            <w:tcW w:type="dxa" w:w="1900"/>
+            <w:tcBorders>
+              <w:top w:val="single" w:color="D9C3CB" w:sz="4"/>
+              <w:left w:val="single" w:color="D9C3CB" w:sz="4"/>
+              <w:bottom w:val="single" w:color="D9C3CB" w:sz="4"/>
+              <w:right w:val="single" w:color="D9C3CB" w:sz="4"/>
+            </w:tcBorders>
+            <w:shd w:fill="FFFFFF" w:color="auto" w:val="clear"/>
+            <w:tcMar>
+              <w:top w:type="dxa" w:w="70"/>
+              <w:left w:type="dxa" w:w="100"/>
+              <w:bottom w:type="dxa" w:w="70"/>
+              <w:right w:type="dxa" w:w="100"/>
+            </w:tcMar>
+          </w:tcPr>
+          <w:p>
+            <w:pPr>
+              <w:spacing w:after="40" w:line="264"/>
+            </w:pPr>
+            <w:r>
+              <w:rPr>
+                <w:rFonts w:ascii="Arial" w:cs="Arial" w:eastAsia="Arial" w:hAnsi="Arial"/>
+                <w:sz w:val="18"/>
+                <w:szCs w:val="18"/>
+              </w:rPr>
+              <w:t xml:space="preserve">Azadirachta Indica Seed Oil</w:t>
+            </w:r>
+          </w:p>
+        </w:tc>
+        <w:tc>
+          <w:tcPr>
+            <w:tcW w:type="dxa" w:w="900"/>
+            <w:tcBorders>
+              <w:top w:val="single" w:color="D9C3CB" w:sz="4"/>
+              <w:left w:val="single" w:color="D9C3CB" w:sz="4"/>
+              <w:bottom w:val="single" w:color="D9C3CB" w:sz="4"/>
+              <w:right w:val="single" w:color="D9C3CB" w:sz="4"/>
+            </w:tcBorders>
+            <w:shd w:fill="FFFFFF" w:color="auto" w:val="clear"/>
+            <w:tcMar>
+              <w:top w:type="dxa" w:w="70"/>
+              <w:left w:type="dxa" w:w="100"/>
+              <w:bottom w:type="dxa" w:w="70"/>
+              <w:right w:type="dxa" w:w="100"/>
+            </w:tcMar>
+          </w:tcPr>
+          <w:p>
+            <w:pPr>
+              <w:spacing w:after="40" w:line="264"/>
+            </w:pPr>
+            <w:r>
+              <w:rPr>
+                <w:rFonts w:ascii="Arial" w:cs="Arial" w:eastAsia="Arial" w:hAnsi="Arial"/>
+                <w:sz w:val="18"/>
+                <w:szCs w:val="18"/>
+              </w:rPr>
+              <w:t xml:space="preserve">Dầu thực vật</w:t>
+            </w:r>
+          </w:p>
+        </w:tc>
+        <w:tc>
+          <w:tcPr>
+            <w:tcW w:type="dxa" w:w="1900"/>
+            <w:tcBorders>
+              <w:top w:val="single" w:color="D9C3CB" w:sz="4"/>
+              <w:left w:val="single" w:color="D9C3CB" w:sz="4"/>
+              <w:bottom w:val="single" w:color="D9C3CB" w:sz="4"/>
+              <w:right w:val="single" w:color="D9C3CB" w:sz="4"/>
+            </w:tcBorders>
+            <w:shd w:fill="FFFFFF" w:color="auto" w:val="clear"/>
+            <w:tcMar>
+              <w:top w:type="dxa" w:w="70"/>
+              <w:left w:type="dxa" w:w="100"/>
+              <w:bottom w:type="dxa" w:w="70"/>
+              <w:right w:type="dxa" w:w="100"/>
+            </w:tcMar>
+          </w:tcPr>
+          <w:p>
+            <w:pPr>
+              <w:spacing w:after="40" w:line="264"/>
+            </w:pPr>
+            <w:r>
+              <w:rPr>
+                <w:rFonts w:ascii="Arial" w:cs="Arial" w:eastAsia="Arial" w:hAnsi="Arial"/>
+                <w:sz w:val="18"/>
+                <w:szCs w:val="18"/>
+              </w:rPr>
+              <w:t xml:space="preserve">Nguyên liệu truyền thống; mùi hăng đặc trưng (tinh dầu trong công thức giúp che mùi)</w:t>
+            </w:r>
+          </w:p>
+        </w:tc>
+        <w:tc>
+          <w:tcPr>
+            <w:tcW w:type="dxa" w:w="1700"/>
+            <w:tcBorders>
+              <w:top w:val="single" w:color="D9C3CB" w:sz="4"/>
+              <w:left w:val="single" w:color="D9C3CB" w:sz="4"/>
+              <w:bottom w:val="single" w:color="D9C3CB" w:sz="4"/>
+              <w:right w:val="single" w:color="D9C3CB" w:sz="4"/>
+            </w:tcBorders>
+            <w:shd w:fill="FFFFFF" w:color="auto" w:val="clear"/>
+            <w:tcMar>
+              <w:top w:type="dxa" w:w="70"/>
+              <w:left w:type="dxa" w:w="100"/>
+              <w:bottom w:type="dxa" w:w="70"/>
+              <w:right w:type="dxa" w:w="100"/>
+            </w:tcMar>
+          </w:tcPr>
+          <w:p>
+            <w:pPr>
+              <w:spacing w:after="40" w:line="264"/>
+            </w:pPr>
+            <w:r>
+              <w:rPr>
+                <w:rFonts w:ascii="Arial" w:cs="Arial" w:eastAsia="Arial" w:hAnsi="Arial"/>
+                <w:sz w:val="18"/>
+                <w:szCs w:val="18"/>
+              </w:rPr>
+              <w:t xml:space="preserve">"Có dầu neem" (chỉ nêu tên)</w:t>
+            </w:r>
+          </w:p>
+        </w:tc>
+        <w:tc>
+          <w:tcPr>
+            <w:tcW w:type="dxa" w:w="1708"/>
+            <w:tcBorders>
+              <w:top w:val="single" w:color="D9C3CB" w:sz="4"/>
+              <w:left w:val="single" w:color="D9C3CB" w:sz="4"/>
+              <w:bottom w:val="single" w:color="D9C3CB" w:sz="4"/>
+              <w:right w:val="single" w:color="D9C3CB" w:sz="4"/>
+            </w:tcBorders>
+            <w:shd w:fill="FFFFFF" w:color="auto" w:val="clear"/>
+            <w:tcMar>
+              <w:top w:type="dxa" w:w="70"/>
+              <w:left w:type="dxa" w:w="100"/>
+              <w:bottom w:type="dxa" w:w="70"/>
+              <w:right w:type="dxa" w:w="100"/>
+            </w:tcMar>
+          </w:tcPr>
+          <w:p>
+            <w:pPr>
+              <w:spacing w:after="40" w:line="264"/>
+            </w:pPr>
+            <w:r>
+              <w:rPr>
+                <w:rFonts w:ascii="Arial" w:cs="Arial" w:eastAsia="Arial" w:hAnsi="Arial"/>
+                <w:sz w:val="18"/>
+                <w:szCs w:val="18"/>
+              </w:rPr>
+              <w:t xml:space="preserve">"Trị gàu", "diệt nấm", "trị chấy", "kháng khuẩn"</w:t>
+            </w:r>
+          </w:p>
+        </w:tc>
+      </w:tr>
+      <w:tr>
+        <w:tc>
+          <w:tcPr>
+            <w:tcW w:type="dxa" w:w="380"/>
+            <w:tcBorders>
+              <w:top w:val="single" w:color="D9C3CB" w:sz="4"/>
+              <w:left w:val="single" w:color="D9C3CB" w:sz="4"/>
+              <w:bottom w:val="single" w:color="D9C3CB" w:sz="4"/>
+              <w:right w:val="single" w:color="D9C3CB" w:sz="4"/>
+            </w:tcBorders>
+            <w:shd w:fill="FFF5F9" w:color="auto" w:val="clear"/>
+            <w:tcMar>
+              <w:top w:type="dxa" w:w="70"/>
+              <w:left w:type="dxa" w:w="100"/>
+              <w:bottom w:type="dxa" w:w="70"/>
+              <w:right w:type="dxa" w:w="100"/>
+            </w:tcMar>
+          </w:tcPr>
+          <w:p>
+            <w:pPr>
+              <w:spacing w:after="40" w:line="264"/>
+            </w:pPr>
+            <w:r>
+              <w:rPr>
+                <w:rFonts w:ascii="Arial" w:cs="Arial" w:eastAsia="Arial" w:hAnsi="Arial"/>
+                <w:sz w:val="18"/>
+                <w:szCs w:val="18"/>
+              </w:rPr>
+              <w:t xml:space="preserve">11</w:t>
+            </w:r>
+          </w:p>
+        </w:tc>
+        <w:tc>
+          <w:tcPr>
+            <w:tcW w:type="dxa" w:w="1150"/>
+            <w:tcBorders>
+              <w:top w:val="single" w:color="D9C3CB" w:sz="4"/>
+              <w:left w:val="single" w:color="D9C3CB" w:sz="4"/>
+              <w:bottom w:val="single" w:color="D9C3CB" w:sz="4"/>
+              <w:right w:val="single" w:color="D9C3CB" w:sz="4"/>
+            </w:tcBorders>
+            <w:shd w:fill="FFF5F9" w:color="auto" w:val="clear"/>
+            <w:tcMar>
+              <w:top w:type="dxa" w:w="70"/>
+              <w:left w:type="dxa" w:w="100"/>
+              <w:bottom w:type="dxa" w:w="70"/>
+              <w:right w:type="dxa" w:w="100"/>
+            </w:tcMar>
+          </w:tcPr>
+          <w:p>
+            <w:pPr>
+              <w:spacing w:after="40" w:line="264"/>
+            </w:pPr>
+            <w:r>
+              <w:rPr>
+                <w:rFonts w:ascii="Arial" w:cs="Arial" w:eastAsia="Arial" w:hAnsi="Arial"/>
+                <w:sz w:val="18"/>
+                <w:szCs w:val="18"/>
+              </w:rPr>
+              <w:t xml:space="preserve">Dầu chùm ngây</w:t>
+            </w:r>
+          </w:p>
+        </w:tc>
+        <w:tc>
+          <w:tcPr>
+            <w:tcW w:type="dxa" w:w="1900"/>
+            <w:tcBorders>
+              <w:top w:val="single" w:color="D9C3CB" w:sz="4"/>
+              <w:left w:val="single" w:color="D9C3CB" w:sz="4"/>
+              <w:bottom w:val="single" w:color="D9C3CB" w:sz="4"/>
+              <w:right w:val="single" w:color="D9C3CB" w:sz="4"/>
+            </w:tcBorders>
+            <w:shd w:fill="FFF5F9" w:color="auto" w:val="clear"/>
+            <w:tcMar>
+              <w:top w:type="dxa" w:w="70"/>
+              <w:left w:type="dxa" w:w="100"/>
+              <w:bottom w:type="dxa" w:w="70"/>
+              <w:right w:type="dxa" w:w="100"/>
+            </w:tcMar>
+          </w:tcPr>
+          <w:p>
+            <w:pPr>
+              <w:spacing w:after="40" w:line="264"/>
+            </w:pPr>
+            <w:r>
+              <w:rPr>
+                <w:rFonts w:ascii="Arial" w:cs="Arial" w:eastAsia="Arial" w:hAnsi="Arial"/>
+                <w:sz w:val="18"/>
+                <w:szCs w:val="18"/>
+              </w:rPr>
+              <w:t xml:space="preserve">Moringa Oleifera Seed Oil</w:t>
+            </w:r>
+          </w:p>
+        </w:tc>
+        <w:tc>
+          <w:tcPr>
+            <w:tcW w:type="dxa" w:w="900"/>
+            <w:tcBorders>
+              <w:top w:val="single" w:color="D9C3CB" w:sz="4"/>
+              <w:left w:val="single" w:color="D9C3CB" w:sz="4"/>
+              <w:bottom w:val="single" w:color="D9C3CB" w:sz="4"/>
+              <w:right w:val="single" w:color="D9C3CB" w:sz="4"/>
+            </w:tcBorders>
+            <w:shd w:fill="FFF5F9" w:color="auto" w:val="clear"/>
+            <w:tcMar>
+              <w:top w:type="dxa" w:w="70"/>
+              <w:left w:type="dxa" w:w="100"/>
+              <w:bottom w:type="dxa" w:w="70"/>
+              <w:right w:type="dxa" w:w="100"/>
+            </w:tcMar>
+          </w:tcPr>
+          <w:p>
+            <w:pPr>
+              <w:spacing w:after="40" w:line="264"/>
+            </w:pPr>
+            <w:r>
+              <w:rPr>
+                <w:rFonts w:ascii="Arial" w:cs="Arial" w:eastAsia="Arial" w:hAnsi="Arial"/>
+                <w:sz w:val="18"/>
+                <w:szCs w:val="18"/>
+              </w:rPr>
+              <w:t xml:space="preserve">Dầu thực vật</w:t>
+            </w:r>
+          </w:p>
+        </w:tc>
+        <w:tc>
+          <w:tcPr>
+            <w:tcW w:type="dxa" w:w="1900"/>
+            <w:tcBorders>
+              <w:top w:val="single" w:color="D9C3CB" w:sz="4"/>
+              <w:left w:val="single" w:color="D9C3CB" w:sz="4"/>
+              <w:bottom w:val="single" w:color="D9C3CB" w:sz="4"/>
+              <w:right w:val="single" w:color="D9C3CB" w:sz="4"/>
+            </w:tcBorders>
+            <w:shd w:fill="FFF5F9" w:color="auto" w:val="clear"/>
+            <w:tcMar>
+              <w:top w:type="dxa" w:w="70"/>
+              <w:left w:type="dxa" w:w="100"/>
+              <w:bottom w:type="dxa" w:w="70"/>
+              <w:right w:type="dxa" w:w="100"/>
+            </w:tcMar>
+          </w:tcPr>
+          <w:p>
+            <w:pPr>
+              <w:spacing w:after="40" w:line="264"/>
+            </w:pPr>
+            <w:r>
+              <w:rPr>
+                <w:rFonts w:ascii="Arial" w:cs="Arial" w:eastAsia="Arial" w:hAnsi="Arial"/>
+                <w:sz w:val="18"/>
+                <w:szCs w:val="18"/>
+              </w:rPr>
+              <w:t xml:space="preserve">Giàu acid oleic và behenic, bền; làm mềm</w:t>
+            </w:r>
+          </w:p>
+        </w:tc>
+        <w:tc>
+          <w:tcPr>
+            <w:tcW w:type="dxa" w:w="1700"/>
+            <w:tcBorders>
+              <w:top w:val="single" w:color="D9C3CB" w:sz="4"/>
+              <w:left w:val="single" w:color="D9C3CB" w:sz="4"/>
+              <w:bottom w:val="single" w:color="D9C3CB" w:sz="4"/>
+              <w:right w:val="single" w:color="D9C3CB" w:sz="4"/>
+            </w:tcBorders>
+            <w:shd w:fill="FFF5F9" w:color="auto" w:val="clear"/>
+            <w:tcMar>
+              <w:top w:type="dxa" w:w="70"/>
+              <w:left w:type="dxa" w:w="100"/>
+              <w:bottom w:type="dxa" w:w="70"/>
+              <w:right w:type="dxa" w:w="100"/>
+            </w:tcMar>
+          </w:tcPr>
+          <w:p>
+            <w:pPr>
+              <w:spacing w:after="40" w:line="264"/>
+            </w:pPr>
+            <w:r>
+              <w:rPr>
+                <w:rFonts w:ascii="Arial" w:cs="Arial" w:eastAsia="Arial" w:hAnsi="Arial"/>
+                <w:sz w:val="18"/>
+                <w:szCs w:val="18"/>
+              </w:rPr>
+              <w:t xml:space="preserve">"Dầu chùm ngây giúp tóc mềm hơn" (sau test)</w:t>
+            </w:r>
+          </w:p>
+        </w:tc>
+        <w:tc>
+          <w:tcPr>
+            <w:tcW w:type="dxa" w:w="1708"/>
+            <w:tcBorders>
+              <w:top w:val="single" w:color="D9C3CB" w:sz="4"/>
+              <w:left w:val="single" w:color="D9C3CB" w:sz="4"/>
+              <w:bottom w:val="single" w:color="D9C3CB" w:sz="4"/>
+              <w:right w:val="single" w:color="D9C3CB" w:sz="4"/>
+            </w:tcBorders>
+            <w:shd w:fill="FFF5F9" w:color="auto" w:val="clear"/>
+            <w:tcMar>
+              <w:top w:type="dxa" w:w="70"/>
+              <w:left w:type="dxa" w:w="100"/>
+              <w:bottom w:type="dxa" w:w="70"/>
+              <w:right w:type="dxa" w:w="100"/>
+            </w:tcMar>
+          </w:tcPr>
+          <w:p>
+            <w:pPr>
+              <w:spacing w:after="40" w:line="264"/>
+            </w:pPr>
+            <w:r>
+              <w:rPr>
+                <w:rFonts w:ascii="Arial" w:cs="Arial" w:eastAsia="Arial" w:hAnsi="Arial"/>
+                <w:sz w:val="18"/>
+                <w:szCs w:val="18"/>
+              </w:rPr>
+              <w:t xml:space="preserve">"Thải độc"</w:t>
+            </w:r>
+          </w:p>
+        </w:tc>
+      </w:tr>
+      <w:tr>
+        <w:tc>
+          <w:tcPr>
+            <w:tcW w:type="dxa" w:w="380"/>
+            <w:tcBorders>
+              <w:top w:val="single" w:color="D9C3CB" w:sz="4"/>
+              <w:left w:val="single" w:color="D9C3CB" w:sz="4"/>
+              <w:bottom w:val="single" w:color="D9C3CB" w:sz="4"/>
+              <w:right w:val="single" w:color="D9C3CB" w:sz="4"/>
+            </w:tcBorders>
+            <w:shd w:fill="FFFFFF" w:color="auto" w:val="clear"/>
+            <w:tcMar>
+              <w:top w:type="dxa" w:w="70"/>
+              <w:left w:type="dxa" w:w="100"/>
+              <w:bottom w:type="dxa" w:w="70"/>
+              <w:right w:type="dxa" w:w="100"/>
+            </w:tcMar>
+          </w:tcPr>
+          <w:p>
+            <w:pPr>
+              <w:spacing w:after="40" w:line="264"/>
+            </w:pPr>
+            <w:r>
+              <w:rPr>
+                <w:rFonts w:ascii="Arial" w:cs="Arial" w:eastAsia="Arial" w:hAnsi="Arial"/>
+                <w:sz w:val="18"/>
+                <w:szCs w:val="18"/>
+              </w:rPr>
+              <w:t xml:space="preserve">12</w:t>
+            </w:r>
+          </w:p>
+        </w:tc>
+        <w:tc>
+          <w:tcPr>
+            <w:tcW w:type="dxa" w:w="1150"/>
+            <w:tcBorders>
+              <w:top w:val="single" w:color="D9C3CB" w:sz="4"/>
+              <w:left w:val="single" w:color="D9C3CB" w:sz="4"/>
+              <w:bottom w:val="single" w:color="D9C3CB" w:sz="4"/>
+              <w:right w:val="single" w:color="D9C3CB" w:sz="4"/>
+            </w:tcBorders>
+            <w:shd w:fill="FFFFFF" w:color="auto" w:val="clear"/>
+            <w:tcMar>
+              <w:top w:type="dxa" w:w="70"/>
+              <w:left w:type="dxa" w:w="100"/>
+              <w:bottom w:type="dxa" w:w="70"/>
+              <w:right w:type="dxa" w:w="100"/>
+            </w:tcMar>
+          </w:tcPr>
+          <w:p>
+            <w:pPr>
+              <w:spacing w:after="40" w:line="264"/>
+            </w:pPr>
+            <w:r>
+              <w:rPr>
+                <w:rFonts w:ascii="Arial" w:cs="Arial" w:eastAsia="Arial" w:hAnsi="Arial"/>
+                <w:sz w:val="18"/>
+                <w:szCs w:val="18"/>
+              </w:rPr>
+              <w:t xml:space="preserve">Bakuchiol 99%</w:t>
+            </w:r>
+          </w:p>
+        </w:tc>
+        <w:tc>
+          <w:tcPr>
+            <w:tcW w:type="dxa" w:w="1900"/>
+            <w:tcBorders>
+              <w:top w:val="single" w:color="D9C3CB" w:sz="4"/>
+              <w:left w:val="single" w:color="D9C3CB" w:sz="4"/>
+              <w:bottom w:val="single" w:color="D9C3CB" w:sz="4"/>
+              <w:right w:val="single" w:color="D9C3CB" w:sz="4"/>
+            </w:tcBorders>
+            <w:shd w:fill="FFFFFF" w:color="auto" w:val="clear"/>
+            <w:tcMar>
+              <w:top w:type="dxa" w:w="70"/>
+              <w:left w:type="dxa" w:w="100"/>
+              <w:bottom w:type="dxa" w:w="70"/>
+              <w:right w:type="dxa" w:w="100"/>
+            </w:tcMar>
+          </w:tcPr>
+          <w:p>
+            <w:pPr>
+              <w:spacing w:after="40" w:line="264"/>
+            </w:pPr>
+            <w:r>
+              <w:rPr>
+                <w:rFonts w:ascii="Arial" w:cs="Arial" w:eastAsia="Arial" w:hAnsi="Arial"/>
+                <w:sz w:val="18"/>
+                <w:szCs w:val="18"/>
+              </w:rPr>
+              <w:t xml:space="preserve">Bakuchiol</w:t>
+            </w:r>
+          </w:p>
+        </w:tc>
+        <w:tc>
+          <w:tcPr>
+            <w:tcW w:type="dxa" w:w="900"/>
+            <w:tcBorders>
+              <w:top w:val="single" w:color="D9C3CB" w:sz="4"/>
+              <w:left w:val="single" w:color="D9C3CB" w:sz="4"/>
+              <w:bottom w:val="single" w:color="D9C3CB" w:sz="4"/>
+              <w:right w:val="single" w:color="D9C3CB" w:sz="4"/>
+            </w:tcBorders>
+            <w:shd w:fill="FFFFFF" w:color="auto" w:val="clear"/>
+            <w:tcMar>
+              <w:top w:type="dxa" w:w="70"/>
+              <w:left w:type="dxa" w:w="100"/>
+              <w:bottom w:type="dxa" w:w="70"/>
+              <w:right w:type="dxa" w:w="100"/>
+            </w:tcMar>
+          </w:tcPr>
+          <w:p>
+            <w:pPr>
+              <w:spacing w:after="40" w:line="264"/>
+            </w:pPr>
+            <w:r>
+              <w:rPr>
+                <w:rFonts w:ascii="Arial" w:cs="Arial" w:eastAsia="Arial" w:hAnsi="Arial"/>
+                <w:sz w:val="18"/>
+                <w:szCs w:val="18"/>
+              </w:rPr>
+              <w:t xml:space="preserve">Hoạt chất</w:t>
+            </w:r>
+          </w:p>
+        </w:tc>
+        <w:tc>
+          <w:tcPr>
+            <w:tcW w:type="dxa" w:w="1900"/>
+            <w:tcBorders>
+              <w:top w:val="single" w:color="D9C3CB" w:sz="4"/>
+              <w:left w:val="single" w:color="D9C3CB" w:sz="4"/>
+              <w:bottom w:val="single" w:color="D9C3CB" w:sz="4"/>
+              <w:right w:val="single" w:color="D9C3CB" w:sz="4"/>
+            </w:tcBorders>
+            <w:shd w:fill="FFFFFF" w:color="auto" w:val="clear"/>
+            <w:tcMar>
+              <w:top w:type="dxa" w:w="70"/>
+              <w:left w:type="dxa" w:w="100"/>
+              <w:bottom w:type="dxa" w:w="70"/>
+              <w:right w:type="dxa" w:w="100"/>
+            </w:tcMar>
+          </w:tcPr>
+          <w:p>
+            <w:pPr>
+              <w:spacing w:after="40" w:line="264"/>
+            </w:pPr>
+            <w:r>
+              <w:rPr>
+                <w:rFonts w:ascii="Arial" w:cs="Arial" w:eastAsia="Arial" w:hAnsi="Arial"/>
+                <w:sz w:val="18"/>
+                <w:szCs w:val="18"/>
+              </w:rPr>
+              <w:t xml:space="preserve">Hoạt chất tinh khiết tách từ hạt Psoralea corylifolia; y văn chủ yếu trên da mặt (chống oxy hóa)</w:t>
+            </w:r>
+          </w:p>
+        </w:tc>
+        <w:tc>
+          <w:tcPr>
+            <w:tcW w:type="dxa" w:w="1700"/>
+            <w:tcBorders>
+              <w:top w:val="single" w:color="D9C3CB" w:sz="4"/>
+              <w:left w:val="single" w:color="D9C3CB" w:sz="4"/>
+              <w:bottom w:val="single" w:color="D9C3CB" w:sz="4"/>
+              <w:right w:val="single" w:color="D9C3CB" w:sz="4"/>
+            </w:tcBorders>
+            <w:shd w:fill="FFFFFF" w:color="auto" w:val="clear"/>
+            <w:tcMar>
+              <w:top w:type="dxa" w:w="70"/>
+              <w:left w:type="dxa" w:w="100"/>
+              <w:bottom w:type="dxa" w:w="70"/>
+              <w:right w:type="dxa" w:w="100"/>
+            </w:tcMar>
+          </w:tcPr>
+          <w:p>
+            <w:pPr>
+              <w:spacing w:after="40" w:line="264"/>
+            </w:pPr>
+            <w:r>
+              <w:rPr>
+                <w:rFonts w:ascii="Arial" w:cs="Arial" w:eastAsia="Arial" w:hAnsi="Arial"/>
+                <w:sz w:val="18"/>
+                <w:szCs w:val="18"/>
+              </w:rPr>
+              <w:t xml:space="preserve">"Có Bakuchiol" (chỉ nêu tên)</w:t>
+            </w:r>
+          </w:p>
+        </w:tc>
+        <w:tc>
+          <w:tcPr>
+            <w:tcW w:type="dxa" w:w="1708"/>
+            <w:tcBorders>
+              <w:top w:val="single" w:color="D9C3CB" w:sz="4"/>
+              <w:left w:val="single" w:color="D9C3CB" w:sz="4"/>
+              <w:bottom w:val="single" w:color="D9C3CB" w:sz="4"/>
+              <w:right w:val="single" w:color="D9C3CB" w:sz="4"/>
+            </w:tcBorders>
+            <w:shd w:fill="FFFFFF" w:color="auto" w:val="clear"/>
+            <w:tcMar>
+              <w:top w:type="dxa" w:w="70"/>
+              <w:left w:type="dxa" w:w="100"/>
+              <w:bottom w:type="dxa" w:w="70"/>
+              <w:right w:type="dxa" w:w="100"/>
+            </w:tcMar>
+          </w:tcPr>
+          <w:p>
+            <w:pPr>
+              <w:spacing w:after="40" w:line="264"/>
+            </w:pPr>
+            <w:r>
+              <w:rPr>
+                <w:rFonts w:ascii="Arial" w:cs="Arial" w:eastAsia="Arial" w:hAnsi="Arial"/>
+                <w:sz w:val="18"/>
+                <w:szCs w:val="18"/>
+              </w:rPr>
+              <w:t xml:space="preserve">"Retinol thực vật cho da đầu", "chống lão hóa da đầu", "kích mọc tóc"</w:t>
+            </w:r>
+          </w:p>
+        </w:tc>
+      </w:tr>
+      <w:tr>
+        <w:tc>
+          <w:tcPr>
+            <w:tcW w:type="dxa" w:w="380"/>
+            <w:tcBorders>
+              <w:top w:val="single" w:color="D9C3CB" w:sz="4"/>
+              <w:left w:val="single" w:color="D9C3CB" w:sz="4"/>
+              <w:bottom w:val="single" w:color="D9C3CB" w:sz="4"/>
+              <w:right w:val="single" w:color="D9C3CB" w:sz="4"/>
+            </w:tcBorders>
+            <w:shd w:fill="FFF5F9" w:color="auto" w:val="clear"/>
+            <w:tcMar>
+              <w:top w:type="dxa" w:w="70"/>
+              <w:left w:type="dxa" w:w="100"/>
+              <w:bottom w:type="dxa" w:w="70"/>
+              <w:right w:type="dxa" w:w="100"/>
+            </w:tcMar>
+          </w:tcPr>
+          <w:p>
+            <w:pPr>
+              <w:spacing w:after="40" w:line="264"/>
+            </w:pPr>
+            <w:r>
+              <w:rPr>
+                <w:rFonts w:ascii="Arial" w:cs="Arial" w:eastAsia="Arial" w:hAnsi="Arial"/>
+                <w:sz w:val="18"/>
+                <w:szCs w:val="18"/>
+              </w:rPr>
+              <w:t xml:space="preserve">13</w:t>
+            </w:r>
+          </w:p>
+        </w:tc>
+        <w:tc>
+          <w:tcPr>
+            <w:tcW w:type="dxa" w:w="1150"/>
+            <w:tcBorders>
+              <w:top w:val="single" w:color="D9C3CB" w:sz="4"/>
+              <w:left w:val="single" w:color="D9C3CB" w:sz="4"/>
+              <w:bottom w:val="single" w:color="D9C3CB" w:sz="4"/>
+              <w:right w:val="single" w:color="D9C3CB" w:sz="4"/>
+            </w:tcBorders>
+            <w:shd w:fill="FFF5F9" w:color="auto" w:val="clear"/>
+            <w:tcMar>
+              <w:top w:type="dxa" w:w="70"/>
+              <w:left w:type="dxa" w:w="100"/>
+              <w:bottom w:type="dxa" w:w="70"/>
+              <w:right w:type="dxa" w:w="100"/>
+            </w:tcMar>
+          </w:tcPr>
+          <w:p>
+            <w:pPr>
+              <w:spacing w:after="40" w:line="264"/>
+            </w:pPr>
+            <w:r>
+              <w:rPr>
+                <w:rFonts w:ascii="Arial" w:cs="Arial" w:eastAsia="Arial" w:hAnsi="Arial"/>
+                <w:sz w:val="18"/>
+                <w:szCs w:val="18"/>
+              </w:rPr>
+              <w:t xml:space="preserve">Tinh dầu bưởi da xanh</w:t>
+            </w:r>
+          </w:p>
+        </w:tc>
+        <w:tc>
+          <w:tcPr>
+            <w:tcW w:type="dxa" w:w="1900"/>
+            <w:tcBorders>
+              <w:top w:val="single" w:color="D9C3CB" w:sz="4"/>
+              <w:left w:val="single" w:color="D9C3CB" w:sz="4"/>
+              <w:bottom w:val="single" w:color="D9C3CB" w:sz="4"/>
+              <w:right w:val="single" w:color="D9C3CB" w:sz="4"/>
+            </w:tcBorders>
+            <w:shd w:fill="FFF5F9" w:color="auto" w:val="clear"/>
+            <w:tcMar>
+              <w:top w:type="dxa" w:w="70"/>
+              <w:left w:type="dxa" w:w="100"/>
+              <w:bottom w:type="dxa" w:w="70"/>
+              <w:right w:type="dxa" w:w="100"/>
+            </w:tcMar>
+          </w:tcPr>
+          <w:p>
+            <w:pPr>
+              <w:spacing w:after="40" w:line="264"/>
+            </w:pPr>
+            <w:r>
+              <w:rPr>
+                <w:rFonts w:ascii="Arial" w:cs="Arial" w:eastAsia="Arial" w:hAnsi="Arial"/>
+                <w:sz w:val="18"/>
+                <w:szCs w:val="18"/>
+              </w:rPr>
+              <w:t xml:space="preserve">Citrus Maxima Peel Oil (xác nhận theo CoA)</w:t>
+            </w:r>
+          </w:p>
+        </w:tc>
+        <w:tc>
+          <w:tcPr>
+            <w:tcW w:type="dxa" w:w="900"/>
+            <w:tcBorders>
+              <w:top w:val="single" w:color="D9C3CB" w:sz="4"/>
+              <w:left w:val="single" w:color="D9C3CB" w:sz="4"/>
+              <w:bottom w:val="single" w:color="D9C3CB" w:sz="4"/>
+              <w:right w:val="single" w:color="D9C3CB" w:sz="4"/>
+            </w:tcBorders>
+            <w:shd w:fill="FFF5F9" w:color="auto" w:val="clear"/>
+            <w:tcMar>
+              <w:top w:type="dxa" w:w="70"/>
+              <w:left w:type="dxa" w:w="100"/>
+              <w:bottom w:type="dxa" w:w="70"/>
+              <w:right w:type="dxa" w:w="100"/>
+            </w:tcMar>
+          </w:tcPr>
+          <w:p>
+            <w:pPr>
+              <w:spacing w:after="40" w:line="264"/>
+            </w:pPr>
+            <w:r>
+              <w:rPr>
+                <w:rFonts w:ascii="Arial" w:cs="Arial" w:eastAsia="Arial" w:hAnsi="Arial"/>
+                <w:sz w:val="18"/>
+                <w:szCs w:val="18"/>
+              </w:rPr>
+              <w:t xml:space="preserve">Tinh dầu</w:t>
+            </w:r>
+          </w:p>
+        </w:tc>
+        <w:tc>
+          <w:tcPr>
+            <w:tcW w:type="dxa" w:w="1900"/>
+            <w:tcBorders>
+              <w:top w:val="single" w:color="D9C3CB" w:sz="4"/>
+              <w:left w:val="single" w:color="D9C3CB" w:sz="4"/>
+              <w:bottom w:val="single" w:color="D9C3CB" w:sz="4"/>
+              <w:right w:val="single" w:color="D9C3CB" w:sz="4"/>
+            </w:tcBorders>
+            <w:shd w:fill="FFF5F9" w:color="auto" w:val="clear"/>
+            <w:tcMar>
+              <w:top w:type="dxa" w:w="70"/>
+              <w:left w:type="dxa" w:w="100"/>
+              <w:bottom w:type="dxa" w:w="70"/>
+              <w:right w:type="dxa" w:w="100"/>
+            </w:tcMar>
+          </w:tcPr>
+          <w:p>
+            <w:pPr>
+              <w:spacing w:after="40" w:line="264"/>
+            </w:pPr>
+            <w:r>
+              <w:rPr>
+                <w:rFonts w:ascii="Arial" w:cs="Arial" w:eastAsia="Arial" w:hAnsi="Arial"/>
+                <w:sz w:val="18"/>
+                <w:szCs w:val="18"/>
+              </w:rPr>
+              <w:t xml:space="preserve">Tạo hương; giàu limonene (chất gây dị ứng hương phải ghi nhãn khi vượt ngưỡng)</w:t>
+            </w:r>
+          </w:p>
+        </w:tc>
+        <w:tc>
+          <w:tcPr>
+            <w:tcW w:type="dxa" w:w="1700"/>
+            <w:tcBorders>
+              <w:top w:val="single" w:color="D9C3CB" w:sz="4"/>
+              <w:left w:val="single" w:color="D9C3CB" w:sz="4"/>
+              <w:bottom w:val="single" w:color="D9C3CB" w:sz="4"/>
+              <w:right w:val="single" w:color="D9C3CB" w:sz="4"/>
+            </w:tcBorders>
+            <w:shd w:fill="FFF5F9" w:color="auto" w:val="clear"/>
+            <w:tcMar>
+              <w:top w:type="dxa" w:w="70"/>
+              <w:left w:type="dxa" w:w="100"/>
+              <w:bottom w:type="dxa" w:w="70"/>
+              <w:right w:type="dxa" w:w="100"/>
+            </w:tcMar>
+          </w:tcPr>
+          <w:p>
+            <w:pPr>
+              <w:spacing w:after="40" w:line="264"/>
+            </w:pPr>
+            <w:r>
+              <w:rPr>
+                <w:rFonts w:ascii="Arial" w:cs="Arial" w:eastAsia="Arial" w:hAnsi="Arial"/>
+                <w:sz w:val="18"/>
+                <w:szCs w:val="18"/>
+              </w:rPr>
+              <w:t xml:space="preserve">"Hương bưởi da xanh"</w:t>
+            </w:r>
+          </w:p>
+        </w:tc>
+        <w:tc>
+          <w:tcPr>
+            <w:tcW w:type="dxa" w:w="1708"/>
+            <w:tcBorders>
+              <w:top w:val="single" w:color="D9C3CB" w:sz="4"/>
+              <w:left w:val="single" w:color="D9C3CB" w:sz="4"/>
+              <w:bottom w:val="single" w:color="D9C3CB" w:sz="4"/>
+              <w:right w:val="single" w:color="D9C3CB" w:sz="4"/>
+            </w:tcBorders>
+            <w:shd w:fill="FFF5F9" w:color="auto" w:val="clear"/>
+            <w:tcMar>
+              <w:top w:type="dxa" w:w="70"/>
+              <w:left w:type="dxa" w:w="100"/>
+              <w:bottom w:type="dxa" w:w="70"/>
+              <w:right w:type="dxa" w:w="100"/>
+            </w:tcMar>
+          </w:tcPr>
+          <w:p>
+            <w:pPr>
+              <w:spacing w:after="40" w:line="264"/>
+            </w:pPr>
+            <w:r>
+              <w:rPr>
+                <w:rFonts w:ascii="Arial" w:cs="Arial" w:eastAsia="Arial" w:hAnsi="Arial"/>
+                <w:sz w:val="18"/>
+                <w:szCs w:val="18"/>
+              </w:rPr>
+              <w:t xml:space="preserve">"Kích mọc tóc như dầu bưởi"</w:t>
+            </w:r>
+          </w:p>
+        </w:tc>
+      </w:tr>
+      <w:tr>
+        <w:tc>
+          <w:tcPr>
+            <w:tcW w:type="dxa" w:w="380"/>
+            <w:tcBorders>
+              <w:top w:val="single" w:color="D9C3CB" w:sz="4"/>
+              <w:left w:val="single" w:color="D9C3CB" w:sz="4"/>
+              <w:bottom w:val="single" w:color="D9C3CB" w:sz="4"/>
+              <w:right w:val="single" w:color="D9C3CB" w:sz="4"/>
+            </w:tcBorders>
+            <w:shd w:fill="FFFFFF" w:color="auto" w:val="clear"/>
+            <w:tcMar>
+              <w:top w:type="dxa" w:w="70"/>
+              <w:left w:type="dxa" w:w="100"/>
+              <w:bottom w:type="dxa" w:w="70"/>
+              <w:right w:type="dxa" w:w="100"/>
+            </w:tcMar>
+          </w:tcPr>
+          <w:p>
+            <w:pPr>
+              <w:spacing w:after="40" w:line="264"/>
+            </w:pPr>
+            <w:r>
+              <w:rPr>
+                <w:rFonts w:ascii="Arial" w:cs="Arial" w:eastAsia="Arial" w:hAnsi="Arial"/>
+                <w:sz w:val="18"/>
+                <w:szCs w:val="18"/>
+              </w:rPr>
+              <w:t xml:space="preserve">14</w:t>
+            </w:r>
+          </w:p>
+        </w:tc>
+        <w:tc>
+          <w:tcPr>
+            <w:tcW w:type="dxa" w:w="1150"/>
+            <w:tcBorders>
+              <w:top w:val="single" w:color="D9C3CB" w:sz="4"/>
+              <w:left w:val="single" w:color="D9C3CB" w:sz="4"/>
+              <w:bottom w:val="single" w:color="D9C3CB" w:sz="4"/>
+              <w:right w:val="single" w:color="D9C3CB" w:sz="4"/>
+            </w:tcBorders>
+            <w:shd w:fill="FFFFFF" w:color="auto" w:val="clear"/>
+            <w:tcMar>
+              <w:top w:type="dxa" w:w="70"/>
+              <w:left w:type="dxa" w:w="100"/>
+              <w:bottom w:type="dxa" w:w="70"/>
+              <w:right w:type="dxa" w:w="100"/>
+            </w:tcMar>
+          </w:tcPr>
+          <w:p>
+            <w:pPr>
+              <w:spacing w:after="40" w:line="264"/>
+            </w:pPr>
+            <w:r>
+              <w:rPr>
+                <w:rFonts w:ascii="Arial" w:cs="Arial" w:eastAsia="Arial" w:hAnsi="Arial"/>
+                <w:sz w:val="18"/>
+                <w:szCs w:val="18"/>
+              </w:rPr>
+              <w:t xml:space="preserve">Tinh dầu hương thảo</w:t>
+            </w:r>
+          </w:p>
+        </w:tc>
+        <w:tc>
+          <w:tcPr>
+            <w:tcW w:type="dxa" w:w="1900"/>
+            <w:tcBorders>
+              <w:top w:val="single" w:color="D9C3CB" w:sz="4"/>
+              <w:left w:val="single" w:color="D9C3CB" w:sz="4"/>
+              <w:bottom w:val="single" w:color="D9C3CB" w:sz="4"/>
+              <w:right w:val="single" w:color="D9C3CB" w:sz="4"/>
+            </w:tcBorders>
+            <w:shd w:fill="FFFFFF" w:color="auto" w:val="clear"/>
+            <w:tcMar>
+              <w:top w:type="dxa" w:w="70"/>
+              <w:left w:type="dxa" w:w="100"/>
+              <w:bottom w:type="dxa" w:w="70"/>
+              <w:right w:type="dxa" w:w="100"/>
+            </w:tcMar>
+          </w:tcPr>
+          <w:p>
+            <w:pPr>
+              <w:spacing w:after="40" w:line="264"/>
+            </w:pPr>
+            <w:r>
+              <w:rPr>
+                <w:rFonts w:ascii="Arial" w:cs="Arial" w:eastAsia="Arial" w:hAnsi="Arial"/>
+                <w:sz w:val="18"/>
+                <w:szCs w:val="18"/>
+              </w:rPr>
+              <w:t xml:space="preserve">Đúng (danh pháp mới: Salvia Rosmarinus Leaf Oil, hỏi đơn vị công bố dùng tên nào)</w:t>
+            </w:r>
+          </w:p>
+        </w:tc>
+        <w:tc>
+          <w:tcPr>
+            <w:tcW w:type="dxa" w:w="900"/>
+            <w:tcBorders>
+              <w:top w:val="single" w:color="D9C3CB" w:sz="4"/>
+              <w:left w:val="single" w:color="D9C3CB" w:sz="4"/>
+              <w:bottom w:val="single" w:color="D9C3CB" w:sz="4"/>
+              <w:right w:val="single" w:color="D9C3CB" w:sz="4"/>
+            </w:tcBorders>
+            <w:shd w:fill="FFFFFF" w:color="auto" w:val="clear"/>
+            <w:tcMar>
+              <w:top w:type="dxa" w:w="70"/>
+              <w:left w:type="dxa" w:w="100"/>
+              <w:bottom w:type="dxa" w:w="70"/>
+              <w:right w:type="dxa" w:w="100"/>
+            </w:tcMar>
+          </w:tcPr>
+          <w:p>
+            <w:pPr>
+              <w:spacing w:after="40" w:line="264"/>
+            </w:pPr>
+            <w:r>
+              <w:rPr>
+                <w:rFonts w:ascii="Arial" w:cs="Arial" w:eastAsia="Arial" w:hAnsi="Arial"/>
+                <w:sz w:val="18"/>
+                <w:szCs w:val="18"/>
+              </w:rPr>
+              <w:t xml:space="preserve">Tinh dầu</w:t>
+            </w:r>
+          </w:p>
+        </w:tc>
+        <w:tc>
+          <w:tcPr>
+            <w:tcW w:type="dxa" w:w="1900"/>
+            <w:tcBorders>
+              <w:top w:val="single" w:color="D9C3CB" w:sz="4"/>
+              <w:left w:val="single" w:color="D9C3CB" w:sz="4"/>
+              <w:bottom w:val="single" w:color="D9C3CB" w:sz="4"/>
+              <w:right w:val="single" w:color="D9C3CB" w:sz="4"/>
+            </w:tcBorders>
+            <w:shd w:fill="FFFFFF" w:color="auto" w:val="clear"/>
+            <w:tcMar>
+              <w:top w:type="dxa" w:w="70"/>
+              <w:left w:type="dxa" w:w="100"/>
+              <w:bottom w:type="dxa" w:w="70"/>
+              <w:right w:type="dxa" w:w="100"/>
+            </w:tcMar>
+          </w:tcPr>
+          <w:p>
+            <w:pPr>
+              <w:spacing w:after="40" w:line="264"/>
+            </w:pPr>
+            <w:r>
+              <w:rPr>
+                <w:rFonts w:ascii="Arial" w:cs="Arial" w:eastAsia="Arial" w:hAnsi="Arial"/>
+                <w:sz w:val="18"/>
+                <w:szCs w:val="18"/>
+              </w:rPr>
+              <w:t xml:space="preserve">Tạo hương thảo mộc</w:t>
+            </w:r>
+          </w:p>
+        </w:tc>
+        <w:tc>
+          <w:tcPr>
+            <w:tcW w:type="dxa" w:w="1700"/>
+            <w:tcBorders>
+              <w:top w:val="single" w:color="D9C3CB" w:sz="4"/>
+              <w:left w:val="single" w:color="D9C3CB" w:sz="4"/>
+              <w:bottom w:val="single" w:color="D9C3CB" w:sz="4"/>
+              <w:right w:val="single" w:color="D9C3CB" w:sz="4"/>
+            </w:tcBorders>
+            <w:shd w:fill="FFFFFF" w:color="auto" w:val="clear"/>
+            <w:tcMar>
+              <w:top w:type="dxa" w:w="70"/>
+              <w:left w:type="dxa" w:w="100"/>
+              <w:bottom w:type="dxa" w:w="70"/>
+              <w:right w:type="dxa" w:w="100"/>
+            </w:tcMar>
+          </w:tcPr>
+          <w:p>
+            <w:pPr>
+              <w:spacing w:after="40" w:line="264"/>
+            </w:pPr>
+            <w:r>
+              <w:rPr>
+                <w:rFonts w:ascii="Arial" w:cs="Arial" w:eastAsia="Arial" w:hAnsi="Arial"/>
+                <w:sz w:val="18"/>
+                <w:szCs w:val="18"/>
+              </w:rPr>
+              <w:t xml:space="preserve">"Có tinh dầu hương thảo"</w:t>
+            </w:r>
+          </w:p>
+        </w:tc>
+        <w:tc>
+          <w:tcPr>
+            <w:tcW w:type="dxa" w:w="1708"/>
+            <w:tcBorders>
+              <w:top w:val="single" w:color="D9C3CB" w:sz="4"/>
+              <w:left w:val="single" w:color="D9C3CB" w:sz="4"/>
+              <w:bottom w:val="single" w:color="D9C3CB" w:sz="4"/>
+              <w:right w:val="single" w:color="D9C3CB" w:sz="4"/>
+            </w:tcBorders>
+            <w:shd w:fill="FFFFFF" w:color="auto" w:val="clear"/>
+            <w:tcMar>
+              <w:top w:type="dxa" w:w="70"/>
+              <w:left w:type="dxa" w:w="100"/>
+              <w:bottom w:type="dxa" w:w="70"/>
+              <w:right w:type="dxa" w:w="100"/>
+            </w:tcMar>
+          </w:tcPr>
+          <w:p>
+            <w:pPr>
+              <w:spacing w:after="40" w:line="264"/>
+            </w:pPr>
+            <w:r>
+              <w:rPr>
+                <w:rFonts w:ascii="Arial" w:cs="Arial" w:eastAsia="Arial" w:hAnsi="Arial"/>
+                <w:sz w:val="18"/>
+                <w:szCs w:val="18"/>
+              </w:rPr>
+              <w:t xml:space="preserve">"Mọc tóc như minoxidil", dẫn nghiên cứu so sánh với thuốc</w:t>
+            </w:r>
+          </w:p>
+        </w:tc>
+      </w:tr>
+      <w:tr>
+        <w:tc>
+          <w:tcPr>
+            <w:tcW w:type="dxa" w:w="380"/>
+            <w:tcBorders>
+              <w:top w:val="single" w:color="D9C3CB" w:sz="4"/>
+              <w:left w:val="single" w:color="D9C3CB" w:sz="4"/>
+              <w:bottom w:val="single" w:color="D9C3CB" w:sz="4"/>
+              <w:right w:val="single" w:color="D9C3CB" w:sz="4"/>
+            </w:tcBorders>
+            <w:shd w:fill="FFF5F9" w:color="auto" w:val="clear"/>
+            <w:tcMar>
+              <w:top w:type="dxa" w:w="70"/>
+              <w:left w:type="dxa" w:w="100"/>
+              <w:bottom w:type="dxa" w:w="70"/>
+              <w:right w:type="dxa" w:w="100"/>
+            </w:tcMar>
+          </w:tcPr>
+          <w:p>
+            <w:pPr>
+              <w:spacing w:after="40" w:line="264"/>
+            </w:pPr>
+            <w:r>
+              <w:rPr>
+                <w:rFonts w:ascii="Arial" w:cs="Arial" w:eastAsia="Arial" w:hAnsi="Arial"/>
+                <w:sz w:val="18"/>
+                <w:szCs w:val="18"/>
+              </w:rPr>
+              <w:t xml:space="preserve">15</w:t>
+            </w:r>
+          </w:p>
+        </w:tc>
+        <w:tc>
+          <w:tcPr>
+            <w:tcW w:type="dxa" w:w="1150"/>
+            <w:tcBorders>
+              <w:top w:val="single" w:color="D9C3CB" w:sz="4"/>
+              <w:left w:val="single" w:color="D9C3CB" w:sz="4"/>
+              <w:bottom w:val="single" w:color="D9C3CB" w:sz="4"/>
+              <w:right w:val="single" w:color="D9C3CB" w:sz="4"/>
+            </w:tcBorders>
+            <w:shd w:fill="FFF5F9" w:color="auto" w:val="clear"/>
+            <w:tcMar>
+              <w:top w:type="dxa" w:w="70"/>
+              <w:left w:type="dxa" w:w="100"/>
+              <w:bottom w:type="dxa" w:w="70"/>
+              <w:right w:type="dxa" w:w="100"/>
+            </w:tcMar>
+          </w:tcPr>
+          <w:p>
+            <w:pPr>
+              <w:spacing w:after="40" w:line="264"/>
+            </w:pPr>
+            <w:r>
+              <w:rPr>
+                <w:rFonts w:ascii="Arial" w:cs="Arial" w:eastAsia="Arial" w:hAnsi="Arial"/>
+                <w:sz w:val="18"/>
+                <w:szCs w:val="18"/>
+              </w:rPr>
+              <w:t xml:space="preserve">Tinh dầu gừng</w:t>
+            </w:r>
+          </w:p>
+        </w:tc>
+        <w:tc>
+          <w:tcPr>
+            <w:tcW w:type="dxa" w:w="1900"/>
+            <w:tcBorders>
+              <w:top w:val="single" w:color="D9C3CB" w:sz="4"/>
+              <w:left w:val="single" w:color="D9C3CB" w:sz="4"/>
+              <w:bottom w:val="single" w:color="D9C3CB" w:sz="4"/>
+              <w:right w:val="single" w:color="D9C3CB" w:sz="4"/>
+            </w:tcBorders>
+            <w:shd w:fill="FFF5F9" w:color="auto" w:val="clear"/>
+            <w:tcMar>
+              <w:top w:type="dxa" w:w="70"/>
+              <w:left w:type="dxa" w:w="100"/>
+              <w:bottom w:type="dxa" w:w="70"/>
+              <w:right w:type="dxa" w:w="100"/>
+            </w:tcMar>
+          </w:tcPr>
+          <w:p>
+            <w:pPr>
+              <w:spacing w:after="40" w:line="264"/>
+            </w:pPr>
+            <w:r>
+              <w:rPr>
+                <w:rFonts w:ascii="Arial" w:cs="Arial" w:eastAsia="Arial" w:hAnsi="Arial"/>
+                <w:sz w:val="18"/>
+                <w:szCs w:val="18"/>
+              </w:rPr>
+              <w:t xml:space="preserve">Zingiber Officinale (Ginger) Root Oil (bỏ phần lặp)</w:t>
+            </w:r>
+          </w:p>
+        </w:tc>
+        <w:tc>
+          <w:tcPr>
+            <w:tcW w:type="dxa" w:w="900"/>
+            <w:tcBorders>
+              <w:top w:val="single" w:color="D9C3CB" w:sz="4"/>
+              <w:left w:val="single" w:color="D9C3CB" w:sz="4"/>
+              <w:bottom w:val="single" w:color="D9C3CB" w:sz="4"/>
+              <w:right w:val="single" w:color="D9C3CB" w:sz="4"/>
+            </w:tcBorders>
+            <w:shd w:fill="FFF5F9" w:color="auto" w:val="clear"/>
+            <w:tcMar>
+              <w:top w:type="dxa" w:w="70"/>
+              <w:left w:type="dxa" w:w="100"/>
+              <w:bottom w:type="dxa" w:w="70"/>
+              <w:right w:type="dxa" w:w="100"/>
+            </w:tcMar>
+          </w:tcPr>
+          <w:p>
+            <w:pPr>
+              <w:spacing w:after="40" w:line="264"/>
+            </w:pPr>
+            <w:r>
+              <w:rPr>
+                <w:rFonts w:ascii="Arial" w:cs="Arial" w:eastAsia="Arial" w:hAnsi="Arial"/>
+                <w:sz w:val="18"/>
+                <w:szCs w:val="18"/>
+              </w:rPr>
+              <w:t xml:space="preserve">Tinh dầu</w:t>
+            </w:r>
+          </w:p>
+        </w:tc>
+        <w:tc>
+          <w:tcPr>
+            <w:tcW w:type="dxa" w:w="1900"/>
+            <w:tcBorders>
+              <w:top w:val="single" w:color="D9C3CB" w:sz="4"/>
+              <w:left w:val="single" w:color="D9C3CB" w:sz="4"/>
+              <w:bottom w:val="single" w:color="D9C3CB" w:sz="4"/>
+              <w:right w:val="single" w:color="D9C3CB" w:sz="4"/>
+            </w:tcBorders>
+            <w:shd w:fill="FFF5F9" w:color="auto" w:val="clear"/>
+            <w:tcMar>
+              <w:top w:type="dxa" w:w="70"/>
+              <w:left w:type="dxa" w:w="100"/>
+              <w:bottom w:type="dxa" w:w="70"/>
+              <w:right w:type="dxa" w:w="100"/>
+            </w:tcMar>
+          </w:tcPr>
+          <w:p>
+            <w:pPr>
+              <w:spacing w:after="40" w:line="264"/>
+            </w:pPr>
+            <w:r>
+              <w:rPr>
+                <w:rFonts w:ascii="Arial" w:cs="Arial" w:eastAsia="Arial" w:hAnsi="Arial"/>
+                <w:sz w:val="18"/>
+                <w:szCs w:val="18"/>
+              </w:rPr>
+              <w:t xml:space="preserve">Tạo hương ấm</w:t>
+            </w:r>
+          </w:p>
+        </w:tc>
+        <w:tc>
+          <w:tcPr>
+            <w:tcW w:type="dxa" w:w="1700"/>
+            <w:tcBorders>
+              <w:top w:val="single" w:color="D9C3CB" w:sz="4"/>
+              <w:left w:val="single" w:color="D9C3CB" w:sz="4"/>
+              <w:bottom w:val="single" w:color="D9C3CB" w:sz="4"/>
+              <w:right w:val="single" w:color="D9C3CB" w:sz="4"/>
+            </w:tcBorders>
+            <w:shd w:fill="FFF5F9" w:color="auto" w:val="clear"/>
+            <w:tcMar>
+              <w:top w:type="dxa" w:w="70"/>
+              <w:left w:type="dxa" w:w="100"/>
+              <w:bottom w:type="dxa" w:w="70"/>
+              <w:right w:type="dxa" w:w="100"/>
+            </w:tcMar>
+          </w:tcPr>
+          <w:p>
+            <w:pPr>
+              <w:spacing w:after="40" w:line="264"/>
+            </w:pPr>
+            <w:r>
+              <w:rPr>
+                <w:rFonts w:ascii="Arial" w:cs="Arial" w:eastAsia="Arial" w:hAnsi="Arial"/>
+                <w:sz w:val="18"/>
+                <w:szCs w:val="18"/>
+              </w:rPr>
+              <w:t xml:space="preserve">"Hương gừng ấm"</w:t>
+            </w:r>
+          </w:p>
+        </w:tc>
+        <w:tc>
+          <w:tcPr>
+            <w:tcW w:type="dxa" w:w="1708"/>
+            <w:tcBorders>
+              <w:top w:val="single" w:color="D9C3CB" w:sz="4"/>
+              <w:left w:val="single" w:color="D9C3CB" w:sz="4"/>
+              <w:bottom w:val="single" w:color="D9C3CB" w:sz="4"/>
+              <w:right w:val="single" w:color="D9C3CB" w:sz="4"/>
+            </w:tcBorders>
+            <w:shd w:fill="FFF5F9" w:color="auto" w:val="clear"/>
+            <w:tcMar>
+              <w:top w:type="dxa" w:w="70"/>
+              <w:left w:type="dxa" w:w="100"/>
+              <w:bottom w:type="dxa" w:w="70"/>
+              <w:right w:type="dxa" w:w="100"/>
+            </w:tcMar>
+          </w:tcPr>
+          <w:p>
+            <w:pPr>
+              <w:spacing w:after="40" w:line="264"/>
+            </w:pPr>
+            <w:r>
+              <w:rPr>
+                <w:rFonts w:ascii="Arial" w:cs="Arial" w:eastAsia="Arial" w:hAnsi="Arial"/>
+                <w:sz w:val="18"/>
+                <w:szCs w:val="18"/>
+              </w:rPr>
+              <w:t xml:space="preserve">"Kích thích nang tóc", "làm ấm tăng tuần hoàn"</w:t>
+            </w:r>
+          </w:p>
+        </w:tc>
+      </w:tr>
+      <w:tr>
+        <w:tc>
+          <w:tcPr>
+            <w:tcW w:type="dxa" w:w="380"/>
+            <w:tcBorders>
+              <w:top w:val="single" w:color="D9C3CB" w:sz="4"/>
+              <w:left w:val="single" w:color="D9C3CB" w:sz="4"/>
+              <w:bottom w:val="single" w:color="D9C3CB" w:sz="4"/>
+              <w:right w:val="single" w:color="D9C3CB" w:sz="4"/>
+            </w:tcBorders>
+            <w:shd w:fill="FFFFFF" w:color="auto" w:val="clear"/>
+            <w:tcMar>
+              <w:top w:type="dxa" w:w="70"/>
+              <w:left w:type="dxa" w:w="100"/>
+              <w:bottom w:type="dxa" w:w="70"/>
+              <w:right w:type="dxa" w:w="100"/>
+            </w:tcMar>
+          </w:tcPr>
+          <w:p>
+            <w:pPr>
+              <w:spacing w:after="40" w:line="264"/>
+            </w:pPr>
+            <w:r>
+              <w:rPr>
+                <w:rFonts w:ascii="Arial" w:cs="Arial" w:eastAsia="Arial" w:hAnsi="Arial"/>
+                <w:sz w:val="18"/>
+                <w:szCs w:val="18"/>
+              </w:rPr>
+              <w:t xml:space="preserve">16</w:t>
+            </w:r>
+          </w:p>
+        </w:tc>
+        <w:tc>
+          <w:tcPr>
+            <w:tcW w:type="dxa" w:w="1150"/>
+            <w:tcBorders>
+              <w:top w:val="single" w:color="D9C3CB" w:sz="4"/>
+              <w:left w:val="single" w:color="D9C3CB" w:sz="4"/>
+              <w:bottom w:val="single" w:color="D9C3CB" w:sz="4"/>
+              <w:right w:val="single" w:color="D9C3CB" w:sz="4"/>
+            </w:tcBorders>
+            <w:shd w:fill="FFFFFF" w:color="auto" w:val="clear"/>
+            <w:tcMar>
+              <w:top w:type="dxa" w:w="70"/>
+              <w:left w:type="dxa" w:w="100"/>
+              <w:bottom w:type="dxa" w:w="70"/>
+              <w:right w:type="dxa" w:w="100"/>
+            </w:tcMar>
+          </w:tcPr>
+          <w:p>
+            <w:pPr>
+              <w:spacing w:after="40" w:line="264"/>
+            </w:pPr>
+            <w:r>
+              <w:rPr>
+                <w:rFonts w:ascii="Arial" w:cs="Arial" w:eastAsia="Arial" w:hAnsi="Arial"/>
+                <w:sz w:val="18"/>
+                <w:szCs w:val="18"/>
+              </w:rPr>
+              <w:t xml:space="preserve">Tinh dầu nghệ</w:t>
+            </w:r>
+          </w:p>
+        </w:tc>
+        <w:tc>
+          <w:tcPr>
+            <w:tcW w:type="dxa" w:w="1900"/>
+            <w:tcBorders>
+              <w:top w:val="single" w:color="D9C3CB" w:sz="4"/>
+              <w:left w:val="single" w:color="D9C3CB" w:sz="4"/>
+              <w:bottom w:val="single" w:color="D9C3CB" w:sz="4"/>
+              <w:right w:val="single" w:color="D9C3CB" w:sz="4"/>
+            </w:tcBorders>
+            <w:shd w:fill="FFFFFF" w:color="auto" w:val="clear"/>
+            <w:tcMar>
+              <w:top w:type="dxa" w:w="70"/>
+              <w:left w:type="dxa" w:w="100"/>
+              <w:bottom w:type="dxa" w:w="70"/>
+              <w:right w:type="dxa" w:w="100"/>
+            </w:tcMar>
+          </w:tcPr>
+          <w:p>
+            <w:pPr>
+              <w:spacing w:after="40" w:line="264"/>
+            </w:pPr>
+            <w:r>
+              <w:rPr>
+                <w:rFonts w:ascii="Arial" w:cs="Arial" w:eastAsia="Arial" w:hAnsi="Arial"/>
+                <w:sz w:val="18"/>
+                <w:szCs w:val="18"/>
+              </w:rPr>
+              <w:t xml:space="preserve">Curcuma Longa (Turmeric) Root Oil</w:t>
+            </w:r>
+          </w:p>
+        </w:tc>
+        <w:tc>
+          <w:tcPr>
+            <w:tcW w:type="dxa" w:w="900"/>
+            <w:tcBorders>
+              <w:top w:val="single" w:color="D9C3CB" w:sz="4"/>
+              <w:left w:val="single" w:color="D9C3CB" w:sz="4"/>
+              <w:bottom w:val="single" w:color="D9C3CB" w:sz="4"/>
+              <w:right w:val="single" w:color="D9C3CB" w:sz="4"/>
+            </w:tcBorders>
+            <w:shd w:fill="FFFFFF" w:color="auto" w:val="clear"/>
+            <w:tcMar>
+              <w:top w:type="dxa" w:w="70"/>
+              <w:left w:type="dxa" w:w="100"/>
+              <w:bottom w:type="dxa" w:w="70"/>
+              <w:right w:type="dxa" w:w="100"/>
+            </w:tcMar>
+          </w:tcPr>
+          <w:p>
+            <w:pPr>
+              <w:spacing w:after="40" w:line="264"/>
+            </w:pPr>
+            <w:r>
+              <w:rPr>
+                <w:rFonts w:ascii="Arial" w:cs="Arial" w:eastAsia="Arial" w:hAnsi="Arial"/>
+                <w:sz w:val="18"/>
+                <w:szCs w:val="18"/>
+              </w:rPr>
+              <w:t xml:space="preserve">Tinh dầu</w:t>
+            </w:r>
+          </w:p>
+        </w:tc>
+        <w:tc>
+          <w:tcPr>
+            <w:tcW w:type="dxa" w:w="1900"/>
+            <w:tcBorders>
+              <w:top w:val="single" w:color="D9C3CB" w:sz="4"/>
+              <w:left w:val="single" w:color="D9C3CB" w:sz="4"/>
+              <w:bottom w:val="single" w:color="D9C3CB" w:sz="4"/>
+              <w:right w:val="single" w:color="D9C3CB" w:sz="4"/>
+            </w:tcBorders>
+            <w:shd w:fill="FFFFFF" w:color="auto" w:val="clear"/>
+            <w:tcMar>
+              <w:top w:type="dxa" w:w="70"/>
+              <w:left w:type="dxa" w:w="100"/>
+              <w:bottom w:type="dxa" w:w="70"/>
+              <w:right w:type="dxa" w:w="100"/>
+            </w:tcMar>
+          </w:tcPr>
+          <w:p>
+            <w:pPr>
+              <w:spacing w:after="40" w:line="264"/>
+            </w:pPr>
+            <w:r>
+              <w:rPr>
+                <w:rFonts w:ascii="Arial" w:cs="Arial" w:eastAsia="Arial" w:hAnsi="Arial"/>
+                <w:sz w:val="18"/>
+                <w:szCs w:val="18"/>
+              </w:rPr>
+              <w:t xml:space="preserve">Tạo hương</w:t>
+            </w:r>
+          </w:p>
+        </w:tc>
+        <w:tc>
+          <w:tcPr>
+            <w:tcW w:type="dxa" w:w="1700"/>
+            <w:tcBorders>
+              <w:top w:val="single" w:color="D9C3CB" w:sz="4"/>
+              <w:left w:val="single" w:color="D9C3CB" w:sz="4"/>
+              <w:bottom w:val="single" w:color="D9C3CB" w:sz="4"/>
+              <w:right w:val="single" w:color="D9C3CB" w:sz="4"/>
+            </w:tcBorders>
+            <w:shd w:fill="FFFFFF" w:color="auto" w:val="clear"/>
+            <w:tcMar>
+              <w:top w:type="dxa" w:w="70"/>
+              <w:left w:type="dxa" w:w="100"/>
+              <w:bottom w:type="dxa" w:w="70"/>
+              <w:right w:type="dxa" w:w="100"/>
+            </w:tcMar>
+          </w:tcPr>
+          <w:p>
+            <w:pPr>
+              <w:spacing w:after="40" w:line="264"/>
+            </w:pPr>
+            <w:r>
+              <w:rPr>
+                <w:rFonts w:ascii="Arial" w:cs="Arial" w:eastAsia="Arial" w:hAnsi="Arial"/>
+                <w:sz w:val="18"/>
+                <w:szCs w:val="18"/>
+              </w:rPr>
+              <w:t xml:space="preserve">"Có tinh dầu nghệ"</w:t>
+            </w:r>
+          </w:p>
+        </w:tc>
+        <w:tc>
+          <w:tcPr>
+            <w:tcW w:type="dxa" w:w="1708"/>
+            <w:tcBorders>
+              <w:top w:val="single" w:color="D9C3CB" w:sz="4"/>
+              <w:left w:val="single" w:color="D9C3CB" w:sz="4"/>
+              <w:bottom w:val="single" w:color="D9C3CB" w:sz="4"/>
+              <w:right w:val="single" w:color="D9C3CB" w:sz="4"/>
+            </w:tcBorders>
+            <w:shd w:fill="FFFFFF" w:color="auto" w:val="clear"/>
+            <w:tcMar>
+              <w:top w:type="dxa" w:w="70"/>
+              <w:left w:type="dxa" w:w="100"/>
+              <w:bottom w:type="dxa" w:w="70"/>
+              <w:right w:type="dxa" w:w="100"/>
+            </w:tcMar>
+          </w:tcPr>
+          <w:p>
+            <w:pPr>
+              <w:spacing w:after="40" w:line="264"/>
+            </w:pPr>
+            <w:r>
+              <w:rPr>
+                <w:rFonts w:ascii="Arial" w:cs="Arial" w:eastAsia="Arial" w:hAnsi="Arial"/>
+                <w:sz w:val="18"/>
+                <w:szCs w:val="18"/>
+              </w:rPr>
+              <w:t xml:space="preserve">"Kháng viêm", "trị viêm da đầu"</w:t>
+            </w:r>
+          </w:p>
+        </w:tc>
+      </w:tr>
+      <w:tr>
+        <w:tc>
+          <w:tcPr>
+            <w:tcW w:type="dxa" w:w="380"/>
+            <w:tcBorders>
+              <w:top w:val="single" w:color="D9C3CB" w:sz="4"/>
+              <w:left w:val="single" w:color="D9C3CB" w:sz="4"/>
+              <w:bottom w:val="single" w:color="D9C3CB" w:sz="4"/>
+              <w:right w:val="single" w:color="D9C3CB" w:sz="4"/>
+            </w:tcBorders>
+            <w:shd w:fill="FFF5F9" w:color="auto" w:val="clear"/>
+            <w:tcMar>
+              <w:top w:type="dxa" w:w="70"/>
+              <w:left w:type="dxa" w:w="100"/>
+              <w:bottom w:type="dxa" w:w="70"/>
+              <w:right w:type="dxa" w:w="100"/>
+            </w:tcMar>
+          </w:tcPr>
+          <w:p>
+            <w:pPr>
+              <w:spacing w:after="40" w:line="264"/>
+            </w:pPr>
+            <w:r>
+              <w:rPr>
+                <w:rFonts w:ascii="Arial" w:cs="Arial" w:eastAsia="Arial" w:hAnsi="Arial"/>
+                <w:sz w:val="18"/>
+                <w:szCs w:val="18"/>
+              </w:rPr>
+              <w:t xml:space="preserve">17</w:t>
+            </w:r>
+          </w:p>
+        </w:tc>
+        <w:tc>
+          <w:tcPr>
+            <w:tcW w:type="dxa" w:w="1150"/>
+            <w:tcBorders>
+              <w:top w:val="single" w:color="D9C3CB" w:sz="4"/>
+              <w:left w:val="single" w:color="D9C3CB" w:sz="4"/>
+              <w:bottom w:val="single" w:color="D9C3CB" w:sz="4"/>
+              <w:right w:val="single" w:color="D9C3CB" w:sz="4"/>
+            </w:tcBorders>
+            <w:shd w:fill="FFF5F9" w:color="auto" w:val="clear"/>
+            <w:tcMar>
+              <w:top w:type="dxa" w:w="70"/>
+              <w:left w:type="dxa" w:w="100"/>
+              <w:bottom w:type="dxa" w:w="70"/>
+              <w:right w:type="dxa" w:w="100"/>
+            </w:tcMar>
+          </w:tcPr>
+          <w:p>
+            <w:pPr>
+              <w:spacing w:after="40" w:line="264"/>
+            </w:pPr>
+            <w:r>
+              <w:rPr>
+                <w:rFonts w:ascii="Arial" w:cs="Arial" w:eastAsia="Arial" w:hAnsi="Arial"/>
+                <w:sz w:val="18"/>
+                <w:szCs w:val="18"/>
+              </w:rPr>
+              <w:t xml:space="preserve">Tinh dầu bạc hà</w:t>
+            </w:r>
+          </w:p>
+        </w:tc>
+        <w:tc>
+          <w:tcPr>
+            <w:tcW w:type="dxa" w:w="1900"/>
+            <w:tcBorders>
+              <w:top w:val="single" w:color="D9C3CB" w:sz="4"/>
+              <w:left w:val="single" w:color="D9C3CB" w:sz="4"/>
+              <w:bottom w:val="single" w:color="D9C3CB" w:sz="4"/>
+              <w:right w:val="single" w:color="D9C3CB" w:sz="4"/>
+            </w:tcBorders>
+            <w:shd w:fill="FFF5F9" w:color="auto" w:val="clear"/>
+            <w:tcMar>
+              <w:top w:type="dxa" w:w="70"/>
+              <w:left w:type="dxa" w:w="100"/>
+              <w:bottom w:type="dxa" w:w="70"/>
+              <w:right w:type="dxa" w:w="100"/>
+            </w:tcMar>
+          </w:tcPr>
+          <w:p>
+            <w:pPr>
+              <w:spacing w:after="40" w:line="264"/>
+            </w:pPr>
+            <w:r>
+              <w:rPr>
+                <w:rFonts w:ascii="Arial" w:cs="Arial" w:eastAsia="Arial" w:hAnsi="Arial"/>
+                <w:sz w:val="18"/>
+                <w:szCs w:val="18"/>
+              </w:rPr>
+              <w:t xml:space="preserve">Mentha Piperita (Peppermint) Oil</w:t>
+            </w:r>
+          </w:p>
+        </w:tc>
+        <w:tc>
+          <w:tcPr>
+            <w:tcW w:type="dxa" w:w="900"/>
+            <w:tcBorders>
+              <w:top w:val="single" w:color="D9C3CB" w:sz="4"/>
+              <w:left w:val="single" w:color="D9C3CB" w:sz="4"/>
+              <w:bottom w:val="single" w:color="D9C3CB" w:sz="4"/>
+              <w:right w:val="single" w:color="D9C3CB" w:sz="4"/>
+            </w:tcBorders>
+            <w:shd w:fill="FFF5F9" w:color="auto" w:val="clear"/>
+            <w:tcMar>
+              <w:top w:type="dxa" w:w="70"/>
+              <w:left w:type="dxa" w:w="100"/>
+              <w:bottom w:type="dxa" w:w="70"/>
+              <w:right w:type="dxa" w:w="100"/>
+            </w:tcMar>
+          </w:tcPr>
+          <w:p>
+            <w:pPr>
+              <w:spacing w:after="40" w:line="264"/>
+            </w:pPr>
+            <w:r>
+              <w:rPr>
+                <w:rFonts w:ascii="Arial" w:cs="Arial" w:eastAsia="Arial" w:hAnsi="Arial"/>
+                <w:sz w:val="18"/>
+                <w:szCs w:val="18"/>
+              </w:rPr>
+              <w:t xml:space="preserve">Tinh dầu</w:t>
+            </w:r>
+          </w:p>
+        </w:tc>
+        <w:tc>
+          <w:tcPr>
+            <w:tcW w:type="dxa" w:w="1900"/>
+            <w:tcBorders>
+              <w:top w:val="single" w:color="D9C3CB" w:sz="4"/>
+              <w:left w:val="single" w:color="D9C3CB" w:sz="4"/>
+              <w:bottom w:val="single" w:color="D9C3CB" w:sz="4"/>
+              <w:right w:val="single" w:color="D9C3CB" w:sz="4"/>
+            </w:tcBorders>
+            <w:shd w:fill="FFF5F9" w:color="auto" w:val="clear"/>
+            <w:tcMar>
+              <w:top w:type="dxa" w:w="70"/>
+              <w:left w:type="dxa" w:w="100"/>
+              <w:bottom w:type="dxa" w:w="70"/>
+              <w:right w:type="dxa" w:w="100"/>
+            </w:tcMar>
+          </w:tcPr>
+          <w:p>
+            <w:pPr>
+              <w:spacing w:after="40" w:line="264"/>
+            </w:pPr>
+            <w:r>
+              <w:rPr>
+                <w:rFonts w:ascii="Arial" w:cs="Arial" w:eastAsia="Arial" w:hAnsi="Arial"/>
+                <w:sz w:val="18"/>
+                <w:szCs w:val="18"/>
+              </w:rPr>
+              <w:t xml:space="preserve">Menthol tạo cảm giác mát lạnh trên da</w:t>
+            </w:r>
+          </w:p>
+        </w:tc>
+        <w:tc>
+          <w:tcPr>
+            <w:tcW w:type="dxa" w:w="1700"/>
+            <w:tcBorders>
+              <w:top w:val="single" w:color="D9C3CB" w:sz="4"/>
+              <w:left w:val="single" w:color="D9C3CB" w:sz="4"/>
+              <w:bottom w:val="single" w:color="D9C3CB" w:sz="4"/>
+              <w:right w:val="single" w:color="D9C3CB" w:sz="4"/>
+            </w:tcBorders>
+            <w:shd w:fill="FFF5F9" w:color="auto" w:val="clear"/>
+            <w:tcMar>
+              <w:top w:type="dxa" w:w="70"/>
+              <w:left w:type="dxa" w:w="100"/>
+              <w:bottom w:type="dxa" w:w="70"/>
+              <w:right w:type="dxa" w:w="100"/>
+            </w:tcMar>
+          </w:tcPr>
+          <w:p>
+            <w:pPr>
+              <w:spacing w:after="40" w:line="264"/>
+            </w:pPr>
+            <w:r>
+              <w:rPr>
+                <w:rFonts w:ascii="Arial" w:cs="Arial" w:eastAsia="Arial" w:hAnsi="Arial"/>
+                <w:sz w:val="18"/>
+                <w:szCs w:val="18"/>
+              </w:rPr>
+              <w:t xml:space="preserve">"Cảm giác mát lạnh trên da đầu khi massage"</w:t>
+            </w:r>
+          </w:p>
+        </w:tc>
+        <w:tc>
+          <w:tcPr>
+            <w:tcW w:type="dxa" w:w="1708"/>
+            <w:tcBorders>
+              <w:top w:val="single" w:color="D9C3CB" w:sz="4"/>
+              <w:left w:val="single" w:color="D9C3CB" w:sz="4"/>
+              <w:bottom w:val="single" w:color="D9C3CB" w:sz="4"/>
+              <w:right w:val="single" w:color="D9C3CB" w:sz="4"/>
+            </w:tcBorders>
+            <w:shd w:fill="FFF5F9" w:color="auto" w:val="clear"/>
+            <w:tcMar>
+              <w:top w:type="dxa" w:w="70"/>
+              <w:left w:type="dxa" w:w="100"/>
+              <w:bottom w:type="dxa" w:w="70"/>
+              <w:right w:type="dxa" w:w="100"/>
+            </w:tcMar>
+          </w:tcPr>
+          <w:p>
+            <w:pPr>
+              <w:spacing w:after="40" w:line="264"/>
+            </w:pPr>
+            <w:r>
+              <w:rPr>
+                <w:rFonts w:ascii="Arial" w:cs="Arial" w:eastAsia="Arial" w:hAnsi="Arial"/>
+                <w:sz w:val="18"/>
+                <w:szCs w:val="18"/>
+              </w:rPr>
+              <w:t xml:space="preserve">"Tăng tuần hoàn máu nuôi chân tóc"</w:t>
+            </w:r>
+          </w:p>
+        </w:tc>
+      </w:tr>
+      <w:tr>
+        <w:tc>
+          <w:tcPr>
+            <w:tcW w:type="dxa" w:w="380"/>
+            <w:tcBorders>
+              <w:top w:val="single" w:color="D9C3CB" w:sz="4"/>
+              <w:left w:val="single" w:color="D9C3CB" w:sz="4"/>
+              <w:bottom w:val="single" w:color="D9C3CB" w:sz="4"/>
+              <w:right w:val="single" w:color="D9C3CB" w:sz="4"/>
+            </w:tcBorders>
+            <w:shd w:fill="FFFFFF" w:color="auto" w:val="clear"/>
+            <w:tcMar>
+              <w:top w:type="dxa" w:w="70"/>
+              <w:left w:type="dxa" w:w="100"/>
+              <w:bottom w:type="dxa" w:w="70"/>
+              <w:right w:type="dxa" w:w="100"/>
+            </w:tcMar>
+          </w:tcPr>
+          <w:p>
+            <w:pPr>
+              <w:spacing w:after="40" w:line="264"/>
+            </w:pPr>
+            <w:r>
+              <w:rPr>
+                <w:rFonts w:ascii="Arial" w:cs="Arial" w:eastAsia="Arial" w:hAnsi="Arial"/>
+                <w:sz w:val="18"/>
+                <w:szCs w:val="18"/>
+              </w:rPr>
+              <w:t xml:space="preserve">18</w:t>
+            </w:r>
+          </w:p>
+        </w:tc>
+        <w:tc>
+          <w:tcPr>
+            <w:tcW w:type="dxa" w:w="1150"/>
+            <w:tcBorders>
+              <w:top w:val="single" w:color="D9C3CB" w:sz="4"/>
+              <w:left w:val="single" w:color="D9C3CB" w:sz="4"/>
+              <w:bottom w:val="single" w:color="D9C3CB" w:sz="4"/>
+              <w:right w:val="single" w:color="D9C3CB" w:sz="4"/>
+            </w:tcBorders>
+            <w:shd w:fill="FFFFFF" w:color="auto" w:val="clear"/>
+            <w:tcMar>
+              <w:top w:type="dxa" w:w="70"/>
+              <w:left w:type="dxa" w:w="100"/>
+              <w:bottom w:type="dxa" w:w="70"/>
+              <w:right w:type="dxa" w:w="100"/>
+            </w:tcMar>
+          </w:tcPr>
+          <w:p>
+            <w:pPr>
+              <w:spacing w:after="40" w:line="264"/>
+            </w:pPr>
+            <w:r>
+              <w:rPr>
+                <w:rFonts w:ascii="Arial" w:cs="Arial" w:eastAsia="Arial" w:hAnsi="Arial"/>
+                <w:sz w:val="18"/>
+                <w:szCs w:val="18"/>
+              </w:rPr>
+              <w:t xml:space="preserve">Tinh dầu tràm trà</w:t>
+            </w:r>
+          </w:p>
+        </w:tc>
+        <w:tc>
+          <w:tcPr>
+            <w:tcW w:type="dxa" w:w="1900"/>
+            <w:tcBorders>
+              <w:top w:val="single" w:color="D9C3CB" w:sz="4"/>
+              <w:left w:val="single" w:color="D9C3CB" w:sz="4"/>
+              <w:bottom w:val="single" w:color="D9C3CB" w:sz="4"/>
+              <w:right w:val="single" w:color="D9C3CB" w:sz="4"/>
+            </w:tcBorders>
+            <w:shd w:fill="FFFFFF" w:color="auto" w:val="clear"/>
+            <w:tcMar>
+              <w:top w:type="dxa" w:w="70"/>
+              <w:left w:type="dxa" w:w="100"/>
+              <w:bottom w:type="dxa" w:w="70"/>
+              <w:right w:type="dxa" w:w="100"/>
+            </w:tcMar>
+          </w:tcPr>
+          <w:p>
+            <w:pPr>
+              <w:spacing w:after="40" w:line="264"/>
+            </w:pPr>
+            <w:r>
+              <w:rPr>
+                <w:rFonts w:ascii="Arial" w:cs="Arial" w:eastAsia="Arial" w:hAnsi="Arial"/>
+                <w:sz w:val="18"/>
+                <w:szCs w:val="18"/>
+              </w:rPr>
+              <w:t xml:space="preserve">Melaleuca Alternifolia (Tea Tree) Leaf Oil</w:t>
+            </w:r>
+          </w:p>
+        </w:tc>
+        <w:tc>
+          <w:tcPr>
+            <w:tcW w:type="dxa" w:w="900"/>
+            <w:tcBorders>
+              <w:top w:val="single" w:color="D9C3CB" w:sz="4"/>
+              <w:left w:val="single" w:color="D9C3CB" w:sz="4"/>
+              <w:bottom w:val="single" w:color="D9C3CB" w:sz="4"/>
+              <w:right w:val="single" w:color="D9C3CB" w:sz="4"/>
+            </w:tcBorders>
+            <w:shd w:fill="FFFFFF" w:color="auto" w:val="clear"/>
+            <w:tcMar>
+              <w:top w:type="dxa" w:w="70"/>
+              <w:left w:type="dxa" w:w="100"/>
+              <w:bottom w:type="dxa" w:w="70"/>
+              <w:right w:type="dxa" w:w="100"/>
+            </w:tcMar>
+          </w:tcPr>
+          <w:p>
+            <w:pPr>
+              <w:spacing w:after="40" w:line="264"/>
+            </w:pPr>
+            <w:r>
+              <w:rPr>
+                <w:rFonts w:ascii="Arial" w:cs="Arial" w:eastAsia="Arial" w:hAnsi="Arial"/>
+                <w:sz w:val="18"/>
+                <w:szCs w:val="18"/>
+              </w:rPr>
+              <w:t xml:space="preserve">Tinh dầu</w:t>
+            </w:r>
+          </w:p>
+        </w:tc>
+        <w:tc>
+          <w:tcPr>
+            <w:tcW w:type="dxa" w:w="1900"/>
+            <w:tcBorders>
+              <w:top w:val="single" w:color="D9C3CB" w:sz="4"/>
+              <w:left w:val="single" w:color="D9C3CB" w:sz="4"/>
+              <w:bottom w:val="single" w:color="D9C3CB" w:sz="4"/>
+              <w:right w:val="single" w:color="D9C3CB" w:sz="4"/>
+            </w:tcBorders>
+            <w:shd w:fill="FFFFFF" w:color="auto" w:val="clear"/>
+            <w:tcMar>
+              <w:top w:type="dxa" w:w="70"/>
+              <w:left w:type="dxa" w:w="100"/>
+              <w:bottom w:type="dxa" w:w="70"/>
+              <w:right w:type="dxa" w:w="100"/>
+            </w:tcMar>
+          </w:tcPr>
+          <w:p>
+            <w:pPr>
+              <w:spacing w:after="40" w:line="264"/>
+            </w:pPr>
+            <w:r>
+              <w:rPr>
+                <w:rFonts w:ascii="Arial" w:cs="Arial" w:eastAsia="Arial" w:hAnsi="Arial"/>
+                <w:sz w:val="18"/>
+                <w:szCs w:val="18"/>
+              </w:rPr>
+              <w:t xml:space="preserve">Tạo hương</w:t>
+            </w:r>
+          </w:p>
+        </w:tc>
+        <w:tc>
+          <w:tcPr>
+            <w:tcW w:type="dxa" w:w="1700"/>
+            <w:tcBorders>
+              <w:top w:val="single" w:color="D9C3CB" w:sz="4"/>
+              <w:left w:val="single" w:color="D9C3CB" w:sz="4"/>
+              <w:bottom w:val="single" w:color="D9C3CB" w:sz="4"/>
+              <w:right w:val="single" w:color="D9C3CB" w:sz="4"/>
+            </w:tcBorders>
+            <w:shd w:fill="FFFFFF" w:color="auto" w:val="clear"/>
+            <w:tcMar>
+              <w:top w:type="dxa" w:w="70"/>
+              <w:left w:type="dxa" w:w="100"/>
+              <w:bottom w:type="dxa" w:w="70"/>
+              <w:right w:type="dxa" w:w="100"/>
+            </w:tcMar>
+          </w:tcPr>
+          <w:p>
+            <w:pPr>
+              <w:spacing w:after="40" w:line="264"/>
+            </w:pPr>
+            <w:r>
+              <w:rPr>
+                <w:rFonts w:ascii="Arial" w:cs="Arial" w:eastAsia="Arial" w:hAnsi="Arial"/>
+                <w:sz w:val="18"/>
+                <w:szCs w:val="18"/>
+              </w:rPr>
+              <w:t xml:space="preserve">"Có tinh dầu tràm trà"</w:t>
+            </w:r>
+          </w:p>
+        </w:tc>
+        <w:tc>
+          <w:tcPr>
+            <w:tcW w:type="dxa" w:w="1708"/>
+            <w:tcBorders>
+              <w:top w:val="single" w:color="D9C3CB" w:sz="4"/>
+              <w:left w:val="single" w:color="D9C3CB" w:sz="4"/>
+              <w:bottom w:val="single" w:color="D9C3CB" w:sz="4"/>
+              <w:right w:val="single" w:color="D9C3CB" w:sz="4"/>
+            </w:tcBorders>
+            <w:shd w:fill="FFFFFF" w:color="auto" w:val="clear"/>
+            <w:tcMar>
+              <w:top w:type="dxa" w:w="70"/>
+              <w:left w:type="dxa" w:w="100"/>
+              <w:bottom w:type="dxa" w:w="70"/>
+              <w:right w:type="dxa" w:w="100"/>
+            </w:tcMar>
+          </w:tcPr>
+          <w:p>
+            <w:pPr>
+              <w:spacing w:after="40" w:line="264"/>
+            </w:pPr>
+            <w:r>
+              <w:rPr>
+                <w:rFonts w:ascii="Arial" w:cs="Arial" w:eastAsia="Arial" w:hAnsi="Arial"/>
+                <w:sz w:val="18"/>
+                <w:szCs w:val="18"/>
+              </w:rPr>
+              <w:t xml:space="preserve">"Trị gàu", "kháng nấm", "sạch gàu"</w:t>
+            </w:r>
+          </w:p>
+        </w:tc>
+      </w:tr>
+      <w:tr>
+        <w:tc>
+          <w:tcPr>
+            <w:tcW w:type="dxa" w:w="380"/>
+            <w:tcBorders>
+              <w:top w:val="single" w:color="D9C3CB" w:sz="4"/>
+              <w:left w:val="single" w:color="D9C3CB" w:sz="4"/>
+              <w:bottom w:val="single" w:color="D9C3CB" w:sz="4"/>
+              <w:right w:val="single" w:color="D9C3CB" w:sz="4"/>
+            </w:tcBorders>
+            <w:shd w:fill="FFF5F9" w:color="auto" w:val="clear"/>
+            <w:tcMar>
+              <w:top w:type="dxa" w:w="70"/>
+              <w:left w:type="dxa" w:w="100"/>
+              <w:bottom w:type="dxa" w:w="70"/>
+              <w:right w:type="dxa" w:w="100"/>
+            </w:tcMar>
+          </w:tcPr>
+          <w:p>
+            <w:pPr>
+              <w:spacing w:after="40" w:line="264"/>
+            </w:pPr>
+            <w:r>
+              <w:rPr>
+                <w:rFonts w:ascii="Arial" w:cs="Arial" w:eastAsia="Arial" w:hAnsi="Arial"/>
+                <w:sz w:val="18"/>
+                <w:szCs w:val="18"/>
+              </w:rPr>
+              <w:t xml:space="preserve">19</w:t>
+            </w:r>
+          </w:p>
+        </w:tc>
+        <w:tc>
+          <w:tcPr>
+            <w:tcW w:type="dxa" w:w="1150"/>
+            <w:tcBorders>
+              <w:top w:val="single" w:color="D9C3CB" w:sz="4"/>
+              <w:left w:val="single" w:color="D9C3CB" w:sz="4"/>
+              <w:bottom w:val="single" w:color="D9C3CB" w:sz="4"/>
+              <w:right w:val="single" w:color="D9C3CB" w:sz="4"/>
+            </w:tcBorders>
+            <w:shd w:fill="FFF5F9" w:color="auto" w:val="clear"/>
+            <w:tcMar>
+              <w:top w:type="dxa" w:w="70"/>
+              <w:left w:type="dxa" w:w="100"/>
+              <w:bottom w:type="dxa" w:w="70"/>
+              <w:right w:type="dxa" w:w="100"/>
+            </w:tcMar>
+          </w:tcPr>
+          <w:p>
+            <w:pPr>
+              <w:spacing w:after="40" w:line="264"/>
+            </w:pPr>
+            <w:r>
+              <w:rPr>
+                <w:rFonts w:ascii="Arial" w:cs="Arial" w:eastAsia="Arial" w:hAnsi="Arial"/>
+                <w:sz w:val="18"/>
+                <w:szCs w:val="18"/>
+              </w:rPr>
+              <w:t xml:space="preserve">Tinh dầu oải hương</w:t>
+            </w:r>
+          </w:p>
+        </w:tc>
+        <w:tc>
+          <w:tcPr>
+            <w:tcW w:type="dxa" w:w="1900"/>
+            <w:tcBorders>
+              <w:top w:val="single" w:color="D9C3CB" w:sz="4"/>
+              <w:left w:val="single" w:color="D9C3CB" w:sz="4"/>
+              <w:bottom w:val="single" w:color="D9C3CB" w:sz="4"/>
+              <w:right w:val="single" w:color="D9C3CB" w:sz="4"/>
+            </w:tcBorders>
+            <w:shd w:fill="FFF5F9" w:color="auto" w:val="clear"/>
+            <w:tcMar>
+              <w:top w:type="dxa" w:w="70"/>
+              <w:left w:type="dxa" w:w="100"/>
+              <w:bottom w:type="dxa" w:w="70"/>
+              <w:right w:type="dxa" w:w="100"/>
+            </w:tcMar>
+          </w:tcPr>
+          <w:p>
+            <w:pPr>
+              <w:spacing w:after="40" w:line="264"/>
+            </w:pPr>
+            <w:r>
+              <w:rPr>
+                <w:rFonts w:ascii="Arial" w:cs="Arial" w:eastAsia="Arial" w:hAnsi="Arial"/>
+                <w:sz w:val="18"/>
+                <w:szCs w:val="18"/>
+              </w:rPr>
+              <w:t xml:space="preserve">Lavandula Angustifolia (Lavender) Oil</w:t>
+            </w:r>
+          </w:p>
+        </w:tc>
+        <w:tc>
+          <w:tcPr>
+            <w:tcW w:type="dxa" w:w="900"/>
+            <w:tcBorders>
+              <w:top w:val="single" w:color="D9C3CB" w:sz="4"/>
+              <w:left w:val="single" w:color="D9C3CB" w:sz="4"/>
+              <w:bottom w:val="single" w:color="D9C3CB" w:sz="4"/>
+              <w:right w:val="single" w:color="D9C3CB" w:sz="4"/>
+            </w:tcBorders>
+            <w:shd w:fill="FFF5F9" w:color="auto" w:val="clear"/>
+            <w:tcMar>
+              <w:top w:type="dxa" w:w="70"/>
+              <w:left w:type="dxa" w:w="100"/>
+              <w:bottom w:type="dxa" w:w="70"/>
+              <w:right w:type="dxa" w:w="100"/>
+            </w:tcMar>
+          </w:tcPr>
+          <w:p>
+            <w:pPr>
+              <w:spacing w:after="40" w:line="264"/>
+            </w:pPr>
+            <w:r>
+              <w:rPr>
+                <w:rFonts w:ascii="Arial" w:cs="Arial" w:eastAsia="Arial" w:hAnsi="Arial"/>
+                <w:sz w:val="18"/>
+                <w:szCs w:val="18"/>
+              </w:rPr>
+              <w:t xml:space="preserve">Tinh dầu</w:t>
+            </w:r>
+          </w:p>
+        </w:tc>
+        <w:tc>
+          <w:tcPr>
+            <w:tcW w:type="dxa" w:w="1900"/>
+            <w:tcBorders>
+              <w:top w:val="single" w:color="D9C3CB" w:sz="4"/>
+              <w:left w:val="single" w:color="D9C3CB" w:sz="4"/>
+              <w:bottom w:val="single" w:color="D9C3CB" w:sz="4"/>
+              <w:right w:val="single" w:color="D9C3CB" w:sz="4"/>
+            </w:tcBorders>
+            <w:shd w:fill="FFF5F9" w:color="auto" w:val="clear"/>
+            <w:tcMar>
+              <w:top w:type="dxa" w:w="70"/>
+              <w:left w:type="dxa" w:w="100"/>
+              <w:bottom w:type="dxa" w:w="70"/>
+              <w:right w:type="dxa" w:w="100"/>
+            </w:tcMar>
+          </w:tcPr>
+          <w:p>
+            <w:pPr>
+              <w:spacing w:after="40" w:line="264"/>
+            </w:pPr>
+            <w:r>
+              <w:rPr>
+                <w:rFonts w:ascii="Arial" w:cs="Arial" w:eastAsia="Arial" w:hAnsi="Arial"/>
+                <w:sz w:val="18"/>
+                <w:szCs w:val="18"/>
+              </w:rPr>
+              <w:t xml:space="preserve">Tạo hương thư giãn; chứa linalool (chất gây dị ứng hương)</w:t>
+            </w:r>
+          </w:p>
+        </w:tc>
+        <w:tc>
+          <w:tcPr>
+            <w:tcW w:type="dxa" w:w="1700"/>
+            <w:tcBorders>
+              <w:top w:val="single" w:color="D9C3CB" w:sz="4"/>
+              <w:left w:val="single" w:color="D9C3CB" w:sz="4"/>
+              <w:bottom w:val="single" w:color="D9C3CB" w:sz="4"/>
+              <w:right w:val="single" w:color="D9C3CB" w:sz="4"/>
+            </w:tcBorders>
+            <w:shd w:fill="FFF5F9" w:color="auto" w:val="clear"/>
+            <w:tcMar>
+              <w:top w:type="dxa" w:w="70"/>
+              <w:left w:type="dxa" w:w="100"/>
+              <w:bottom w:type="dxa" w:w="70"/>
+              <w:right w:type="dxa" w:w="100"/>
+            </w:tcMar>
+          </w:tcPr>
+          <w:p>
+            <w:pPr>
+              <w:spacing w:after="40" w:line="264"/>
+            </w:pPr>
+            <w:r>
+              <w:rPr>
+                <w:rFonts w:ascii="Arial" w:cs="Arial" w:eastAsia="Arial" w:hAnsi="Arial"/>
+                <w:sz w:val="18"/>
+                <w:szCs w:val="18"/>
+              </w:rPr>
+              <w:t xml:space="preserve">"Hương oải hương thư giãn"</w:t>
+            </w:r>
+          </w:p>
+        </w:tc>
+        <w:tc>
+          <w:tcPr>
+            <w:tcW w:type="dxa" w:w="1708"/>
+            <w:tcBorders>
+              <w:top w:val="single" w:color="D9C3CB" w:sz="4"/>
+              <w:left w:val="single" w:color="D9C3CB" w:sz="4"/>
+              <w:bottom w:val="single" w:color="D9C3CB" w:sz="4"/>
+              <w:right w:val="single" w:color="D9C3CB" w:sz="4"/>
+            </w:tcBorders>
+            <w:shd w:fill="FFF5F9" w:color="auto" w:val="clear"/>
+            <w:tcMar>
+              <w:top w:type="dxa" w:w="70"/>
+              <w:left w:type="dxa" w:w="100"/>
+              <w:bottom w:type="dxa" w:w="70"/>
+              <w:right w:type="dxa" w:w="100"/>
+            </w:tcMar>
+          </w:tcPr>
+          <w:p>
+            <w:pPr>
+              <w:spacing w:after="40" w:line="264"/>
+            </w:pPr>
+            <w:r>
+              <w:rPr>
+                <w:rFonts w:ascii="Arial" w:cs="Arial" w:eastAsia="Arial" w:hAnsi="Arial"/>
+                <w:sz w:val="18"/>
+                <w:szCs w:val="18"/>
+              </w:rPr>
+              <w:t xml:space="preserve">"Chữa mất ngủ", "giảm stress" (công dụng sức khỏe)</w:t>
+            </w:r>
+          </w:p>
+        </w:tc>
+      </w:tr>
+      <w:tr>
+        <w:tc>
+          <w:tcPr>
+            <w:tcW w:type="dxa" w:w="380"/>
+            <w:tcBorders>
+              <w:top w:val="single" w:color="D9C3CB" w:sz="4"/>
+              <w:left w:val="single" w:color="D9C3CB" w:sz="4"/>
+              <w:bottom w:val="single" w:color="D9C3CB" w:sz="4"/>
+              <w:right w:val="single" w:color="D9C3CB" w:sz="4"/>
+            </w:tcBorders>
+            <w:shd w:fill="FFFFFF" w:color="auto" w:val="clear"/>
+            <w:tcMar>
+              <w:top w:type="dxa" w:w="70"/>
+              <w:left w:type="dxa" w:w="100"/>
+              <w:bottom w:type="dxa" w:w="70"/>
+              <w:right w:type="dxa" w:w="100"/>
+            </w:tcMar>
+          </w:tcPr>
+          <w:p>
+            <w:pPr>
+              <w:spacing w:after="40" w:line="264"/>
+            </w:pPr>
+            <w:r>
+              <w:rPr>
+                <w:rFonts w:ascii="Arial" w:cs="Arial" w:eastAsia="Arial" w:hAnsi="Arial"/>
+                <w:sz w:val="18"/>
+                <w:szCs w:val="18"/>
+              </w:rPr>
+              <w:t xml:space="preserve">20</w:t>
+            </w:r>
+          </w:p>
+        </w:tc>
+        <w:tc>
+          <w:tcPr>
+            <w:tcW w:type="dxa" w:w="1150"/>
+            <w:tcBorders>
+              <w:top w:val="single" w:color="D9C3CB" w:sz="4"/>
+              <w:left w:val="single" w:color="D9C3CB" w:sz="4"/>
+              <w:bottom w:val="single" w:color="D9C3CB" w:sz="4"/>
+              <w:right w:val="single" w:color="D9C3CB" w:sz="4"/>
+            </w:tcBorders>
+            <w:shd w:fill="FFFFFF" w:color="auto" w:val="clear"/>
+            <w:tcMar>
+              <w:top w:type="dxa" w:w="70"/>
+              <w:left w:type="dxa" w:w="100"/>
+              <w:bottom w:type="dxa" w:w="70"/>
+              <w:right w:type="dxa" w:w="100"/>
+            </w:tcMar>
+          </w:tcPr>
+          <w:p>
+            <w:pPr>
+              <w:spacing w:after="40" w:line="264"/>
+            </w:pPr>
+            <w:r>
+              <w:rPr>
+                <w:rFonts w:ascii="Arial" w:cs="Arial" w:eastAsia="Arial" w:hAnsi="Arial"/>
+                <w:sz w:val="18"/>
+                <w:szCs w:val="18"/>
+              </w:rPr>
+              <w:t xml:space="preserve">Bisabolol</w:t>
+            </w:r>
+          </w:p>
+        </w:tc>
+        <w:tc>
+          <w:tcPr>
+            <w:tcW w:type="dxa" w:w="1900"/>
+            <w:tcBorders>
+              <w:top w:val="single" w:color="D9C3CB" w:sz="4"/>
+              <w:left w:val="single" w:color="D9C3CB" w:sz="4"/>
+              <w:bottom w:val="single" w:color="D9C3CB" w:sz="4"/>
+              <w:right w:val="single" w:color="D9C3CB" w:sz="4"/>
+            </w:tcBorders>
+            <w:shd w:fill="FFFFFF" w:color="auto" w:val="clear"/>
+            <w:tcMar>
+              <w:top w:type="dxa" w:w="70"/>
+              <w:left w:type="dxa" w:w="100"/>
+              <w:bottom w:type="dxa" w:w="70"/>
+              <w:right w:type="dxa" w:w="100"/>
+            </w:tcMar>
+          </w:tcPr>
+          <w:p>
+            <w:pPr>
+              <w:spacing w:after="40" w:line="264"/>
+            </w:pPr>
+            <w:r>
+              <w:rPr>
+                <w:rFonts w:ascii="Arial" w:cs="Arial" w:eastAsia="Arial" w:hAnsi="Arial"/>
+                <w:sz w:val="18"/>
+                <w:szCs w:val="18"/>
+              </w:rPr>
+              <w:t xml:space="preserve">Bisabolol</w:t>
+            </w:r>
+          </w:p>
+        </w:tc>
+        <w:tc>
+          <w:tcPr>
+            <w:tcW w:type="dxa" w:w="900"/>
+            <w:tcBorders>
+              <w:top w:val="single" w:color="D9C3CB" w:sz="4"/>
+              <w:left w:val="single" w:color="D9C3CB" w:sz="4"/>
+              <w:bottom w:val="single" w:color="D9C3CB" w:sz="4"/>
+              <w:right w:val="single" w:color="D9C3CB" w:sz="4"/>
+            </w:tcBorders>
+            <w:shd w:fill="FFFFFF" w:color="auto" w:val="clear"/>
+            <w:tcMar>
+              <w:top w:type="dxa" w:w="70"/>
+              <w:left w:type="dxa" w:w="100"/>
+              <w:bottom w:type="dxa" w:w="70"/>
+              <w:right w:type="dxa" w:w="100"/>
+            </w:tcMar>
+          </w:tcPr>
+          <w:p>
+            <w:pPr>
+              <w:spacing w:after="40" w:line="264"/>
+            </w:pPr>
+            <w:r>
+              <w:rPr>
+                <w:rFonts w:ascii="Arial" w:cs="Arial" w:eastAsia="Arial" w:hAnsi="Arial"/>
+                <w:sz w:val="18"/>
+                <w:szCs w:val="18"/>
+              </w:rPr>
+              <w:t xml:space="preserve">Làm dịu</w:t>
+            </w:r>
+          </w:p>
+        </w:tc>
+        <w:tc>
+          <w:tcPr>
+            <w:tcW w:type="dxa" w:w="1900"/>
+            <w:tcBorders>
+              <w:top w:val="single" w:color="D9C3CB" w:sz="4"/>
+              <w:left w:val="single" w:color="D9C3CB" w:sz="4"/>
+              <w:bottom w:val="single" w:color="D9C3CB" w:sz="4"/>
+              <w:right w:val="single" w:color="D9C3CB" w:sz="4"/>
+            </w:tcBorders>
+            <w:shd w:fill="FFFFFF" w:color="auto" w:val="clear"/>
+            <w:tcMar>
+              <w:top w:type="dxa" w:w="70"/>
+              <w:left w:type="dxa" w:w="100"/>
+              <w:bottom w:type="dxa" w:w="70"/>
+              <w:right w:type="dxa" w:w="100"/>
+            </w:tcMar>
+          </w:tcPr>
+          <w:p>
+            <w:pPr>
+              <w:spacing w:after="40" w:line="264"/>
+            </w:pPr>
+            <w:r>
+              <w:rPr>
+                <w:rFonts w:ascii="Arial" w:cs="Arial" w:eastAsia="Arial" w:hAnsi="Arial"/>
+                <w:sz w:val="18"/>
+                <w:szCs w:val="18"/>
+              </w:rPr>
+              <w:t xml:space="preserve">Thành phần làm dịu thường dùng trong mỹ phẩm</w:t>
+            </w:r>
+          </w:p>
+        </w:tc>
+        <w:tc>
+          <w:tcPr>
+            <w:tcW w:type="dxa" w:w="1700"/>
+            <w:tcBorders>
+              <w:top w:val="single" w:color="D9C3CB" w:sz="4"/>
+              <w:left w:val="single" w:color="D9C3CB" w:sz="4"/>
+              <w:bottom w:val="single" w:color="D9C3CB" w:sz="4"/>
+              <w:right w:val="single" w:color="D9C3CB" w:sz="4"/>
+            </w:tcBorders>
+            <w:shd w:fill="FFFFFF" w:color="auto" w:val="clear"/>
+            <w:tcMar>
+              <w:top w:type="dxa" w:w="70"/>
+              <w:left w:type="dxa" w:w="100"/>
+              <w:bottom w:type="dxa" w:w="70"/>
+              <w:right w:type="dxa" w:w="100"/>
+            </w:tcMar>
+          </w:tcPr>
+          <w:p>
+            <w:pPr>
+              <w:spacing w:after="40" w:line="264"/>
+            </w:pPr>
+            <w:r>
+              <w:rPr>
+                <w:rFonts w:ascii="Arial" w:cs="Arial" w:eastAsia="Arial" w:hAnsi="Arial"/>
+                <w:sz w:val="18"/>
+                <w:szCs w:val="18"/>
+              </w:rPr>
+              <w:t xml:space="preserve">"Có Bisabolol"</w:t>
+            </w:r>
+          </w:p>
+        </w:tc>
+        <w:tc>
+          <w:tcPr>
+            <w:tcW w:type="dxa" w:w="1708"/>
+            <w:tcBorders>
+              <w:top w:val="single" w:color="D9C3CB" w:sz="4"/>
+              <w:left w:val="single" w:color="D9C3CB" w:sz="4"/>
+              <w:bottom w:val="single" w:color="D9C3CB" w:sz="4"/>
+              <w:right w:val="single" w:color="D9C3CB" w:sz="4"/>
+            </w:tcBorders>
+            <w:shd w:fill="FFFFFF" w:color="auto" w:val="clear"/>
+            <w:tcMar>
+              <w:top w:type="dxa" w:w="70"/>
+              <w:left w:type="dxa" w:w="100"/>
+              <w:bottom w:type="dxa" w:w="70"/>
+              <w:right w:type="dxa" w:w="100"/>
+            </w:tcMar>
+          </w:tcPr>
+          <w:p>
+            <w:pPr>
+              <w:spacing w:after="40" w:line="264"/>
+            </w:pPr>
+            <w:r>
+              <w:rPr>
+                <w:rFonts w:ascii="Arial" w:cs="Arial" w:eastAsia="Arial" w:hAnsi="Arial"/>
+                <w:sz w:val="18"/>
+                <w:szCs w:val="18"/>
+              </w:rPr>
+              <w:t xml:space="preserve">"Trị ngứa", "trị viêm"</w:t>
+            </w:r>
+          </w:p>
+        </w:tc>
+      </w:tr>
+      <w:tr>
+        <w:tc>
+          <w:tcPr>
+            <w:tcW w:type="dxa" w:w="380"/>
+            <w:tcBorders>
+              <w:top w:val="single" w:color="D9C3CB" w:sz="4"/>
+              <w:left w:val="single" w:color="D9C3CB" w:sz="4"/>
+              <w:bottom w:val="single" w:color="D9C3CB" w:sz="4"/>
+              <w:right w:val="single" w:color="D9C3CB" w:sz="4"/>
+            </w:tcBorders>
+            <w:shd w:fill="FFF5F9" w:color="auto" w:val="clear"/>
+            <w:tcMar>
+              <w:top w:type="dxa" w:w="70"/>
+              <w:left w:type="dxa" w:w="100"/>
+              <w:bottom w:type="dxa" w:w="70"/>
+              <w:right w:type="dxa" w:w="100"/>
+            </w:tcMar>
+          </w:tcPr>
+          <w:p>
+            <w:pPr>
+              <w:spacing w:after="40" w:line="264"/>
+            </w:pPr>
+            <w:r>
+              <w:rPr>
+                <w:rFonts w:ascii="Arial" w:cs="Arial" w:eastAsia="Arial" w:hAnsi="Arial"/>
+                <w:sz w:val="18"/>
+                <w:szCs w:val="18"/>
+              </w:rPr>
+              <w:t xml:space="preserve">21</w:t>
+            </w:r>
+          </w:p>
+        </w:tc>
+        <w:tc>
+          <w:tcPr>
+            <w:tcW w:type="dxa" w:w="1150"/>
+            <w:tcBorders>
+              <w:top w:val="single" w:color="D9C3CB" w:sz="4"/>
+              <w:left w:val="single" w:color="D9C3CB" w:sz="4"/>
+              <w:bottom w:val="single" w:color="D9C3CB" w:sz="4"/>
+              <w:right w:val="single" w:color="D9C3CB" w:sz="4"/>
+            </w:tcBorders>
+            <w:shd w:fill="FFF5F9" w:color="auto" w:val="clear"/>
+            <w:tcMar>
+              <w:top w:type="dxa" w:w="70"/>
+              <w:left w:type="dxa" w:w="100"/>
+              <w:bottom w:type="dxa" w:w="70"/>
+              <w:right w:type="dxa" w:w="100"/>
+            </w:tcMar>
+          </w:tcPr>
+          <w:p>
+            <w:pPr>
+              <w:spacing w:after="40" w:line="264"/>
+            </w:pPr>
+            <w:r>
+              <w:rPr>
+                <w:rFonts w:ascii="Arial" w:cs="Arial" w:eastAsia="Arial" w:hAnsi="Arial"/>
+                <w:sz w:val="18"/>
+                <w:szCs w:val="18"/>
+              </w:rPr>
+              <w:t xml:space="preserve">Vitamin E</w:t>
+            </w:r>
+          </w:p>
+        </w:tc>
+        <w:tc>
+          <w:tcPr>
+            <w:tcW w:type="dxa" w:w="1900"/>
+            <w:tcBorders>
+              <w:top w:val="single" w:color="D9C3CB" w:sz="4"/>
+              <w:left w:val="single" w:color="D9C3CB" w:sz="4"/>
+              <w:bottom w:val="single" w:color="D9C3CB" w:sz="4"/>
+              <w:right w:val="single" w:color="D9C3CB" w:sz="4"/>
+            </w:tcBorders>
+            <w:shd w:fill="FFF5F9" w:color="auto" w:val="clear"/>
+            <w:tcMar>
+              <w:top w:type="dxa" w:w="70"/>
+              <w:left w:type="dxa" w:w="100"/>
+              <w:bottom w:type="dxa" w:w="70"/>
+              <w:right w:type="dxa" w:w="100"/>
+            </w:tcMar>
+          </w:tcPr>
+          <w:p>
+            <w:pPr>
+              <w:spacing w:after="40" w:line="264"/>
+            </w:pPr>
+            <w:r>
+              <w:rPr>
+                <w:rFonts w:ascii="Arial" w:cs="Arial" w:eastAsia="Arial" w:hAnsi="Arial"/>
+                <w:sz w:val="18"/>
+                <w:szCs w:val="18"/>
+              </w:rPr>
+              <w:t xml:space="preserve">Tocopheryl Acetate</w:t>
+            </w:r>
+          </w:p>
+        </w:tc>
+        <w:tc>
+          <w:tcPr>
+            <w:tcW w:type="dxa" w:w="900"/>
+            <w:tcBorders>
+              <w:top w:val="single" w:color="D9C3CB" w:sz="4"/>
+              <w:left w:val="single" w:color="D9C3CB" w:sz="4"/>
+              <w:bottom w:val="single" w:color="D9C3CB" w:sz="4"/>
+              <w:right w:val="single" w:color="D9C3CB" w:sz="4"/>
+            </w:tcBorders>
+            <w:shd w:fill="FFF5F9" w:color="auto" w:val="clear"/>
+            <w:tcMar>
+              <w:top w:type="dxa" w:w="70"/>
+              <w:left w:type="dxa" w:w="100"/>
+              <w:bottom w:type="dxa" w:w="70"/>
+              <w:right w:type="dxa" w:w="100"/>
+            </w:tcMar>
+          </w:tcPr>
+          <w:p>
+            <w:pPr>
+              <w:spacing w:after="40" w:line="264"/>
+            </w:pPr>
+            <w:r>
+              <w:rPr>
+                <w:rFonts w:ascii="Arial" w:cs="Arial" w:eastAsia="Arial" w:hAnsi="Arial"/>
+                <w:sz w:val="18"/>
+                <w:szCs w:val="18"/>
+              </w:rPr>
+              <w:t xml:space="preserve">Vitamin E</w:t>
+            </w:r>
+          </w:p>
+        </w:tc>
+        <w:tc>
+          <w:tcPr>
+            <w:tcW w:type="dxa" w:w="1900"/>
+            <w:tcBorders>
+              <w:top w:val="single" w:color="D9C3CB" w:sz="4"/>
+              <w:left w:val="single" w:color="D9C3CB" w:sz="4"/>
+              <w:bottom w:val="single" w:color="D9C3CB" w:sz="4"/>
+              <w:right w:val="single" w:color="D9C3CB" w:sz="4"/>
+            </w:tcBorders>
+            <w:shd w:fill="FFF5F9" w:color="auto" w:val="clear"/>
+            <w:tcMar>
+              <w:top w:type="dxa" w:w="70"/>
+              <w:left w:type="dxa" w:w="100"/>
+              <w:bottom w:type="dxa" w:w="70"/>
+              <w:right w:type="dxa" w:w="100"/>
+            </w:tcMar>
+          </w:tcPr>
+          <w:p>
+            <w:pPr>
+              <w:spacing w:after="40" w:line="264"/>
+            </w:pPr>
+            <w:r>
+              <w:rPr>
+                <w:rFonts w:ascii="Arial" w:cs="Arial" w:eastAsia="Arial" w:hAnsi="Arial"/>
+                <w:sz w:val="18"/>
+                <w:szCs w:val="18"/>
+              </w:rPr>
+              <w:t xml:space="preserve">Dạng vitamin E bền</w:t>
+            </w:r>
+          </w:p>
+        </w:tc>
+        <w:tc>
+          <w:tcPr>
+            <w:tcW w:type="dxa" w:w="1700"/>
+            <w:tcBorders>
+              <w:top w:val="single" w:color="D9C3CB" w:sz="4"/>
+              <w:left w:val="single" w:color="D9C3CB" w:sz="4"/>
+              <w:bottom w:val="single" w:color="D9C3CB" w:sz="4"/>
+              <w:right w:val="single" w:color="D9C3CB" w:sz="4"/>
+            </w:tcBorders>
+            <w:shd w:fill="FFF5F9" w:color="auto" w:val="clear"/>
+            <w:tcMar>
+              <w:top w:type="dxa" w:w="70"/>
+              <w:left w:type="dxa" w:w="100"/>
+              <w:bottom w:type="dxa" w:w="70"/>
+              <w:right w:type="dxa" w:w="100"/>
+            </w:tcMar>
+          </w:tcPr>
+          <w:p>
+            <w:pPr>
+              <w:spacing w:after="40" w:line="264"/>
+            </w:pPr>
+            <w:r>
+              <w:rPr>
+                <w:rFonts w:ascii="Arial" w:cs="Arial" w:eastAsia="Arial" w:hAnsi="Arial"/>
+                <w:sz w:val="18"/>
+                <w:szCs w:val="18"/>
+              </w:rPr>
+              <w:t xml:space="preserve">"Có vitamin E"</w:t>
+            </w:r>
+          </w:p>
+        </w:tc>
+        <w:tc>
+          <w:tcPr>
+            <w:tcW w:type="dxa" w:w="1708"/>
+            <w:tcBorders>
+              <w:top w:val="single" w:color="D9C3CB" w:sz="4"/>
+              <w:left w:val="single" w:color="D9C3CB" w:sz="4"/>
+              <w:bottom w:val="single" w:color="D9C3CB" w:sz="4"/>
+              <w:right w:val="single" w:color="D9C3CB" w:sz="4"/>
+            </w:tcBorders>
+            <w:shd w:fill="FFF5F9" w:color="auto" w:val="clear"/>
+            <w:tcMar>
+              <w:top w:type="dxa" w:w="70"/>
+              <w:left w:type="dxa" w:w="100"/>
+              <w:bottom w:type="dxa" w:w="70"/>
+              <w:right w:type="dxa" w:w="100"/>
+            </w:tcMar>
+          </w:tcPr>
+          <w:p>
+            <w:pPr>
+              <w:spacing w:after="40" w:line="264"/>
+            </w:pPr>
+            <w:r>
+              <w:rPr>
+                <w:rFonts w:ascii="Arial" w:cs="Arial" w:eastAsia="Arial" w:hAnsi="Arial"/>
+                <w:sz w:val="18"/>
+                <w:szCs w:val="18"/>
+              </w:rPr>
+              <w:t xml:space="preserve">"Vitamin E nuôi dưỡng nang tóc"</w:t>
+            </w:r>
+          </w:p>
+        </w:tc>
+      </w:tr>
+      <w:tr>
+        <w:tc>
+          <w:tcPr>
+            <w:tcW w:type="dxa" w:w="380"/>
+            <w:tcBorders>
+              <w:top w:val="single" w:color="D9C3CB" w:sz="4"/>
+              <w:left w:val="single" w:color="D9C3CB" w:sz="4"/>
+              <w:bottom w:val="single" w:color="D9C3CB" w:sz="4"/>
+              <w:right w:val="single" w:color="D9C3CB" w:sz="4"/>
+            </w:tcBorders>
+            <w:shd w:fill="FFFFFF" w:color="auto" w:val="clear"/>
+            <w:tcMar>
+              <w:top w:type="dxa" w:w="70"/>
+              <w:left w:type="dxa" w:w="100"/>
+              <w:bottom w:type="dxa" w:w="70"/>
+              <w:right w:type="dxa" w:w="100"/>
+            </w:tcMar>
+          </w:tcPr>
+          <w:p>
+            <w:pPr>
+              <w:spacing w:after="40" w:line="264"/>
+            </w:pPr>
+            <w:r>
+              <w:rPr>
+                <w:rFonts w:ascii="Arial" w:cs="Arial" w:eastAsia="Arial" w:hAnsi="Arial"/>
+                <w:sz w:val="18"/>
+                <w:szCs w:val="18"/>
+              </w:rPr>
+              <w:t xml:space="preserve">22</w:t>
+            </w:r>
+          </w:p>
+        </w:tc>
+        <w:tc>
+          <w:tcPr>
+            <w:tcW w:type="dxa" w:w="1150"/>
+            <w:tcBorders>
+              <w:top w:val="single" w:color="D9C3CB" w:sz="4"/>
+              <w:left w:val="single" w:color="D9C3CB" w:sz="4"/>
+              <w:bottom w:val="single" w:color="D9C3CB" w:sz="4"/>
+              <w:right w:val="single" w:color="D9C3CB" w:sz="4"/>
+            </w:tcBorders>
+            <w:shd w:fill="FFFFFF" w:color="auto" w:val="clear"/>
+            <w:tcMar>
+              <w:top w:type="dxa" w:w="70"/>
+              <w:left w:type="dxa" w:w="100"/>
+              <w:bottom w:type="dxa" w:w="70"/>
+              <w:right w:type="dxa" w:w="100"/>
+            </w:tcMar>
+          </w:tcPr>
+          <w:p>
+            <w:pPr>
+              <w:spacing w:after="40" w:line="264"/>
+            </w:pPr>
+            <w:r>
+              <w:rPr>
+                <w:rFonts w:ascii="Arial" w:cs="Arial" w:eastAsia="Arial" w:hAnsi="Arial"/>
+                <w:sz w:val="18"/>
+                <w:szCs w:val="18"/>
+              </w:rPr>
+              <w:t xml:space="preserve">Tocopherol 100</w:t>
+            </w:r>
+          </w:p>
+        </w:tc>
+        <w:tc>
+          <w:tcPr>
+            <w:tcW w:type="dxa" w:w="1900"/>
+            <w:tcBorders>
+              <w:top w:val="single" w:color="D9C3CB" w:sz="4"/>
+              <w:left w:val="single" w:color="D9C3CB" w:sz="4"/>
+              <w:bottom w:val="single" w:color="D9C3CB" w:sz="4"/>
+              <w:right w:val="single" w:color="D9C3CB" w:sz="4"/>
+            </w:tcBorders>
+            <w:shd w:fill="FFFFFF" w:color="auto" w:val="clear"/>
+            <w:tcMar>
+              <w:top w:type="dxa" w:w="70"/>
+              <w:left w:type="dxa" w:w="100"/>
+              <w:bottom w:type="dxa" w:w="70"/>
+              <w:right w:type="dxa" w:w="100"/>
+            </w:tcMar>
+          </w:tcPr>
+          <w:p>
+            <w:pPr>
+              <w:spacing w:after="40" w:line="264"/>
+            </w:pPr>
+            <w:r>
+              <w:rPr>
+                <w:rFonts w:ascii="Arial" w:cs="Arial" w:eastAsia="Arial" w:hAnsi="Arial"/>
+                <w:sz w:val="18"/>
+                <w:szCs w:val="18"/>
+              </w:rPr>
+              <w:t xml:space="preserve">Tocopherol</w:t>
+            </w:r>
+          </w:p>
+        </w:tc>
+        <w:tc>
+          <w:tcPr>
+            <w:tcW w:type="dxa" w:w="900"/>
+            <w:tcBorders>
+              <w:top w:val="single" w:color="D9C3CB" w:sz="4"/>
+              <w:left w:val="single" w:color="D9C3CB" w:sz="4"/>
+              <w:bottom w:val="single" w:color="D9C3CB" w:sz="4"/>
+              <w:right w:val="single" w:color="D9C3CB" w:sz="4"/>
+            </w:tcBorders>
+            <w:shd w:fill="FFFFFF" w:color="auto" w:val="clear"/>
+            <w:tcMar>
+              <w:top w:type="dxa" w:w="70"/>
+              <w:left w:type="dxa" w:w="100"/>
+              <w:bottom w:type="dxa" w:w="70"/>
+              <w:right w:type="dxa" w:w="100"/>
+            </w:tcMar>
+          </w:tcPr>
+          <w:p>
+            <w:pPr>
+              <w:spacing w:after="40" w:line="264"/>
+            </w:pPr>
+            <w:r>
+              <w:rPr>
+                <w:rFonts w:ascii="Arial" w:cs="Arial" w:eastAsia="Arial" w:hAnsi="Arial"/>
+                <w:sz w:val="18"/>
+                <w:szCs w:val="18"/>
+              </w:rPr>
+              <w:t xml:space="preserve">Vitamin E</w:t>
+            </w:r>
+          </w:p>
+        </w:tc>
+        <w:tc>
+          <w:tcPr>
+            <w:tcW w:type="dxa" w:w="1900"/>
+            <w:tcBorders>
+              <w:top w:val="single" w:color="D9C3CB" w:sz="4"/>
+              <w:left w:val="single" w:color="D9C3CB" w:sz="4"/>
+              <w:bottom w:val="single" w:color="D9C3CB" w:sz="4"/>
+              <w:right w:val="single" w:color="D9C3CB" w:sz="4"/>
+            </w:tcBorders>
+            <w:shd w:fill="FFFFFF" w:color="auto" w:val="clear"/>
+            <w:tcMar>
+              <w:top w:type="dxa" w:w="70"/>
+              <w:left w:type="dxa" w:w="100"/>
+              <w:bottom w:type="dxa" w:w="70"/>
+              <w:right w:type="dxa" w:w="100"/>
+            </w:tcMar>
+          </w:tcPr>
+          <w:p>
+            <w:pPr>
+              <w:spacing w:after="40" w:line="264"/>
+            </w:pPr>
+            <w:r>
+              <w:rPr>
+                <w:rFonts w:ascii="Arial" w:cs="Arial" w:eastAsia="Arial" w:hAnsi="Arial"/>
+                <w:sz w:val="18"/>
+                <w:szCs w:val="18"/>
+              </w:rPr>
+              <w:t xml:space="preserve">Chống ôi hóa cho pha dầu (đặc biệt dầu sachi, hạt nho, hướng dương)</w:t>
+            </w:r>
+          </w:p>
+        </w:tc>
+        <w:tc>
+          <w:tcPr>
+            <w:tcW w:type="dxa" w:w="1700"/>
+            <w:tcBorders>
+              <w:top w:val="single" w:color="D9C3CB" w:sz="4"/>
+              <w:left w:val="single" w:color="D9C3CB" w:sz="4"/>
+              <w:bottom w:val="single" w:color="D9C3CB" w:sz="4"/>
+              <w:right w:val="single" w:color="D9C3CB" w:sz="4"/>
+            </w:tcBorders>
+            <w:shd w:fill="FFFFFF" w:color="auto" w:val="clear"/>
+            <w:tcMar>
+              <w:top w:type="dxa" w:w="70"/>
+              <w:left w:type="dxa" w:w="100"/>
+              <w:bottom w:type="dxa" w:w="70"/>
+              <w:right w:type="dxa" w:w="100"/>
+            </w:tcMar>
+          </w:tcPr>
+          <w:p>
+            <w:pPr>
+              <w:spacing w:after="40" w:line="264"/>
+            </w:pPr>
+            <w:r>
+              <w:rPr>
+                <w:rFonts w:ascii="Arial" w:cs="Arial" w:eastAsia="Arial" w:hAnsi="Arial"/>
+                <w:sz w:val="18"/>
+                <w:szCs w:val="18"/>
+              </w:rPr>
+              <w:t xml:space="preserve">"Vitamin E giúp giữ dầu tươi, không ôi"</w:t>
+            </w:r>
+          </w:p>
+        </w:tc>
+        <w:tc>
+          <w:tcPr>
+            <w:tcW w:type="dxa" w:w="1708"/>
+            <w:tcBorders>
+              <w:top w:val="single" w:color="D9C3CB" w:sz="4"/>
+              <w:left w:val="single" w:color="D9C3CB" w:sz="4"/>
+              <w:bottom w:val="single" w:color="D9C3CB" w:sz="4"/>
+              <w:right w:val="single" w:color="D9C3CB" w:sz="4"/>
+            </w:tcBorders>
+            <w:shd w:fill="FFFFFF" w:color="auto" w:val="clear"/>
+            <w:tcMar>
+              <w:top w:type="dxa" w:w="70"/>
+              <w:left w:type="dxa" w:w="100"/>
+              <w:bottom w:type="dxa" w:w="70"/>
+              <w:right w:type="dxa" w:w="100"/>
+            </w:tcMar>
+          </w:tcPr>
+          <w:p>
+            <w:pPr>
+              <w:spacing w:after="40" w:line="264"/>
+            </w:pPr>
+            <w:r>
+              <w:rPr>
+                <w:rFonts w:ascii="Arial" w:cs="Arial" w:eastAsia="Arial" w:hAnsi="Arial"/>
+                <w:sz w:val="18"/>
+                <w:szCs w:val="18"/>
+              </w:rPr>
+              <w:t xml:space="preserve">—</w:t>
+            </w:r>
+          </w:p>
+        </w:tc>
+      </w:tr>
+    </w:tbl>
+    <w:p>
+      <w:pPr>
+        <w:spacing w:after="120"/>
+      </w:pPr>
+    </w:p>
+    <w:p>
+      <w:pPr>
+        <w:pStyle w:val="Heading2"/>
+      </w:pPr>
+      <w:r>
+        <w:rPr>
+          <w:rFonts w:ascii="Arial" w:cs="Arial" w:eastAsia="Arial" w:hAnsi="Arial"/>
+        </w:rPr>
+        <w:t xml:space="preserve">3.3 Việc cần làm với nhãn và hồ sơ công bố</w:t>
+      </w:r>
+    </w:p>
+    <w:p>
+      <w:pPr>
+        <w:pStyle w:val="ListParagraph"/>
+        <w:numPr>
+          <w:ilvl w:val="0"/>
+          <w:numId w:val="2"/>
+        </w:numPr>
+        <w:spacing w:after="80" w:line="290"/>
+      </w:pPr>
+      <w:r>
+        <w:rPr>
+          <w:rFonts w:ascii="Arial" w:cs="Arial" w:eastAsia="Arial" w:hAnsi="Arial"/>
+        </w:rPr>
+        <w:t xml:space="preserve">Thứ tự INCI trên nhãn phải </w:t>
+      </w:r>
+      <w:r>
+        <w:rPr>
+          <w:rFonts w:ascii="Arial" w:cs="Arial" w:eastAsia="Arial" w:hAnsi="Arial"/>
+          <w:b/>
+          <w:bCs/>
+        </w:rPr>
+        <w:t xml:space="preserve">giảm dần theo nồng độ</w:t>
+      </w:r>
+      <w:r>
+        <w:rPr>
+          <w:rFonts w:ascii="Arial" w:cs="Arial" w:eastAsia="Arial" w:hAnsi="Arial"/>
+        </w:rPr>
+        <w:t xml:space="preserve"> (thành phần dưới 1% được xếp tùy ý). Bảng OEM đang xếp theo danh mục, chưa chắc đúng thứ tự %: yêu cầu OEM xác nhận.</w:t>
+      </w:r>
+    </w:p>
+    <w:p>
+      <w:pPr>
+        <w:pStyle w:val="ListParagraph"/>
+        <w:numPr>
+          <w:ilvl w:val="0"/>
+          <w:numId w:val="2"/>
+        </w:numPr>
+        <w:spacing w:after="80" w:line="290"/>
+      </w:pPr>
+      <w:r>
+        <w:rPr>
+          <w:rFonts w:ascii="Arial" w:cs="Arial" w:eastAsia="Arial" w:hAnsi="Arial"/>
+        </w:rPr>
+        <w:t xml:space="preserve">Sửa 6 tên INCI chưa chuẩn (cột "INCI đề xuất"): Jojoba, Grape Seed, Argan, Amla, tinh dầu bưởi, tinh dầu nghệ, và bỏ phần lặp ở tinh dầu gừng. Nếu hộp đã in tên cũ: sửa ở hồ sơ công bố và lần in kế tiếp.</w:t>
+      </w:r>
+    </w:p>
+    <w:p>
+      <w:pPr>
+        <w:pStyle w:val="ListParagraph"/>
+        <w:numPr>
+          <w:ilvl w:val="0"/>
+          <w:numId w:val="2"/>
+        </w:numPr>
+        <w:spacing w:after="80" w:line="290"/>
+      </w:pPr>
+      <w:r>
+        <w:rPr>
+          <w:rFonts w:ascii="Arial" w:cs="Arial" w:eastAsia="Arial" w:hAnsi="Arial"/>
+        </w:rPr>
+        <w:t xml:space="preserve">Chất gây dị ứng hương (limonene, linalool, có thể có citral, geraniol, eugenol…) sinh ra từ tinh dầu phải ghi nhãn khi vượt ngưỡng cho sản phẩm rửa trôi theo Phụ lục ASEAN: xin bảng allergen từ nhà cung cấp tinh dầu.</w:t>
+      </w:r>
+    </w:p>
+    <w:p>
+      <w:pPr>
+        <w:pStyle w:val="ListParagraph"/>
+        <w:numPr>
+          <w:ilvl w:val="0"/>
+          <w:numId w:val="2"/>
+        </w:numPr>
+        <w:spacing w:after="80" w:line="290"/>
+      </w:pPr>
+      <w:r>
+        <w:rPr>
+          <w:rFonts w:ascii="Arial" w:cs="Arial" w:eastAsia="Arial" w:hAnsi="Arial"/>
+        </w:rPr>
+        <w:t xml:space="preserve">Tinh dầu vỏ cam chanh có thể gây nhạy sáng; sản phẩm này rửa trôi nên rủi ro thấp, nhưng nên giữ trong hồ sơ an toàn (đánh giá an toàn sản phẩm của OEM).</w:t>
+      </w:r>
+    </w:p>
+    <w:p>
+      <w:pPr>
+        <w:pStyle w:val="ListParagraph"/>
+        <w:numPr>
+          <w:ilvl w:val="0"/>
+          <w:numId w:val="2"/>
+        </w:numPr>
+        <w:spacing w:after="80" w:line="290"/>
+      </w:pPr>
+      <w:r>
+        <w:rPr>
+          <w:rFonts w:ascii="Arial" w:cs="Arial" w:eastAsia="Arial" w:hAnsi="Arial"/>
+        </w:rPr>
+        <w:t xml:space="preserve">Dầu sachi, hạt nho, hướng dương nhiều acid béo không no: in hạn dùng sau mở nắp (gợi ý 6–12 tháng, OEM xác nhận), khuyên đậy kín, tránh nắng.</w:t>
+      </w:r>
+    </w:p>
+    <w:tbl>
+      <w:tblPr>
+        <w:tblW w:type="dxa" w:w="9638"/>
+        <w:tblBorders>
+          <w:top w:val="single" w:color="auto" w:sz="4"/>
+          <w:left w:val="single" w:color="auto" w:sz="4"/>
+          <w:bottom w:val="single" w:color="auto" w:sz="4"/>
+          <w:right w:val="single" w:color="auto" w:sz="4"/>
+          <w:insideH w:val="single" w:color="auto" w:sz="4"/>
+          <w:insideV w:val="single" w:color="auto" w:sz="4"/>
+        </w:tblBorders>
+      </w:tblPr>
+      <w:tblGrid>
+        <w:gridCol w:w="2600"/>
+        <w:gridCol w:w="7038"/>
+      </w:tblGrid>
+      <w:tr>
+        <w:trPr>
+          <w:tblHeader/>
+        </w:trPr>
+        <w:tc>
+          <w:tcPr>
+            <w:tcW w:type="dxa" w:w="2600"/>
+            <w:tcBorders>
+              <w:top w:val="single" w:color="D9C3CB" w:sz="4"/>
+              <w:left w:val="single" w:color="D9C3CB" w:sz="4"/>
+              <w:bottom w:val="single" w:color="D9C3CB" w:sz="4"/>
+              <w:right w:val="single" w:color="D9C3CB" w:sz="4"/>
+            </w:tcBorders>
+            <w:shd w:fill="56061D" w:color="auto" w:val="clear"/>
+            <w:tcMar>
+              <w:top w:type="dxa" w:w="70"/>
+              <w:left w:type="dxa" w:w="100"/>
+              <w:bottom w:type="dxa" w:w="70"/>
+              <w:right w:type="dxa" w:w="100"/>
+            </w:tcMar>
+          </w:tcPr>
+          <w:p>
+            <w:pPr>
+              <w:spacing w:after="40" w:line="264"/>
+            </w:pPr>
+            <w:r>
+              <w:rPr>
+                <w:rFonts w:ascii="Arial" w:cs="Arial" w:eastAsia="Arial" w:hAnsi="Arial"/>
+                <w:b/>
+                <w:bCs/>
+                <w:color w:val="FFFFFF"/>
+                <w:sz w:val="18"/>
+                <w:szCs w:val="18"/>
+              </w:rPr>
+              <w:t xml:space="preserve">Thông tin sử dụng</w:t>
+            </w:r>
+          </w:p>
+        </w:tc>
+        <w:tc>
+          <w:tcPr>
+            <w:tcW w:type="dxa" w:w="7038"/>
+            <w:tcBorders>
+              <w:top w:val="single" w:color="D9C3CB" w:sz="4"/>
+              <w:left w:val="single" w:color="D9C3CB" w:sz="4"/>
+              <w:bottom w:val="single" w:color="D9C3CB" w:sz="4"/>
+              <w:right w:val="single" w:color="D9C3CB" w:sz="4"/>
+            </w:tcBorders>
+            <w:shd w:fill="56061D" w:color="auto" w:val="clear"/>
+            <w:tcMar>
+              <w:top w:type="dxa" w:w="70"/>
+              <w:left w:type="dxa" w:w="100"/>
+              <w:bottom w:type="dxa" w:w="70"/>
+              <w:right w:type="dxa" w:w="100"/>
+            </w:tcMar>
+          </w:tcPr>
+          <w:p>
+            <w:pPr>
+              <w:spacing w:after="40" w:line="264"/>
+            </w:pPr>
+            <w:r>
+              <w:rPr>
+                <w:rFonts w:ascii="Arial" w:cs="Arial" w:eastAsia="Arial" w:hAnsi="Arial"/>
+                <w:b/>
+                <w:bCs/>
+                <w:color w:val="FFFFFF"/>
+                <w:sz w:val="18"/>
+                <w:szCs w:val="18"/>
+              </w:rPr>
+              <w:t xml:space="preserve">Nội dung (khớp với HDSD in trên hộp)</w:t>
+            </w:r>
+          </w:p>
+        </w:tc>
+      </w:tr>
+      <w:tr>
+        <w:tc>
+          <w:tcPr>
+            <w:tcW w:type="dxa" w:w="2600"/>
+            <w:tcBorders>
+              <w:top w:val="single" w:color="D9C3CB" w:sz="4"/>
+              <w:left w:val="single" w:color="D9C3CB" w:sz="4"/>
+              <w:bottom w:val="single" w:color="D9C3CB" w:sz="4"/>
+              <w:right w:val="single" w:color="D9C3CB" w:sz="4"/>
+            </w:tcBorders>
+            <w:shd w:fill="F6E3EA" w:color="auto" w:val="clear"/>
+            <w:tcMar>
+              <w:top w:type="dxa" w:w="70"/>
+              <w:left w:type="dxa" w:w="100"/>
+              <w:bottom w:type="dxa" w:w="70"/>
+              <w:right w:type="dxa" w:w="100"/>
+            </w:tcMar>
+          </w:tcPr>
+          <w:p>
+            <w:pPr>
+              <w:spacing w:after="40" w:line="264"/>
+            </w:pPr>
+            <w:r>
+              <w:rPr>
+                <w:rFonts w:ascii="Arial" w:cs="Arial" w:eastAsia="Arial" w:hAnsi="Arial"/>
+                <w:b/>
+                <w:bCs/>
+                <w:sz w:val="18"/>
+                <w:szCs w:val="18"/>
+              </w:rPr>
+              <w:t xml:space="preserve">Cách dùng chuẩn</w:t>
+            </w:r>
+          </w:p>
+        </w:tc>
+        <w:tc>
+          <w:tcPr>
+            <w:tcW w:type="dxa" w:w="7038"/>
+            <w:tcBorders>
+              <w:top w:val="single" w:color="D9C3CB" w:sz="4"/>
+              <w:left w:val="single" w:color="D9C3CB" w:sz="4"/>
+              <w:bottom w:val="single" w:color="D9C3CB" w:sz="4"/>
+              <w:right w:val="single" w:color="D9C3CB" w:sz="4"/>
+            </w:tcBorders>
+            <w:shd w:fill="FFF5F9" w:color="auto" w:val="clear"/>
+            <w:tcMar>
+              <w:top w:type="dxa" w:w="70"/>
+              <w:left w:type="dxa" w:w="100"/>
+              <w:bottom w:type="dxa" w:w="70"/>
+              <w:right w:type="dxa" w:w="100"/>
+            </w:tcMar>
+          </w:tcPr>
+          <w:p>
+            <w:pPr>
+              <w:spacing w:after="40" w:line="264"/>
+            </w:pPr>
+            <w:r>
+              <w:rPr>
+                <w:rFonts w:ascii="Arial" w:cs="Arial" w:eastAsia="Arial" w:hAnsi="Arial"/>
+                <w:b w:val="false"/>
+                <w:bCs w:val="false"/>
+                <w:sz w:val="18"/>
+                <w:szCs w:val="18"/>
+              </w:rPr>
+              <w:t xml:space="preserve">Rẽ ngôi, chấm lên da đầu khô, massage nhẹ 3–5 phút (cảm giác mát của bạc hà), để 10–15 phút. </w:t>
+            </w:r>
+            <w:r>
+              <w:rPr>
+                <w:rFonts w:ascii="Arial" w:cs="Arial" w:eastAsia="Arial" w:hAnsi="Arial"/>
+                <w:b w:val="false"/>
+                <w:bCs w:val="false"/>
+                <w:sz w:val="18"/>
+                <w:szCs w:val="18"/>
+              </w:rPr>
+              <w:t xml:space="preserve">Gội: thoa sữa gội lên tóc còn khô, xoa đều để sữa gội nhũ hóa lớp dầu, rồi mới làm ướt và xả.</w:t>
+            </w:r>
+            <w:r>
+              <w:rPr>
+                <w:rFonts w:ascii="Arial" w:cs="Arial" w:eastAsia="Arial" w:hAnsi="Arial"/>
+                <w:b w:val="false"/>
+                <w:bCs w:val="false"/>
+                <w:sz w:val="18"/>
+                <w:szCs w:val="18"/>
+              </w:rPr>
+              <w:t xml:space="preserve"> Tóc dày hoặc dùng nhiều thì gội lần 2.</w:t>
+            </w:r>
+          </w:p>
+        </w:tc>
+      </w:tr>
+      <w:tr>
+        <w:tc>
+          <w:tcPr>
+            <w:tcW w:type="dxa" w:w="2600"/>
+            <w:tcBorders>
+              <w:top w:val="single" w:color="D9C3CB" w:sz="4"/>
+              <w:left w:val="single" w:color="D9C3CB" w:sz="4"/>
+              <w:bottom w:val="single" w:color="D9C3CB" w:sz="4"/>
+              <w:right w:val="single" w:color="D9C3CB" w:sz="4"/>
+            </w:tcBorders>
+            <w:shd w:fill="F6E3EA" w:color="auto" w:val="clear"/>
+            <w:tcMar>
+              <w:top w:type="dxa" w:w="70"/>
+              <w:left w:type="dxa" w:w="100"/>
+              <w:bottom w:type="dxa" w:w="70"/>
+              <w:right w:type="dxa" w:w="100"/>
+            </w:tcMar>
+          </w:tcPr>
+          <w:p>
+            <w:pPr>
+              <w:spacing w:after="40" w:line="264"/>
+            </w:pPr>
+            <w:r>
+              <w:rPr>
+                <w:rFonts w:ascii="Arial" w:cs="Arial" w:eastAsia="Arial" w:hAnsi="Arial"/>
+                <w:b/>
+                <w:bCs/>
+                <w:sz w:val="18"/>
+                <w:szCs w:val="18"/>
+              </w:rPr>
+              <w:t xml:space="preserve">Tần suất</w:t>
+            </w:r>
+          </w:p>
+        </w:tc>
+        <w:tc>
+          <w:tcPr>
+            <w:tcW w:type="dxa" w:w="7038"/>
+            <w:tcBorders>
+              <w:top w:val="single" w:color="D9C3CB" w:sz="4"/>
+              <w:left w:val="single" w:color="D9C3CB" w:sz="4"/>
+              <w:bottom w:val="single" w:color="D9C3CB" w:sz="4"/>
+              <w:right w:val="single" w:color="D9C3CB" w:sz="4"/>
+            </w:tcBorders>
+            <w:shd w:fill="FFFFFF" w:color="auto" w:val="clear"/>
+            <w:tcMar>
+              <w:top w:type="dxa" w:w="70"/>
+              <w:left w:type="dxa" w:w="100"/>
+              <w:bottom w:type="dxa" w:w="70"/>
+              <w:right w:type="dxa" w:w="100"/>
+            </w:tcMar>
+          </w:tcPr>
+          <w:p>
+            <w:pPr>
+              <w:spacing w:after="40" w:line="264"/>
+            </w:pPr>
+            <w:r>
+              <w:rPr>
+                <w:rFonts w:ascii="Arial" w:cs="Arial" w:eastAsia="Arial" w:hAnsi="Arial"/>
+                <w:b w:val="false"/>
+                <w:bCs w:val="false"/>
+                <w:sz w:val="18"/>
+                <w:szCs w:val="18"/>
+              </w:rPr>
+              <w:t xml:space="preserve">2–3 lần/tuần trong 4 tuần đầu, sau đó 1–2 lần/tuần (theo SOP hiện tại; đối chiếu HDSD)</w:t>
+            </w:r>
+          </w:p>
+        </w:tc>
+      </w:tr>
+      <w:tr>
+        <w:tc>
+          <w:tcPr>
+            <w:tcW w:type="dxa" w:w="2600"/>
+            <w:tcBorders>
+              <w:top w:val="single" w:color="D9C3CB" w:sz="4"/>
+              <w:left w:val="single" w:color="D9C3CB" w:sz="4"/>
+              <w:bottom w:val="single" w:color="D9C3CB" w:sz="4"/>
+              <w:right w:val="single" w:color="D9C3CB" w:sz="4"/>
+            </w:tcBorders>
+            <w:shd w:fill="F6E3EA" w:color="auto" w:val="clear"/>
+            <w:tcMar>
+              <w:top w:type="dxa" w:w="70"/>
+              <w:left w:type="dxa" w:w="100"/>
+              <w:bottom w:type="dxa" w:w="70"/>
+              <w:right w:type="dxa" w:w="100"/>
+            </w:tcMar>
+          </w:tcPr>
+          <w:p>
+            <w:pPr>
+              <w:spacing w:after="40" w:line="264"/>
+            </w:pPr>
+            <w:r>
+              <w:rPr>
+                <w:rFonts w:ascii="Arial" w:cs="Arial" w:eastAsia="Arial" w:hAnsi="Arial"/>
+                <w:b/>
+                <w:bCs/>
+                <w:sz w:val="18"/>
+                <w:szCs w:val="18"/>
+              </w:rPr>
+              <w:t xml:space="preserve">Ai nên thận trọng</w:t>
+            </w:r>
+          </w:p>
+        </w:tc>
+        <w:tc>
+          <w:tcPr>
+            <w:tcW w:type="dxa" w:w="7038"/>
+            <w:tcBorders>
+              <w:top w:val="single" w:color="D9C3CB" w:sz="4"/>
+              <w:left w:val="single" w:color="D9C3CB" w:sz="4"/>
+              <w:bottom w:val="single" w:color="D9C3CB" w:sz="4"/>
+              <w:right w:val="single" w:color="D9C3CB" w:sz="4"/>
+            </w:tcBorders>
+            <w:shd w:fill="FFF5F9" w:color="auto" w:val="clear"/>
+            <w:tcMar>
+              <w:top w:type="dxa" w:w="70"/>
+              <w:left w:type="dxa" w:w="100"/>
+              <w:bottom w:type="dxa" w:w="70"/>
+              <w:right w:type="dxa" w:w="100"/>
+            </w:tcMar>
+          </w:tcPr>
+          <w:p>
+            <w:pPr>
+              <w:spacing w:after="40" w:line="264"/>
+            </w:pPr>
+            <w:r>
+              <w:rPr>
+                <w:rFonts w:ascii="Arial" w:cs="Arial" w:eastAsia="Arial" w:hAnsi="Arial"/>
+                <w:b w:val="false"/>
+                <w:bCs w:val="false"/>
+                <w:sz w:val="18"/>
+                <w:szCs w:val="18"/>
+              </w:rPr>
+              <w:t xml:space="preserve">Da đầu đang có vết thương hoặc viêm; người dị ứng tinh dầu (sản phẩm có 7 loại); mẹ bầu, mẹ cho con bú, người có bệnh da nên hỏi bác sĩ; không dùng cho trẻ nhỏ. Luôn thử sau tai 24 giờ. Tránh để dính vào mắt (bạc hà gây cay).</w:t>
+            </w:r>
+          </w:p>
+        </w:tc>
+      </w:tr>
+      <w:tr>
+        <w:tc>
+          <w:tcPr>
+            <w:tcW w:type="dxa" w:w="2600"/>
+            <w:tcBorders>
+              <w:top w:val="single" w:color="D9C3CB" w:sz="4"/>
+              <w:left w:val="single" w:color="D9C3CB" w:sz="4"/>
+              <w:bottom w:val="single" w:color="D9C3CB" w:sz="4"/>
+              <w:right w:val="single" w:color="D9C3CB" w:sz="4"/>
+            </w:tcBorders>
+            <w:shd w:fill="F6E3EA" w:color="auto" w:val="clear"/>
+            <w:tcMar>
+              <w:top w:type="dxa" w:w="70"/>
+              <w:left w:type="dxa" w:w="100"/>
+              <w:bottom w:type="dxa" w:w="70"/>
+              <w:right w:type="dxa" w:w="100"/>
+            </w:tcMar>
+          </w:tcPr>
+          <w:p>
+            <w:pPr>
+              <w:spacing w:after="40" w:line="264"/>
+            </w:pPr>
+            <w:r>
+              <w:rPr>
+                <w:rFonts w:ascii="Arial" w:cs="Arial" w:eastAsia="Arial" w:hAnsi="Arial"/>
+                <w:b/>
+                <w:bCs/>
+                <w:sz w:val="18"/>
+                <w:szCs w:val="18"/>
+              </w:rPr>
+              <w:t xml:space="preserve">Điều sản phẩm KHÔNG làm</w:t>
+            </w:r>
+          </w:p>
+        </w:tc>
+        <w:tc>
+          <w:tcPr>
+            <w:tcW w:type="dxa" w:w="7038"/>
+            <w:tcBorders>
+              <w:top w:val="single" w:color="D9C3CB" w:sz="4"/>
+              <w:left w:val="single" w:color="D9C3CB" w:sz="4"/>
+              <w:bottom w:val="single" w:color="D9C3CB" w:sz="4"/>
+              <w:right w:val="single" w:color="D9C3CB" w:sz="4"/>
+            </w:tcBorders>
+            <w:shd w:fill="FFFFFF" w:color="auto" w:val="clear"/>
+            <w:tcMar>
+              <w:top w:type="dxa" w:w="70"/>
+              <w:left w:type="dxa" w:w="100"/>
+              <w:bottom w:type="dxa" w:w="70"/>
+              <w:right w:type="dxa" w:w="100"/>
+            </w:tcMar>
+          </w:tcPr>
+          <w:p>
+            <w:pPr>
+              <w:spacing w:after="40" w:line="264"/>
+            </w:pPr>
+            <w:r>
+              <w:rPr>
+                <w:rFonts w:ascii="Arial" w:cs="Arial" w:eastAsia="Arial" w:hAnsi="Arial"/>
+                <w:b w:val="false"/>
+                <w:bCs w:val="false"/>
+                <w:sz w:val="18"/>
+                <w:szCs w:val="18"/>
+              </w:rPr>
+              <w:t xml:space="preserve">Không điều trị rụng tóc, hói, gàu hay bệnh da đầu; không thay thế thăm khám da liễu.</w:t>
+            </w:r>
+          </w:p>
+        </w:tc>
+      </w:tr>
+    </w:tbl>
+    <w:p>
+      <w:pPr>
+        <w:spacing w:after="120"/>
+      </w:pPr>
+    </w:p>
+    <w:p>
+      <w:pPr>
+        <w:pStyle w:val="Heading2"/>
+      </w:pPr>
+      <w:r>
+        <w:rPr>
+          <w:rFonts w:ascii="Arial" w:cs="Arial" w:eastAsia="Arial" w:hAnsi="Arial"/>
+        </w:rPr>
+        <w:t xml:space="preserve">3.4 SKU4 · Tinh chất hoàn thiện đuôi tóc (leave-in)</w:t>
       </w:r>
     </w:p>
     <w:tbl>
@@ -5791,7 +10637,7 @@
                 <w:sz w:val="18"/>
                 <w:szCs w:val="18"/>
               </w:rPr>
-              <w:t xml:space="preserve">Nêu đúng tên thành phần có trong INCI · "Có chiết xuất Amla, cám gạo, hương thảo…" · "Có vitamin E"</w:t>
+              <w:t xml:space="preserve">Nêu đúng tên thành phần có trong INCI · "22 thành phần: 9 dầu thực vật, 7 tinh dầu, Bakuchiol, Bisabolol, vitamin E" · "Không silicone, không paraben, không dùng hương liệu tổng hợp" (đúng theo bảng 24/09/2026, nói như thông tin, không chê sản phẩm khác) · "Mát lạnh từ tinh dầu bạc hà" · "Hương bưởi da xanh"</w:t>
             </w:r>
           </w:p>
         </w:tc>
@@ -5822,7 +10668,7 @@
                 <w:sz w:val="18"/>
                 <w:szCs w:val="18"/>
               </w:rPr>
-              <w:t xml:space="preserve">"Không silicone, không paraben, không cồn khô": chỉ khi INCI cuối đúng như vậy; không chê sản phẩm khác · "Không hương liệu tổng hợp": chỉ khi INCI không có Parfum · "Bakuchiol": chỉ khi INCI ghi Bakuchiol, không gọi chiết xuất Bakuchi là Bakuchiol</w:t>
+              <w:t xml:space="preserve">"Không chất bảo quản": đúng vì công thức khan, nhưng chỉ nói kèm lý do "vì không chứa nước" · "X% nguồn gốc tự nhiên": cần tính theo ISO 16128 · "Nhẹ, không bết": cần test người dùng · Kể công dụng truyền thống của amla, neem, bưởi: chỉ ở dạng câu chuyện văn hóa, không gắn với kết quả trên tóc</w:t>
             </w:r>
           </w:p>
         </w:tc>
@@ -5853,7 +10699,7 @@
                 <w:sz w:val="18"/>
                 <w:szCs w:val="18"/>
               </w:rPr>
-              <w:t xml:space="preserve">"Retinol thực vật", "thay thế retinol" · "Nồng độ lâm sàng", "clinical dose" · "Thành phần độc quyền" (khi không có)</w:t>
+              <w:t xml:space="preserve">"100% thiên nhiên" · "Retinol thực vật", "thay thế retinol" · "Tinh dầu hương thảo mọc tóc như minoxidil" · "Tràm trà, neem trị gàu" · "Gặp nước chuyển trắng sữa" (công thức không có chất nhũ hóa) · "Nồng độ lâm sàng", "clinical dose" · "Thành phần độc quyền" (khi không có)</w:t>
             </w:r>
           </w:p>
         </w:tc>
@@ -11893,7 +16739,7 @@
         <w:sz w:val="16"/>
         <w:szCs w:val="16"/>
       </w:rPr>
-      <w:t xml:space="preserve">DS Corporation · Nội bộ · Trang </w:t>
+      <w:t xml:space="preserve">Dosie's Care · Trang </w:t>
     </w:r>
     <w:r>
       <w:rPr>
@@ -12076,6 +16922,12 @@
   </w:abstractNum>
   <w:num w:numId="1">
     <w:abstractNumId w:val="1"/>
+    <w:lvlOverride w:ilvl="0">
+      <w:startOverride w:val="1"/>
+    </w:lvlOverride>
+  </w:num>
+  <w:num w:numId="2">
+    <w:abstractNumId w:val="2"/>
     <w:lvlOverride w:ilvl="0">
       <w:startOverride w:val="1"/>
     </w:lvlOverride>
